--- a/hin/docx/55.content.docx
+++ b/hin/docx/55.content.docx
@@ -10367,18 +10367,12 @@
         </w:rPr>
         <w:t xml:space="preserve">| आप इसको आशीर्वाद या प्रार्थना के रूप में दर्शा सकते हैं,आपकी भाषा में जो भी अधिक स्वाभाविक हो! देखें कि आपने इसका अनुवाद </w:t>
       </w:r>
-      <w:hyperlink r:id="rId13">
-        <w:r>
-          <w:rPr>
-            <w:lang w:val="hi_IN" w:bidi="hi_IN"/>
-          </w:rPr>
-          <w:rPr>
-            <w:color w:val="0000EE"/>
-            <w:u w:val="single"/>
-          </w:rPr>
-          <w:t>1:16</w:t>
-        </w:r>
-      </w:hyperlink>
+      <w:r>
+        <w:rPr>
+          <w:lang w:val="hi_IN" w:bidi="hi_IN"/>
+        </w:rPr>
+        <w:t>1:16</w:t>
+      </w:r>
       <w:r>
         <w:rPr>
           <w:lang w:val="hi_IN" w:bidi="hi_IN"/>
@@ -10953,18 +10947,12 @@
         </w:rPr>
         <w:t xml:space="preserve"> शब्द परिचय दे सकता है: (1) </w:t>
       </w:r>
-      <w:hyperlink r:id="rId14">
-        <w:r>
-          <w:rPr>
-            <w:lang w:val="hi_IN" w:bidi="hi_IN"/>
-          </w:rPr>
-          <w:rPr>
-            <w:color w:val="0000EE"/>
-            <w:u w:val="single"/>
-          </w:rPr>
-          <w:t>1:15–18</w:t>
-        </w:r>
-      </w:hyperlink>
+      <w:r>
+        <w:rPr>
+          <w:lang w:val="hi_IN" w:bidi="hi_IN"/>
+        </w:rPr>
+        <w:t>1:15–18</w:t>
+      </w:r>
       <w:r>
         <w:rPr>
           <w:lang w:val="hi_IN" w:bidi="hi_IN"/>
@@ -16591,18 +16579,12 @@
         </w:rPr>
         <w:t xml:space="preserve"> शब्द धर्म सिद्धांत के कथन का सन्दर्भ देता है जो आनेवाला है| देखें कि आपने इस शब्द का अनुवाद </w:t>
       </w:r>
-      <w:hyperlink r:id="rId15">
-        <w:r>
-          <w:rPr>
-            <w:lang w:val="hi_IN" w:bidi="hi_IN"/>
-          </w:rPr>
-          <w:rPr>
-            <w:color w:val="0000EE"/>
-            <w:u w:val="single"/>
-          </w:rPr>
-          <w:t>1 तीमुथियुस 1:15</w:t>
-        </w:r>
-      </w:hyperlink>
+      <w:r>
+        <w:rPr>
+          <w:lang w:val="hi_IN" w:bidi="hi_IN"/>
+        </w:rPr>
+        <w:t>1 तीमुथियुस 1:15</w:t>
+      </w:r>
       <w:r>
         <w:rPr>
           <w:lang w:val="hi_IN" w:bidi="hi_IN"/>
@@ -16687,36 +16669,24 @@
         </w:rPr>
         <w:t xml:space="preserve">यह सम्भवतः एक भजन या कविता का आरम्भ है जिसे पौलुस उद्धरित कर रहा है। यदि आपकी भाषा में संकेत देने का तरीका है कि यह कविता है, जैसे एकांकी छंदों को अलग-अलग पंक्तियों में रखना तो आप इसका प्रयोग यहाँ और </w:t>
       </w:r>
-      <w:hyperlink r:id="rId16">
-        <w:r>
-          <w:rPr>
-            <w:lang w:val="hi_IN" w:bidi="hi_IN"/>
-          </w:rPr>
-          <w:rPr>
-            <w:color w:val="0000EE"/>
-            <w:u w:val="single"/>
-          </w:rPr>
-          <w:t>2:12</w:t>
-        </w:r>
-      </w:hyperlink>
+      <w:r>
+        <w:rPr>
+          <w:lang w:val="hi_IN" w:bidi="hi_IN"/>
+        </w:rPr>
+        <w:t>2:12</w:t>
+      </w:r>
       <w:r>
         <w:rPr>
           <w:lang w:val="hi_IN" w:bidi="hi_IN"/>
         </w:rPr>
         <w:t xml:space="preserve"> तथा </w:t>
       </w:r>
-      <w:hyperlink r:id="rId17">
-        <w:r>
-          <w:rPr>
-            <w:lang w:val="hi_IN" w:bidi="hi_IN"/>
-          </w:rPr>
-          <w:rPr>
-            <w:color w:val="0000EE"/>
-            <w:u w:val="single"/>
-          </w:rPr>
-          <w:t>2:13</w:t>
-        </w:r>
-      </w:hyperlink>
+      <w:r>
+        <w:rPr>
+          <w:lang w:val="hi_IN" w:bidi="hi_IN"/>
+        </w:rPr>
+        <w:t>2:13</w:t>
+      </w:r>
       <w:r>
         <w:rPr>
           <w:lang w:val="hi_IN" w:bidi="hi_IN"/>
@@ -17130,36 +17100,24 @@
         </w:rPr>
         <w:t xml:space="preserve">"पौलुस इस वाक्यांश के द्वारा अपरोक्ष उद्धरण देता है| इस पद के शेष भाग में और </w:t>
       </w:r>
-      <w:hyperlink r:id="rId16">
-        <w:r>
-          <w:rPr>
-            <w:lang w:val="hi_IN" w:bidi="hi_IN"/>
-          </w:rPr>
-          <w:rPr>
-            <w:color w:val="0000EE"/>
-            <w:u w:val="single"/>
-          </w:rPr>
-          <w:t>2:12</w:t>
-        </w:r>
-      </w:hyperlink>
+      <w:r>
+        <w:rPr>
+          <w:lang w:val="hi_IN" w:bidi="hi_IN"/>
+        </w:rPr>
+        <w:t>2:12</w:t>
+      </w:r>
       <w:r>
         <w:rPr>
           <w:lang w:val="hi_IN" w:bidi="hi_IN"/>
         </w:rPr>
         <w:t xml:space="preserve"> तथा </w:t>
       </w:r>
-      <w:hyperlink r:id="rId17">
-        <w:r>
-          <w:rPr>
-            <w:lang w:val="hi_IN" w:bidi="hi_IN"/>
-          </w:rPr>
-          <w:rPr>
-            <w:color w:val="0000EE"/>
-            <w:u w:val="single"/>
-          </w:rPr>
-          <w:t>2:13</w:t>
-        </w:r>
-      </w:hyperlink>
+      <w:r>
+        <w:rPr>
+          <w:lang w:val="hi_IN" w:bidi="hi_IN"/>
+        </w:rPr>
+        <w:t>2:13</w:t>
+      </w:r>
       <w:r>
         <w:rPr>
           <w:lang w:val="hi_IN" w:bidi="hi_IN"/>
@@ -18000,36 +17958,24 @@
         </w:rPr>
         <w:t xml:space="preserve"> वाक्यांश पौलुस द्वारा पहले लिखी गई बातों को सन्दर्भित करती हैं। इसमें </w:t>
       </w:r>
-      <w:hyperlink r:id="rId18">
-        <w:r>
-          <w:rPr>
-            <w:lang w:val="hi_IN" w:bidi="hi_IN"/>
-          </w:rPr>
-          <w:rPr>
-            <w:color w:val="0000EE"/>
-            <w:u w:val="single"/>
-          </w:rPr>
-          <w:t>2:11–13</w:t>
-        </w:r>
-      </w:hyperlink>
+      <w:r>
+        <w:rPr>
+          <w:lang w:val="hi_IN" w:bidi="hi_IN"/>
+        </w:rPr>
+        <w:t>2:11–13</w:t>
+      </w:r>
       <w:r>
         <w:rPr>
           <w:lang w:val="hi_IN" w:bidi="hi_IN"/>
         </w:rPr>
         <w:t xml:space="preserve"> और सम्भवतः </w:t>
       </w:r>
-      <w:hyperlink r:id="rId19">
-        <w:r>
-          <w:rPr>
-            <w:lang w:val="hi_IN" w:bidi="hi_IN"/>
-          </w:rPr>
-          <w:rPr>
-            <w:color w:val="0000EE"/>
-            <w:u w:val="single"/>
-          </w:rPr>
-          <w:t>2:1–10</w:t>
-        </w:r>
-      </w:hyperlink>
+      <w:r>
+        <w:rPr>
+          <w:lang w:val="hi_IN" w:bidi="hi_IN"/>
+        </w:rPr>
+        <w:t>2:1–10</w:t>
+      </w:r>
       <w:r>
         <w:rPr>
           <w:lang w:val="hi_IN" w:bidi="hi_IN"/>
@@ -18949,36 +18895,24 @@
         </w:rPr>
         <w:t xml:space="preserve"> होता है तब यात्री सीधे अपने गंतव्य तक चले जाते हैं| इसके विपरीत निरर्थक विवाद जिसकी चर्चा पौलुस ने </w:t>
       </w:r>
-      <w:hyperlink r:id="rId20">
-        <w:r>
-          <w:rPr>
-            <w:lang w:val="hi_IN" w:bidi="hi_IN"/>
-          </w:rPr>
-          <w:rPr>
-            <w:color w:val="0000EE"/>
-            <w:u w:val="single"/>
-          </w:rPr>
-          <w:t>2:14</w:t>
-        </w:r>
-      </w:hyperlink>
+      <w:r>
+        <w:rPr>
+          <w:lang w:val="hi_IN" w:bidi="hi_IN"/>
+        </w:rPr>
+        <w:t>2:14</w:t>
+      </w:r>
       <w:r>
         <w:rPr>
           <w:lang w:val="hi_IN" w:bidi="hi_IN"/>
         </w:rPr>
         <w:t xml:space="preserve"> और </w:t>
       </w:r>
-      <w:hyperlink r:id="rId21">
-        <w:r>
-          <w:rPr>
-            <w:lang w:val="hi_IN" w:bidi="hi_IN"/>
-          </w:rPr>
-          <w:rPr>
-            <w:color w:val="0000EE"/>
-            <w:u w:val="single"/>
-          </w:rPr>
-          <w:t>2:16</w:t>
-        </w:r>
-      </w:hyperlink>
+      <w:r>
+        <w:rPr>
+          <w:lang w:val="hi_IN" w:bidi="hi_IN"/>
+        </w:rPr>
+        <w:t>2:16</w:t>
+      </w:r>
       <w:r>
         <w:rPr>
           <w:lang w:val="hi_IN" w:bidi="hi_IN"/>
@@ -19456,18 +19390,12 @@
         </w:rPr>
         <w:t xml:space="preserve"> के साथ कैसे व्यवहार करना चाहिए, जबकि इसके विपरीत उन्हें “सत्य के वचन” (</w:t>
       </w:r>
-      <w:hyperlink r:id="rId22">
-        <w:r>
-          <w:rPr>
-            <w:lang w:val="hi_IN" w:bidi="hi_IN"/>
-          </w:rPr>
-          <w:rPr>
-            <w:color w:val="0000EE"/>
-            <w:u w:val="single"/>
-          </w:rPr>
-          <w:t>2:15</w:t>
-        </w:r>
-      </w:hyperlink>
+      <w:r>
+        <w:rPr>
+          <w:lang w:val="hi_IN" w:bidi="hi_IN"/>
+        </w:rPr>
+        <w:t>2:15</w:t>
+      </w:r>
       <w:r>
         <w:rPr>
           <w:lang w:val="hi_IN" w:bidi="hi_IN"/>
@@ -19738,18 +19666,12 @@
         </w:rPr>
         <w:t xml:space="preserve"> को बोलते और सुनते हैं। जब पौलुस </w:t>
       </w:r>
-      <w:hyperlink r:id="rId23">
-        <w:r>
-          <w:rPr>
-            <w:lang w:val="hi_IN" w:bidi="hi_IN"/>
-          </w:rPr>
-          <w:rPr>
-            <w:color w:val="0000EE"/>
-            <w:u w:val="single"/>
-          </w:rPr>
-          <w:t>2:17</w:t>
-        </w:r>
-      </w:hyperlink>
+      <w:r>
+        <w:rPr>
+          <w:lang w:val="hi_IN" w:bidi="hi_IN"/>
+        </w:rPr>
+        <w:t>2:17</w:t>
+      </w:r>
       <w:r>
         <w:rPr>
           <w:lang w:val="hi_IN" w:bidi="hi_IN"/>
@@ -22829,36 +22751,24 @@
         </w:rPr>
         <w:t xml:space="preserve"> का सन्दर्भ हो सकता है: (1) जो पौलुस ने </w:t>
       </w:r>
-      <w:hyperlink r:id="rId24">
-        <w:r>
-          <w:rPr>
-            <w:lang w:val="hi_IN" w:bidi="hi_IN"/>
-          </w:rPr>
-          <w:rPr>
-            <w:color w:val="0000EE"/>
-            <w:u w:val="single"/>
-          </w:rPr>
-          <w:t>2:16–18</w:t>
-        </w:r>
-      </w:hyperlink>
+      <w:r>
+        <w:rPr>
+          <w:lang w:val="hi_IN" w:bidi="hi_IN"/>
+        </w:rPr>
+        <w:t>2:16–18</w:t>
+      </w:r>
       <w:r>
         <w:rPr>
           <w:lang w:val="hi_IN" w:bidi="hi_IN"/>
         </w:rPr>
         <w:t xml:space="preserve"> में कहा है कि झूठे शिक्षक क्या करते और कहते हैं। तब विशेष ध्यान, अभक्ति और झूठी शिक्षा पर है। वैकल्पिक अनुवाद: “अभक्ति और झूठी शिक्षा से” या “इन अभक्ति बातों से” (2) अनादर के पात्र जिनका पौलुस ने </w:t>
       </w:r>
-      <w:hyperlink r:id="rId25">
-        <w:r>
-          <w:rPr>
-            <w:lang w:val="hi_IN" w:bidi="hi_IN"/>
-          </w:rPr>
-          <w:rPr>
-            <w:color w:val="0000EE"/>
-            <w:u w:val="single"/>
-          </w:rPr>
-          <w:t>2:20</w:t>
-        </w:r>
-      </w:hyperlink>
+      <w:r>
+        <w:rPr>
+          <w:lang w:val="hi_IN" w:bidi="hi_IN"/>
+        </w:rPr>
+        <w:t>2:20</w:t>
+      </w:r>
       <w:r>
         <w:rPr>
           <w:lang w:val="hi_IN" w:bidi="hi_IN"/>
@@ -28860,18 +28770,12 @@
         </w:rPr>
         <w:t xml:space="preserve"> शब्द एक कारण प्रस्तुत करता है कि तीमुथियुस को इन लोगों से "परे रहना" है (देखें </w:t>
       </w:r>
-      <w:hyperlink r:id="rId26">
-        <w:r>
-          <w:rPr>
-            <w:lang w:val="hi_IN" w:bidi="hi_IN"/>
-          </w:rPr>
-          <w:rPr>
-            <w:color w:val="0000EE"/>
-            <w:u w:val="single"/>
-          </w:rPr>
-          <w:t>3:5</w:t>
-        </w:r>
-      </w:hyperlink>
+      <w:r>
+        <w:rPr>
+          <w:lang w:val="hi_IN" w:bidi="hi_IN"/>
+        </w:rPr>
+        <w:t>3:5</w:t>
+      </w:r>
       <w:r>
         <w:rPr>
           <w:lang w:val="hi_IN" w:bidi="hi_IN"/>
@@ -29002,18 +28906,12 @@
         </w:rPr>
         <w:t xml:space="preserve"> विशेषण का उपयोग संज्ञा के रूप में कर रहे हैं, जिसका अर्थ वे लोग हैं जिनका वर्णन उन्होंने पिछले वचन में किया है। आपकी भाषा भी विशेषणों का इस तरह से उपयोग कर सकती है। यदि नहीं, तो आप इस शब्द का अनुवाद एक समकक्ष वाक्यांश के साथ कर सकते हैं। देखें कि आपने </w:t>
       </w:r>
-      <w:hyperlink r:id="rId26">
-        <w:r>
-          <w:rPr>
-            <w:lang w:val="hi_IN" w:bidi="hi_IN"/>
-          </w:rPr>
-          <w:rPr>
-            <w:color w:val="0000EE"/>
-            <w:u w:val="single"/>
-          </w:rPr>
-          <w:t>3:5</w:t>
-        </w:r>
-      </w:hyperlink>
+      <w:r>
+        <w:rPr>
+          <w:lang w:val="hi_IN" w:bidi="hi_IN"/>
+        </w:rPr>
+        <w:t>3:5</w:t>
+      </w:r>
       <w:r>
         <w:rPr>
           <w:lang w:val="hi_IN" w:bidi="hi_IN"/>
@@ -30424,18 +30322,12 @@
         </w:rPr>
         <w:t xml:space="preserve">"जैसा </w:t>
       </w:r>
-      <w:hyperlink r:id="rId26">
-        <w:r>
-          <w:rPr>
-            <w:lang w:val="hi_IN" w:bidi="hi_IN"/>
-          </w:rPr>
-          <w:rPr>
-            <w:color w:val="0000EE"/>
-            <w:u w:val="single"/>
-          </w:rPr>
-          <w:t>3:5</w:t>
-        </w:r>
-      </w:hyperlink>
+      <w:r>
+        <w:rPr>
+          <w:lang w:val="hi_IN" w:bidi="hi_IN"/>
+        </w:rPr>
+        <w:t>3:5</w:t>
+      </w:r>
       <w:r>
         <w:rPr>
           <w:lang w:val="hi_IN" w:bidi="hi_IN"/>
@@ -31259,18 +31151,12 @@
         </w:rPr>
         <w:t xml:space="preserve">"यह शब्द इस पद में और </w:t>
       </w:r>
-      <w:hyperlink r:id="rId27">
-        <w:r>
-          <w:rPr>
-            <w:lang w:val="hi_IN" w:bidi="hi_IN"/>
-          </w:rPr>
-          <w:rPr>
-            <w:color w:val="0000EE"/>
-            <w:u w:val="single"/>
-          </w:rPr>
-          <w:t>3:06</w:t>
-        </w:r>
-      </w:hyperlink>
+      <w:r>
+        <w:rPr>
+          <w:lang w:val="hi_IN" w:bidi="hi_IN"/>
+        </w:rPr>
+        <w:t>3:06</w:t>
+      </w:r>
       <w:r>
         <w:rPr>
           <w:lang w:val="hi_IN" w:bidi="hi_IN"/>
@@ -31975,36 +31861,24 @@
         </w:rPr>
         <w:t xml:space="preserve">यहाँ पौलुस इस बात का उल्लेख कर रहे हैं कि फ़िरौन के जादूगर मूसा का विरोध करने में असफल रहे। वे कुछ चमत्कारों की नकल नहीं कर सके जो मूसा ने किए (देखें </w:t>
       </w:r>
-      <w:hyperlink r:id="rId28">
-        <w:r>
-          <w:rPr>
-            <w:lang w:val="hi_IN" w:bidi="hi_IN"/>
-          </w:rPr>
-          <w:rPr>
-            <w:color w:val="0000EE"/>
-            <w:u w:val="single"/>
-          </w:rPr>
-          <w:t>निर्ग 8:18–19</w:t>
-        </w:r>
-      </w:hyperlink>
+      <w:r>
+        <w:rPr>
+          <w:lang w:val="hi_IN" w:bidi="hi_IN"/>
+        </w:rPr>
+        <w:t>निर्ग 8:18–19</w:t>
+      </w:r>
       <w:r>
         <w:rPr>
           <w:lang w:val="hi_IN" w:bidi="hi_IN"/>
         </w:rPr>
         <w:t xml:space="preserve">), और वे अन्य चमत्कारों से प्रभावित हुए जो मूसा ने किए (देखें </w:t>
       </w:r>
-      <w:hyperlink r:id="rId29">
-        <w:r>
-          <w:rPr>
-            <w:lang w:val="hi_IN" w:bidi="hi_IN"/>
-          </w:rPr>
-          <w:rPr>
-            <w:color w:val="0000EE"/>
-            <w:u w:val="single"/>
-          </w:rPr>
-          <w:t>9:11</w:t>
-        </w:r>
-      </w:hyperlink>
+      <w:r>
+        <w:rPr>
+          <w:lang w:val="hi_IN" w:bidi="hi_IN"/>
+        </w:rPr>
+        <w:t>9:11</w:t>
+      </w:r>
       <w:r>
         <w:rPr>
           <w:lang w:val="hi_IN" w:bidi="hi_IN"/>
@@ -41193,18 +41067,12 @@
         </w:rPr>
         <w:t xml:space="preserve">"जैसा </w:t>
       </w:r>
-      <w:hyperlink r:id="rId30">
-        <w:r>
-          <w:rPr>
-            <w:lang w:val="hi_IN" w:bidi="hi_IN"/>
-          </w:rPr>
-          <w:rPr>
-            <w:color w:val="0000EE"/>
-            <w:u w:val="single"/>
-          </w:rPr>
-          <w:t>1:12</w:t>
-        </w:r>
-      </w:hyperlink>
+      <w:r>
+        <w:rPr>
+          <w:lang w:val="hi_IN" w:bidi="hi_IN"/>
+        </w:rPr>
+        <w:t>1:12</w:t>
+      </w:r>
       <w:r>
         <w:rPr>
           <w:lang w:val="hi_IN" w:bidi="hi_IN"/>
@@ -41498,18 +41366,12 @@
         </w:rPr>
         <w:t xml:space="preserve">"देखें कि आप ने इसका अनुवाद </w:t>
       </w:r>
-      <w:hyperlink r:id="rId31">
-        <w:r>
-          <w:rPr>
-            <w:lang w:val="hi_IN" w:bidi="hi_IN"/>
-          </w:rPr>
-          <w:rPr>
-            <w:color w:val="0000EE"/>
-            <w:u w:val="single"/>
-          </w:rPr>
-          <w:t>4:1</w:t>
-        </w:r>
-      </w:hyperlink>
+      <w:r>
+        <w:rPr>
+          <w:lang w:val="hi_IN" w:bidi="hi_IN"/>
+        </w:rPr>
+        <w:t>4:1</w:t>
+      </w:r>
       <w:r>
         <w:rPr>
           <w:lang w:val="hi_IN" w:bidi="hi_IN"/>
@@ -44633,18 +44495,12 @@
         </w:rPr>
         <w:t xml:space="preserve"> ने बाकी विश्वासियों के विपरीत क्या किया (देखें </w:t>
       </w:r>
-      <w:hyperlink r:id="rId32">
-        <w:r>
-          <w:rPr>
-            <w:lang w:val="hi_IN" w:bidi="hi_IN"/>
-          </w:rPr>
-          <w:rPr>
-            <w:color w:val="0000EE"/>
-            <w:u w:val="single"/>
-          </w:rPr>
-          <w:t>4:16</w:t>
-        </w:r>
-      </w:hyperlink>
+      <w:r>
+        <w:rPr>
+          <w:lang w:val="hi_IN" w:bidi="hi_IN"/>
+        </w:rPr>
+        <w:t>4:16</w:t>
+      </w:r>
       <w:r>
         <w:rPr>
           <w:lang w:val="hi_IN" w:bidi="hi_IN"/>
@@ -45788,18 +45644,12 @@
         </w:rPr>
         <w:t xml:space="preserve">यह एक पुरुष का नाम है। देखें कि आपने इस नाम का अनुवाद </w:t>
       </w:r>
-      <w:hyperlink r:id="rId13">
-        <w:r>
-          <w:rPr>
-            <w:lang w:val="hi_IN" w:bidi="hi_IN"/>
-          </w:rPr>
-          <w:rPr>
-            <w:color w:val="0000EE"/>
-            <w:u w:val="single"/>
-          </w:rPr>
-          <w:t>1:16</w:t>
-        </w:r>
-      </w:hyperlink>
+      <w:r>
+        <w:rPr>
+          <w:lang w:val="hi_IN" w:bidi="hi_IN"/>
+        </w:rPr>
+        <w:t>1:16</w:t>
+      </w:r>
       <w:r>
         <w:rPr>
           <w:lang w:val="hi_IN" w:bidi="hi_IN"/>

--- a/hin/docx/55.content.docx
+++ b/hin/docx/55.content.docx
@@ -905,6 +905,89 @@
         <w:rPr>
           <w:lang w:val="hi_IN" w:bidi="hi_IN"/>
         </w:rPr>
+        <w:t>2 तिमिथियुस 1:1 (#1)</w:t>
+      </w:r>
+      <w:r>
+        <w:rPr>
+          <w:lang w:val="hi_IN" w:bidi="hi_IN"/>
+        </w:rPr>
+      </w:r>
+    </w:p>
+    <w:p>
+      <w:pPr/>
+      <w:r>
+        <w:rPr>
+          <w:lang w:val="hi_IN" w:bidi="hi_IN"/>
+        </w:rPr>
+      </w:r>
+      <w:r>
+        <w:rPr>
+          <w:b/>
+          <w:lang w:val="hi_IN" w:bidi="hi_IN"/>
+        </w:rPr>
+        <w:t>"पौलुस"</w:t>
+      </w:r>
+    </w:p>
+    <w:p>
+      <w:pPr/>
+      <w:r>
+        <w:rPr>
+          <w:lang w:val="hi_IN" w:bidi="hi_IN"/>
+        </w:rPr>
+      </w:r>
+      <w:r>
+        <w:rPr>
+          <w:lang w:val="hi_IN" w:bidi="hi_IN"/>
+        </w:rPr>
+        <w:t>"यह एक पुरुष का नाम है,पत्र के लेखक का|</w:t>
+      </w:r>
+    </w:p>
+    <w:p>
+      <w:pPr/>
+      <w:r>
+        <w:rPr>
+          <w:lang w:val="hi_IN" w:bidi="hi_IN"/>
+        </w:rPr>
+      </w:r>
+      <w:r>
+        <w:rPr>
+          <w:lang w:val="hi_IN" w:bidi="hi_IN"/>
+        </w:rPr>
+        <w:t xml:space="preserve">देखें: </w:t>
+      </w:r>
+      <w:r>
+        <w:rPr>
+          <w:lang w:val="hi_IN" w:bidi="hi_IN"/>
+        </w:rPr>
+        <w:t>नामों का अनुवाद कैसे करें</w:t>
+      </w:r>
+      <w:r>
+        <w:rPr>
+          <w:lang w:val="hi_IN" w:bidi="hi_IN"/>
+        </w:rPr>
+      </w:r>
+      <w:r>
+        <w:rPr>
+          <w:lang w:val="hi_IN" w:bidi="hi_IN"/>
+        </w:rPr>
+      </w:r>
+    </w:p>
+    <w:p>
+      <w:pPr/>
+      <w:r>
+        <w:rPr>
+          <w:lang w:val="hi_IN" w:bidi="hi_IN"/>
+        </w:rPr>
+      </w:r>
+    </w:p>
+    <w:p>
+      <w:pPr>
+        <w:pStyle w:val="Heading2"/>
+      </w:pPr>
+      <w:r>
+        <w:rPr>
+          <w:lang w:val="hi_IN" w:bidi="hi_IN"/>
+        </w:rPr>
         <w:t>2 तिमिथियुस 1:2 (#1)</w:t>
       </w:r>
       <w:r>
@@ -1637,6 +1720,152 @@
         <w:rPr>
           <w:lang w:val="hi_IN" w:bidi="hi_IN"/>
         </w:rPr>
+        <w:t>2 तिमिथियुस 1:2 (#5)</w:t>
+      </w:r>
+      <w:r>
+        <w:rPr>
+          <w:lang w:val="hi_IN" w:bidi="hi_IN"/>
+        </w:rPr>
+      </w:r>
+    </w:p>
+    <w:p>
+      <w:pPr/>
+      <w:r>
+        <w:rPr>
+          <w:lang w:val="hi_IN" w:bidi="hi_IN"/>
+        </w:rPr>
+      </w:r>
+      <w:r>
+        <w:rPr>
+          <w:b/>
+          <w:lang w:val="hi_IN" w:bidi="hi_IN"/>
+        </w:rPr>
+        <w:t>"हमारे प्रभु मसीह यीशु की"</w:t>
+      </w:r>
+    </w:p>
+    <w:p>
+      <w:pPr/>
+      <w:r>
+        <w:rPr>
+          <w:lang w:val="hi_IN" w:bidi="hi_IN"/>
+        </w:rPr>
+      </w:r>
+      <w:r>
+        <w:rPr>
+          <w:lang w:val="hi_IN" w:bidi="hi_IN"/>
+        </w:rPr>
+        <w:t>मसीह यीशु हमारे प्रभु</w:t>
+      </w:r>
+      <w:r>
+        <w:rPr>
+          <w:lang w:val="hi_IN" w:bidi="hi_IN"/>
+        </w:rPr>
+      </w:r>
+      <w:r>
+        <w:rPr>
+          <w:lang w:val="hi_IN" w:bidi="hi_IN"/>
+        </w:rPr>
+      </w:r>
+    </w:p>
+    <w:p>
+      <w:pPr/>
+      <w:r>
+        <w:rPr>
+          <w:lang w:val="hi_IN" w:bidi="hi_IN"/>
+        </w:rPr>
+      </w:r>
+    </w:p>
+    <w:p>
+      <w:pPr>
+        <w:pStyle w:val="Heading2"/>
+      </w:pPr>
+      <w:r>
+        <w:rPr>
+          <w:lang w:val="hi_IN" w:bidi="hi_IN"/>
+        </w:rPr>
+        <w:t>2 तिमिथियुस 1:2 (#1)</w:t>
+      </w:r>
+      <w:r>
+        <w:rPr>
+          <w:lang w:val="hi_IN" w:bidi="hi_IN"/>
+        </w:rPr>
+      </w:r>
+    </w:p>
+    <w:p>
+      <w:pPr/>
+      <w:r>
+        <w:rPr>
+          <w:lang w:val="hi_IN" w:bidi="hi_IN"/>
+        </w:rPr>
+      </w:r>
+      <w:r>
+        <w:rPr>
+          <w:b/>
+          <w:lang w:val="hi_IN" w:bidi="hi_IN"/>
+        </w:rPr>
+        <w:t>"तीमुथियुस"</w:t>
+      </w:r>
+    </w:p>
+    <w:p>
+      <w:pPr/>
+      <w:r>
+        <w:rPr>
+          <w:lang w:val="hi_IN" w:bidi="hi_IN"/>
+        </w:rPr>
+      </w:r>
+      <w:r>
+        <w:rPr>
+          <w:lang w:val="hi_IN" w:bidi="hi_IN"/>
+        </w:rPr>
+        <w:t>"यह एक पुरुष का नाम है,जिस पुरुष को पत्र लिखा जा रहा है|</w:t>
+      </w:r>
+    </w:p>
+    <w:p>
+      <w:pPr/>
+      <w:r>
+        <w:rPr>
+          <w:lang w:val="hi_IN" w:bidi="hi_IN"/>
+        </w:rPr>
+      </w:r>
+      <w:r>
+        <w:rPr>
+          <w:lang w:val="hi_IN" w:bidi="hi_IN"/>
+        </w:rPr>
+        <w:t xml:space="preserve">देखें: </w:t>
+      </w:r>
+      <w:r>
+        <w:rPr>
+          <w:lang w:val="hi_IN" w:bidi="hi_IN"/>
+        </w:rPr>
+        <w:t>नामों का अनुवाद कैसे करें</w:t>
+      </w:r>
+      <w:r>
+        <w:rPr>
+          <w:lang w:val="hi_IN" w:bidi="hi_IN"/>
+        </w:rPr>
+      </w:r>
+      <w:r>
+        <w:rPr>
+          <w:lang w:val="hi_IN" w:bidi="hi_IN"/>
+        </w:rPr>
+      </w:r>
+    </w:p>
+    <w:p>
+      <w:pPr/>
+      <w:r>
+        <w:rPr>
+          <w:lang w:val="hi_IN" w:bidi="hi_IN"/>
+        </w:rPr>
+      </w:r>
+    </w:p>
+    <w:p>
+      <w:pPr>
+        <w:pStyle w:val="Heading2"/>
+      </w:pPr>
+      <w:r>
+        <w:rPr>
+          <w:lang w:val="hi_IN" w:bidi="hi_IN"/>
+        </w:rPr>
         <w:t>2 तिमिथियुस 1:3 (#1)</w:t>
       </w:r>
       <w:r>
@@ -2785,6 +3014,82 @@
         <w:rPr>
           <w:lang w:val="hi_IN" w:bidi="hi_IN"/>
         </w:rPr>
+        <w:t>2 तिमिथियुस 1:4 (#2)</w:t>
+      </w:r>
+      <w:r>
+        <w:rPr>
+          <w:lang w:val="hi_IN" w:bidi="hi_IN"/>
+        </w:rPr>
+      </w:r>
+    </w:p>
+    <w:p>
+      <w:pPr/>
+      <w:r>
+        <w:rPr>
+          <w:lang w:val="hi_IN" w:bidi="hi_IN"/>
+        </w:rPr>
+      </w:r>
+      <w:r>
+        <w:rPr>
+          <w:b/>
+          <w:lang w:val="hi_IN" w:bidi="hi_IN"/>
+        </w:rPr>
+        <w:t>"तुझ"</w:t>
+      </w:r>
+      <w:r>
+        <w:rPr>
+          <w:lang w:val="hi_IN" w:bidi="hi_IN"/>
+        </w:rPr>
+        <w:t xml:space="preserve"> - </w:t>
+      </w:r>
+      <w:r>
+        <w:rPr>
+          <w:b/>
+          <w:lang w:val="hi_IN" w:bidi="hi_IN"/>
+        </w:rPr>
+        <w:t>"लालसा रखता हूँ"</w:t>
+      </w:r>
+    </w:p>
+    <w:p>
+      <w:pPr/>
+      <w:r>
+        <w:rPr>
+          <w:lang w:val="hi_IN" w:bidi="hi_IN"/>
+        </w:rPr>
+      </w:r>
+      <w:r>
+        <w:rPr>
+          <w:lang w:val="hi_IN" w:bidi="hi_IN"/>
+        </w:rPr>
+        <w:t>तुमसे मिले काफी समय हो गया</w:t>
+      </w:r>
+      <w:r>
+        <w:rPr>
+          <w:lang w:val="hi_IN" w:bidi="hi_IN"/>
+        </w:rPr>
+      </w:r>
+      <w:r>
+        <w:rPr>
+          <w:lang w:val="hi_IN" w:bidi="hi_IN"/>
+        </w:rPr>
+      </w:r>
+    </w:p>
+    <w:p>
+      <w:pPr/>
+      <w:r>
+        <w:rPr>
+          <w:lang w:val="hi_IN" w:bidi="hi_IN"/>
+        </w:rPr>
+      </w:r>
+    </w:p>
+    <w:p>
+      <w:pPr>
+        <w:pStyle w:val="Heading2"/>
+      </w:pPr>
+      <w:r>
+        <w:rPr>
+          <w:lang w:val="hi_IN" w:bidi="hi_IN"/>
+        </w:rPr>
         <w:t>2 तिमिथियुस 1:5 (#1)</w:t>
       </w:r>
       <w:r>
@@ -3428,6 +3733,82 @@
         <w:rPr>
           <w:lang w:val="hi_IN" w:bidi="hi_IN"/>
         </w:rPr>
+        <w:t>2 तिमिथियुस 1:5 (#1)</w:t>
+      </w:r>
+      <w:r>
+        <w:rPr>
+          <w:lang w:val="hi_IN" w:bidi="hi_IN"/>
+        </w:rPr>
+      </w:r>
+    </w:p>
+    <w:p>
+      <w:pPr/>
+      <w:r>
+        <w:rPr>
+          <w:lang w:val="hi_IN" w:bidi="hi_IN"/>
+        </w:rPr>
+      </w:r>
+      <w:r>
+        <w:rPr>
+          <w:b/>
+          <w:lang w:val="hi_IN" w:bidi="hi_IN"/>
+        </w:rPr>
+        <w:t>"तेरे"</w:t>
+      </w:r>
+      <w:r>
+        <w:rPr>
+          <w:lang w:val="hi_IN" w:bidi="hi_IN"/>
+        </w:rPr>
+        <w:t xml:space="preserve"> - </w:t>
+      </w:r>
+      <w:r>
+        <w:rPr>
+          <w:b/>
+          <w:lang w:val="hi_IN" w:bidi="hi_IN"/>
+        </w:rPr>
+        <w:t>"है"</w:t>
+      </w:r>
+    </w:p>
+    <w:p>
+      <w:pPr/>
+      <w:r>
+        <w:rPr>
+          <w:lang w:val="hi_IN" w:bidi="hi_IN"/>
+        </w:rPr>
+      </w:r>
+      <w:r>
+        <w:rPr>
+          <w:lang w:val="hi_IN" w:bidi="hi_IN"/>
+        </w:rPr>
+        <w:t>मुझे तुम्हारी याद आ गई</w:t>
+      </w:r>
+      <w:r>
+        <w:rPr>
+          <w:lang w:val="hi_IN" w:bidi="hi_IN"/>
+        </w:rPr>
+      </w:r>
+      <w:r>
+        <w:rPr>
+          <w:lang w:val="hi_IN" w:bidi="hi_IN"/>
+        </w:rPr>
+      </w:r>
+    </w:p>
+    <w:p>
+      <w:pPr/>
+      <w:r>
+        <w:rPr>
+          <w:lang w:val="hi_IN" w:bidi="hi_IN"/>
+        </w:rPr>
+      </w:r>
+    </w:p>
+    <w:p>
+      <w:pPr>
+        <w:pStyle w:val="Heading2"/>
+      </w:pPr>
+      <w:r>
+        <w:rPr>
+          <w:lang w:val="hi_IN" w:bidi="hi_IN"/>
+        </w:rPr>
         <w:t>2 तिमिथियुस 1:6 (#2)</w:t>
       </w:r>
       <w:r>
@@ -3924,6 +4305,62 @@
         <w:rPr>
           <w:lang w:val="hi_IN" w:bidi="hi_IN"/>
         </w:rPr>
+        <w:t>2 तिमिथियुस 1:6 (#1)</w:t>
+      </w:r>
+      <w:r>
+        <w:rPr>
+          <w:lang w:val="hi_IN" w:bidi="hi_IN"/>
+        </w:rPr>
+      </w:r>
+    </w:p>
+    <w:p>
+      <w:pPr/>
+      <w:r>
+        <w:rPr>
+          <w:lang w:val="hi_IN" w:bidi="hi_IN"/>
+        </w:rPr>
+      </w:r>
+    </w:p>
+    <w:p>
+      <w:pPr/>
+      <w:r>
+        <w:rPr>
+          <w:lang w:val="hi_IN" w:bidi="hi_IN"/>
+        </w:rPr>
+      </w:r>
+      <w:r>
+        <w:rPr>
+          <w:lang w:val="hi_IN" w:bidi="hi_IN"/>
+        </w:rPr>
+        <w:t>Connecting Statement:\n\nकनेक्टिंग स्टेटमेंट:</w:t>
+      </w:r>
+      <w:r>
+        <w:rPr>
+          <w:lang w:val="hi_IN" w:bidi="hi_IN"/>
+        </w:rPr>
+      </w:r>
+      <w:r>
+        <w:rPr>
+          <w:lang w:val="hi_IN" w:bidi="hi_IN"/>
+        </w:rPr>
+      </w:r>
+    </w:p>
+    <w:p>
+      <w:pPr/>
+      <w:r>
+        <w:rPr>
+          <w:lang w:val="hi_IN" w:bidi="hi_IN"/>
+        </w:rPr>
+      </w:r>
+    </w:p>
+    <w:p>
+      <w:pPr>
+        <w:pStyle w:val="Heading2"/>
+      </w:pPr>
+      <w:r>
+        <w:rPr>
+          <w:lang w:val="hi_IN" w:bidi="hi_IN"/>
+        </w:rPr>
         <w:t>2 तिमिथियुस 1:7 (#1)</w:t>
       </w:r>
       <w:r>
@@ -5671,6 +6108,95 @@
         <w:rPr>
           <w:lang w:val="hi_IN" w:bidi="hi_IN"/>
         </w:rPr>
+        <w:t>2 तिमिथियुस 1:9 (#2)</w:t>
+      </w:r>
+      <w:r>
+        <w:rPr>
+          <w:lang w:val="hi_IN" w:bidi="hi_IN"/>
+        </w:rPr>
+      </w:r>
+    </w:p>
+    <w:p>
+      <w:pPr/>
+      <w:r>
+        <w:rPr>
+          <w:lang w:val="hi_IN" w:bidi="hi_IN"/>
+        </w:rPr>
+      </w:r>
+      <w:r>
+        <w:rPr>
+          <w:b/>
+          <w:lang w:val="hi_IN" w:bidi="hi_IN"/>
+        </w:rPr>
+        <w:t>"यह हमारे कामों के"</w:t>
+      </w:r>
+      <w:r>
+        <w:rPr>
+          <w:lang w:val="hi_IN" w:bidi="hi_IN"/>
+        </w:rPr>
+        <w:t xml:space="preserve"> - </w:t>
+      </w:r>
+      <w:r>
+        <w:rPr>
+          <w:b/>
+          <w:lang w:val="hi_IN" w:bidi="hi_IN"/>
+        </w:rPr>
+        <w:t>"नहीं;"</w:t>
+      </w:r>
+      <w:r>
+        <w:rPr>
+          <w:lang w:val="hi_IN" w:bidi="hi_IN"/>
+        </w:rPr>
+        <w:t xml:space="preserve"> - </w:t>
+      </w:r>
+      <w:r>
+        <w:rPr>
+          <w:b/>
+          <w:lang w:val="hi_IN" w:bidi="hi_IN"/>
+        </w:rPr>
+        <w:t>"अनुसार"</w:t>
+      </w:r>
+    </w:p>
+    <w:p>
+      <w:pPr/>
+      <w:r>
+        <w:rPr>
+          <w:lang w:val="hi_IN" w:bidi="hi_IN"/>
+        </w:rPr>
+      </w:r>
+      <w:r>
+        <w:rPr>
+          <w:lang w:val="hi_IN" w:bidi="hi_IN"/>
+        </w:rPr>
+        <w:t>हमारे कार्यों के अनुसार नहीं</w:t>
+      </w:r>
+      <w:r>
+        <w:rPr>
+          <w:lang w:val="hi_IN" w:bidi="hi_IN"/>
+        </w:rPr>
+      </w:r>
+      <w:r>
+        <w:rPr>
+          <w:lang w:val="hi_IN" w:bidi="hi_IN"/>
+        </w:rPr>
+      </w:r>
+    </w:p>
+    <w:p>
+      <w:pPr/>
+      <w:r>
+        <w:rPr>
+          <w:lang w:val="hi_IN" w:bidi="hi_IN"/>
+        </w:rPr>
+      </w:r>
+    </w:p>
+    <w:p>
+      <w:pPr>
+        <w:pStyle w:val="Heading2"/>
+      </w:pPr>
+      <w:r>
+        <w:rPr>
+          <w:lang w:val="hi_IN" w:bidi="hi_IN"/>
+        </w:rPr>
         <w:t>2 तिमिथियुस 1:10 (#1)</w:t>
       </w:r>
       <w:r>
@@ -6437,6 +6963,83 @@
         <w:rPr>
           <w:lang w:val="hi_IN" w:bidi="hi_IN"/>
         </w:rPr>
+        <w:t>2 तिमिथियुस 1:10 (#2)</w:t>
+      </w:r>
+      <w:r>
+        <w:rPr>
+          <w:lang w:val="hi_IN" w:bidi="hi_IN"/>
+        </w:rPr>
+      </w:r>
+    </w:p>
+    <w:p>
+      <w:pPr/>
+      <w:r>
+        <w:rPr>
+          <w:lang w:val="hi_IN" w:bidi="hi_IN"/>
+        </w:rPr>
+      </w:r>
+      <w:r>
+        <w:rPr>
+          <w:b/>
+          <w:lang w:val="hi_IN" w:bidi="hi_IN"/>
+        </w:rPr>
+        <w:t>""</w:t>
+      </w:r>
+    </w:p>
+    <w:p>
+      <w:pPr/>
+      <w:r>
+        <w:rPr>
+          <w:lang w:val="hi_IN" w:bidi="hi_IN"/>
+        </w:rPr>
+      </w:r>
+      <w:r>
+        <w:rPr>
+          <w:lang w:val="hi_IN" w:bidi="hi_IN"/>
+        </w:rPr>
+        <w:t>जिसने मृत्यु को समाप्त कर दिया</w:t>
+      </w:r>
+    </w:p>
+    <w:p>
+      <w:pPr/>
+      <w:r>
+        <w:rPr>
+          <w:lang w:val="hi_IN" w:bidi="hi_IN"/>
+        </w:rPr>
+      </w:r>
+      <w:r>
+        <w:rPr>
+          <w:lang w:val="hi_IN" w:bidi="hi_IN"/>
+        </w:rPr>
+        <w:t>देखें: रूपक</w:t>
+      </w:r>
+      <w:r>
+        <w:rPr>
+          <w:lang w:val="hi_IN" w:bidi="hi_IN"/>
+        </w:rPr>
+      </w:r>
+      <w:r>
+        <w:rPr>
+          <w:lang w:val="hi_IN" w:bidi="hi_IN"/>
+        </w:rPr>
+      </w:r>
+    </w:p>
+    <w:p>
+      <w:pPr/>
+      <w:r>
+        <w:rPr>
+          <w:lang w:val="hi_IN" w:bidi="hi_IN"/>
+        </w:rPr>
+      </w:r>
+    </w:p>
+    <w:p>
+      <w:pPr>
+        <w:pStyle w:val="Heading2"/>
+      </w:pPr>
+      <w:r>
+        <w:rPr>
+          <w:lang w:val="hi_IN" w:bidi="hi_IN"/>
+        </w:rPr>
         <w:t>2 तीमुथियुस 1:11 (#1)</w:t>
       </w:r>
       <w:r>
@@ -9323,6 +9926,172 @@
         <w:rPr>
           <w:lang w:val="hi_IN" w:bidi="hi_IN"/>
         </w:rPr>
+        <w:t>2 तिमिथियुस 1:15 (#2)</w:t>
+      </w:r>
+      <w:r>
+        <w:rPr>
+          <w:lang w:val="hi_IN" w:bidi="hi_IN"/>
+        </w:rPr>
+      </w:r>
+    </w:p>
+    <w:p>
+      <w:pPr/>
+      <w:r>
+        <w:rPr>
+          <w:lang w:val="hi_IN" w:bidi="hi_IN"/>
+        </w:rPr>
+      </w:r>
+      <w:r>
+        <w:rPr>
+          <w:b/>
+          <w:lang w:val="hi_IN" w:bidi="hi_IN"/>
+        </w:rPr>
+        <w:t>"आसियावाले"</w:t>
+      </w:r>
+    </w:p>
+    <w:p>
+      <w:pPr/>
+      <w:r>
+        <w:rPr>
+          <w:lang w:val="hi_IN" w:bidi="hi_IN"/>
+        </w:rPr>
+      </w:r>
+      <w:r>
+        <w:rPr>
+          <w:lang w:val="hi_IN" w:bidi="hi_IN"/>
+        </w:rPr>
+        <w:t>"यह एक रोमी प्रान्त का नाम है| एशिया माइनर,की राजधानी इफिसुस थी| इस पत्र के लिखे जाने के समय तीमुथियुस वहीँ रह रहा था| वर्तमान में यह क्षेत्र तुर्किस्तान में है|</w:t>
+      </w:r>
+    </w:p>
+    <w:p>
+      <w:pPr/>
+      <w:r>
+        <w:rPr>
+          <w:lang w:val="hi_IN" w:bidi="hi_IN"/>
+        </w:rPr>
+      </w:r>
+      <w:r>
+        <w:rPr>
+          <w:lang w:val="hi_IN" w:bidi="hi_IN"/>
+        </w:rPr>
+        <w:t xml:space="preserve">देखें: </w:t>
+      </w:r>
+      <w:r>
+        <w:rPr>
+          <w:lang w:val="hi_IN" w:bidi="hi_IN"/>
+        </w:rPr>
+        <w:t>नामों का अनुवाद कैसे करें</w:t>
+      </w:r>
+      <w:r>
+        <w:rPr>
+          <w:lang w:val="hi_IN" w:bidi="hi_IN"/>
+        </w:rPr>
+      </w:r>
+      <w:r>
+        <w:rPr>
+          <w:lang w:val="hi_IN" w:bidi="hi_IN"/>
+        </w:rPr>
+      </w:r>
+    </w:p>
+    <w:p>
+      <w:pPr/>
+      <w:r>
+        <w:rPr>
+          <w:lang w:val="hi_IN" w:bidi="hi_IN"/>
+        </w:rPr>
+      </w:r>
+    </w:p>
+    <w:p>
+      <w:pPr>
+        <w:pStyle w:val="Heading2"/>
+      </w:pPr>
+      <w:r>
+        <w:rPr>
+          <w:lang w:val="hi_IN" w:bidi="hi_IN"/>
+        </w:rPr>
+        <w:t>2 तिमिथियुस 1:15 (#4)</w:t>
+      </w:r>
+      <w:r>
+        <w:rPr>
+          <w:lang w:val="hi_IN" w:bidi="hi_IN"/>
+        </w:rPr>
+      </w:r>
+    </w:p>
+    <w:p>
+      <w:pPr/>
+      <w:r>
+        <w:rPr>
+          <w:lang w:val="hi_IN" w:bidi="hi_IN"/>
+        </w:rPr>
+      </w:r>
+      <w:r>
+        <w:rPr>
+          <w:b/>
+          <w:lang w:val="hi_IN" w:bidi="hi_IN"/>
+        </w:rPr>
+        <w:t>"हिरमुगिनेस"</w:t>
+      </w:r>
+    </w:p>
+    <w:p>
+      <w:pPr/>
+      <w:r>
+        <w:rPr>
+          <w:lang w:val="hi_IN" w:bidi="hi_IN"/>
+        </w:rPr>
+      </w:r>
+      <w:r>
+        <w:rPr>
+          <w:lang w:val="hi_IN" w:bidi="hi_IN"/>
+        </w:rPr>
+        <w:t>"यह एक पुरुष का नाम है|</w:t>
+      </w:r>
+    </w:p>
+    <w:p>
+      <w:pPr/>
+      <w:r>
+        <w:rPr>
+          <w:lang w:val="hi_IN" w:bidi="hi_IN"/>
+        </w:rPr>
+      </w:r>
+      <w:r>
+        <w:rPr>
+          <w:lang w:val="hi_IN" w:bidi="hi_IN"/>
+        </w:rPr>
+        <w:t xml:space="preserve">देखें: </w:t>
+      </w:r>
+      <w:r>
+        <w:rPr>
+          <w:lang w:val="hi_IN" w:bidi="hi_IN"/>
+        </w:rPr>
+        <w:t>नामों का अनुवाद कैसे करें</w:t>
+      </w:r>
+      <w:r>
+        <w:rPr>
+          <w:lang w:val="hi_IN" w:bidi="hi_IN"/>
+        </w:rPr>
+      </w:r>
+      <w:r>
+        <w:rPr>
+          <w:lang w:val="hi_IN" w:bidi="hi_IN"/>
+        </w:rPr>
+      </w:r>
+    </w:p>
+    <w:p>
+      <w:pPr/>
+      <w:r>
+        <w:rPr>
+          <w:lang w:val="hi_IN" w:bidi="hi_IN"/>
+        </w:rPr>
+      </w:r>
+    </w:p>
+    <w:p>
+      <w:pPr>
+        <w:pStyle w:val="Heading2"/>
+      </w:pPr>
+      <w:r>
+        <w:rPr>
+          <w:lang w:val="hi_IN" w:bidi="hi_IN"/>
+        </w:rPr>
         <w:t>2 तिमिथियुस 1:16 (#1)</w:t>
       </w:r>
       <w:r>
@@ -10061,6 +10830,89 @@
         <w:rPr>
           <w:lang w:val="hi_IN" w:bidi="hi_IN"/>
         </w:rPr>
+        <w:t>2 तिमिथियुस 1:17 (#2)</w:t>
+      </w:r>
+      <w:r>
+        <w:rPr>
+          <w:lang w:val="hi_IN" w:bidi="hi_IN"/>
+        </w:rPr>
+      </w:r>
+    </w:p>
+    <w:p>
+      <w:pPr/>
+      <w:r>
+        <w:rPr>
+          <w:lang w:val="hi_IN" w:bidi="hi_IN"/>
+        </w:rPr>
+      </w:r>
+      <w:r>
+        <w:rPr>
+          <w:b/>
+          <w:lang w:val="hi_IN" w:bidi="hi_IN"/>
+        </w:rPr>
+        <w:t>"जब वह रोम में"</w:t>
+      </w:r>
+    </w:p>
+    <w:p>
+      <w:pPr/>
+      <w:r>
+        <w:rPr>
+          <w:lang w:val="hi_IN" w:bidi="hi_IN"/>
+        </w:rPr>
+      </w:r>
+      <w:r>
+        <w:rPr>
+          <w:lang w:val="hi_IN" w:bidi="hi_IN"/>
+        </w:rPr>
+        <w:t>"यह एक नगर का नाम है, रोमी साम्राज्य की राजधानी|</w:t>
+      </w:r>
+    </w:p>
+    <w:p>
+      <w:pPr/>
+      <w:r>
+        <w:rPr>
+          <w:lang w:val="hi_IN" w:bidi="hi_IN"/>
+        </w:rPr>
+      </w:r>
+      <w:r>
+        <w:rPr>
+          <w:lang w:val="hi_IN" w:bidi="hi_IN"/>
+        </w:rPr>
+        <w:t xml:space="preserve">देखें: </w:t>
+      </w:r>
+      <w:r>
+        <w:rPr>
+          <w:lang w:val="hi_IN" w:bidi="hi_IN"/>
+        </w:rPr>
+        <w:t>नामों का अनुवाद कैसे करें</w:t>
+      </w:r>
+      <w:r>
+        <w:rPr>
+          <w:lang w:val="hi_IN" w:bidi="hi_IN"/>
+        </w:rPr>
+      </w:r>
+      <w:r>
+        <w:rPr>
+          <w:lang w:val="hi_IN" w:bidi="hi_IN"/>
+        </w:rPr>
+      </w:r>
+    </w:p>
+    <w:p>
+      <w:pPr/>
+      <w:r>
+        <w:rPr>
+          <w:lang w:val="hi_IN" w:bidi="hi_IN"/>
+        </w:rPr>
+      </w:r>
+    </w:p>
+    <w:p>
+      <w:pPr>
+        <w:pStyle w:val="Heading2"/>
+      </w:pPr>
+      <w:r>
+        <w:rPr>
+          <w:lang w:val="hi_IN" w:bidi="hi_IN"/>
+        </w:rPr>
         <w:t>2 तिमिथियुस 1:18 (#1)</w:t>
       </w:r>
       <w:r>
@@ -10727,6 +11579,83 @@
         <w:rPr>
           <w:lang w:val="hi_IN" w:bidi="hi_IN"/>
         </w:rPr>
+        <w:t>2 तिमिथियुस 1:18 (#3)</w:t>
+      </w:r>
+      <w:r>
+        <w:rPr>
+          <w:lang w:val="hi_IN" w:bidi="hi_IN"/>
+        </w:rPr>
+      </w:r>
+    </w:p>
+    <w:p>
+      <w:pPr/>
+      <w:r>
+        <w:rPr>
+          <w:lang w:val="hi_IN" w:bidi="hi_IN"/>
+        </w:rPr>
+      </w:r>
+      <w:r>
+        <w:rPr>
+          <w:b/>
+          <w:lang w:val="hi_IN" w:bidi="hi_IN"/>
+        </w:rPr>
+        <w:t>"इफिसुस में"</w:t>
+      </w:r>
+    </w:p>
+    <w:p>
+      <w:pPr/>
+      <w:r>
+        <w:rPr>
+          <w:lang w:val="hi_IN" w:bidi="hi_IN"/>
+        </w:rPr>
+      </w:r>
+      <w:r>
+        <w:rPr>
+          <w:lang w:val="hi_IN" w:bidi="hi_IN"/>
+        </w:rPr>
+        <w:t>"यह उस नगर का नाम है जहाँ तीमुथियुस,पत्र का प्राप्तिकर्ता रह रहा था|</w:t>
+      </w:r>
+    </w:p>
+    <w:p>
+      <w:pPr/>
+      <w:r>
+        <w:rPr>
+          <w:lang w:val="hi_IN" w:bidi="hi_IN"/>
+        </w:rPr>
+      </w:r>
+      <w:r>
+        <w:rPr>
+          <w:lang w:val="hi_IN" w:bidi="hi_IN"/>
+        </w:rPr>
+        <w:t>देखें:</w:t>
+      </w:r>
+      <w:r>
+        <w:rPr>
+          <w:lang w:val="hi_IN" w:bidi="hi_IN"/>
+        </w:rPr>
+      </w:r>
+      <w:r>
+        <w:rPr>
+          <w:lang w:val="hi_IN" w:bidi="hi_IN"/>
+        </w:rPr>
+      </w:r>
+    </w:p>
+    <w:p>
+      <w:pPr/>
+      <w:r>
+        <w:rPr>
+          <w:lang w:val="hi_IN" w:bidi="hi_IN"/>
+        </w:rPr>
+      </w:r>
+    </w:p>
+    <w:p>
+      <w:pPr>
+        <w:pStyle w:val="Heading2"/>
+      </w:pPr>
+      <w:r>
+        <w:rPr>
+          <w:lang w:val="hi_IN" w:bidi="hi_IN"/>
+        </w:rPr>
         <w:t>2 तीमुथियुस 2:1 (#1)</w:t>
       </w:r>
       <w:r>
@@ -11527,6 +12456,69 @@
         <w:rPr>
           <w:lang w:val="hi_IN" w:bidi="hi_IN"/>
         </w:rPr>
+        <w:t>2 तिमिथियुस 2:1 (#1)</w:t>
+      </w:r>
+      <w:r>
+        <w:rPr>
+          <w:lang w:val="hi_IN" w:bidi="hi_IN"/>
+        </w:rPr>
+      </w:r>
+    </w:p>
+    <w:p>
+      <w:pPr/>
+      <w:r>
+        <w:rPr>
+          <w:lang w:val="hi_IN" w:bidi="hi_IN"/>
+        </w:rPr>
+      </w:r>
+      <w:r>
+        <w:rPr>
+          <w:b/>
+          <w:lang w:val="hi_IN" w:bidi="hi_IN"/>
+        </w:rPr>
+        <w:t>""</w:t>
+      </w:r>
+    </w:p>
+    <w:p>
+      <w:pPr/>
+      <w:r>
+        <w:rPr>
+          <w:lang w:val="hi_IN" w:bidi="hi_IN"/>
+        </w:rPr>
+      </w:r>
+      <w:r>
+        <w:rPr>
+          <w:lang w:val="hi_IN" w:bidi="hi_IN"/>
+        </w:rPr>
+        <w:t>Connecting Statement:\n\nकनेक्टिंग स्टेटमेंट:</w:t>
+      </w:r>
+      <w:r>
+        <w:rPr>
+          <w:lang w:val="hi_IN" w:bidi="hi_IN"/>
+        </w:rPr>
+      </w:r>
+      <w:r>
+        <w:rPr>
+          <w:lang w:val="hi_IN" w:bidi="hi_IN"/>
+        </w:rPr>
+      </w:r>
+    </w:p>
+    <w:p>
+      <w:pPr/>
+      <w:r>
+        <w:rPr>
+          <w:lang w:val="hi_IN" w:bidi="hi_IN"/>
+        </w:rPr>
+      </w:r>
+    </w:p>
+    <w:p>
+      <w:pPr>
+        <w:pStyle w:val="Heading2"/>
+      </w:pPr>
+      <w:r>
+        <w:rPr>
+          <w:lang w:val="hi_IN" w:bidi="hi_IN"/>
+        </w:rPr>
         <w:t>2 तिमिथियुस 2:2 (#1)</w:t>
       </w:r>
       <w:r>
@@ -13364,6 +14356,89 @@
         <w:rPr>
           <w:lang w:val="hi_IN" w:bidi="hi_IN"/>
         </w:rPr>
+        <w:t>2 तिमिथियुस 2:5 (#4)</w:t>
+      </w:r>
+      <w:r>
+        <w:rPr>
+          <w:lang w:val="hi_IN" w:bidi="hi_IN"/>
+        </w:rPr>
+      </w:r>
+    </w:p>
+    <w:p>
+      <w:pPr/>
+      <w:r>
+        <w:rPr>
+          <w:lang w:val="hi_IN" w:bidi="hi_IN"/>
+        </w:rPr>
+      </w:r>
+      <w:r>
+        <w:rPr>
+          <w:b/>
+          <w:lang w:val="hi_IN" w:bidi="hi_IN"/>
+        </w:rPr>
+        <w:t>"मुकुट नहीं पाता"</w:t>
+      </w:r>
+    </w:p>
+    <w:p>
+      <w:pPr/>
+      <w:r>
+        <w:rPr>
+          <w:lang w:val="hi_IN" w:bidi="hi_IN"/>
+        </w:rPr>
+      </w:r>
+      <w:r>
+        <w:rPr>
+          <w:lang w:val="hi_IN" w:bidi="hi_IN"/>
+        </w:rPr>
+        <w:t>"पौलुस मान कर चलता है कि तिमुथियुस को जानकारी है कि उस संस्कृति में मुकुट पहनाना स्पर्धा के विजेता की ओर संकेत करता है| वैकल्पिक अनुवाद: ""अधिकारी उसको विजेता का मुकुट नहीं पहनाएंगे""</w:t>
+      </w:r>
+    </w:p>
+    <w:p>
+      <w:pPr/>
+      <w:r>
+        <w:rPr>
+          <w:lang w:val="hi_IN" w:bidi="hi_IN"/>
+        </w:rPr>
+      </w:r>
+      <w:r>
+        <w:rPr>
+          <w:lang w:val="hi_IN" w:bidi="hi_IN"/>
+        </w:rPr>
+        <w:t xml:space="preserve">देखें: </w:t>
+      </w:r>
+      <w:r>
+        <w:rPr>
+          <w:lang w:val="hi_IN" w:bidi="hi_IN"/>
+        </w:rPr>
+        <w:t>अनुमानित ज्ञान और निहित जानकारी</w:t>
+      </w:r>
+      <w:r>
+        <w:rPr>
+          <w:lang w:val="hi_IN" w:bidi="hi_IN"/>
+        </w:rPr>
+      </w:r>
+      <w:r>
+        <w:rPr>
+          <w:lang w:val="hi_IN" w:bidi="hi_IN"/>
+        </w:rPr>
+      </w:r>
+    </w:p>
+    <w:p>
+      <w:pPr/>
+      <w:r>
+        <w:rPr>
+          <w:lang w:val="hi_IN" w:bidi="hi_IN"/>
+        </w:rPr>
+      </w:r>
+    </w:p>
+    <w:p>
+      <w:pPr>
+        <w:pStyle w:val="Heading2"/>
+      </w:pPr>
+      <w:r>
+        <w:rPr>
+          <w:lang w:val="hi_IN" w:bidi="hi_IN"/>
+        </w:rPr>
         <w:t>2 तिमिथियुस 2:6 (#1)</w:t>
       </w:r>
       <w:r>
@@ -14770,6 +15845,152 @@
         <w:rPr>
           <w:lang w:val="hi_IN" w:bidi="hi_IN"/>
         </w:rPr>
+        <w:t>2 तिमिथियुस 2:8 (#1)</w:t>
+      </w:r>
+      <w:r>
+        <w:rPr>
+          <w:lang w:val="hi_IN" w:bidi="hi_IN"/>
+        </w:rPr>
+      </w:r>
+    </w:p>
+    <w:p>
+      <w:pPr/>
+      <w:r>
+        <w:rPr>
+          <w:lang w:val="hi_IN" w:bidi="hi_IN"/>
+        </w:rPr>
+      </w:r>
+      <w:r>
+        <w:rPr>
+          <w:b/>
+          <w:lang w:val="hi_IN" w:bidi="hi_IN"/>
+        </w:rPr>
+        <w:t>""</w:t>
+      </w:r>
+    </w:p>
+    <w:p>
+      <w:pPr/>
+      <w:r>
+        <w:rPr>
+          <w:lang w:val="hi_IN" w:bidi="hi_IN"/>
+        </w:rPr>
+      </w:r>
+      <w:r>
+        <w:rPr>
+          <w:lang w:val="hi_IN" w:bidi="hi_IN"/>
+        </w:rPr>
+        <w:t>Connecting Statement:\n\nकनेक्टिंग स्टेटमेंट:</w:t>
+      </w:r>
+      <w:r>
+        <w:rPr>
+          <w:lang w:val="hi_IN" w:bidi="hi_IN"/>
+        </w:rPr>
+      </w:r>
+      <w:r>
+        <w:rPr>
+          <w:lang w:val="hi_IN" w:bidi="hi_IN"/>
+        </w:rPr>
+      </w:r>
+    </w:p>
+    <w:p>
+      <w:pPr/>
+      <w:r>
+        <w:rPr>
+          <w:lang w:val="hi_IN" w:bidi="hi_IN"/>
+        </w:rPr>
+      </w:r>
+    </w:p>
+    <w:p>
+      <w:pPr>
+        <w:pStyle w:val="Heading2"/>
+      </w:pPr>
+      <w:r>
+        <w:rPr>
+          <w:lang w:val="hi_IN" w:bidi="hi_IN"/>
+        </w:rPr>
+        <w:t>2 तिमिथियुस 2:8 (#1)</w:t>
+      </w:r>
+      <w:r>
+        <w:rPr>
+          <w:lang w:val="hi_IN" w:bidi="hi_IN"/>
+        </w:rPr>
+      </w:r>
+    </w:p>
+    <w:p>
+      <w:pPr/>
+      <w:r>
+        <w:rPr>
+          <w:lang w:val="hi_IN" w:bidi="hi_IN"/>
+        </w:rPr>
+      </w:r>
+      <w:r>
+        <w:rPr>
+          <w:b/>
+          <w:lang w:val="hi_IN" w:bidi="hi_IN"/>
+        </w:rPr>
+        <w:t>"जो दाऊद के"</w:t>
+      </w:r>
+    </w:p>
+    <w:p>
+      <w:pPr/>
+      <w:r>
+        <w:rPr>
+          <w:lang w:val="hi_IN" w:bidi="hi_IN"/>
+        </w:rPr>
+      </w:r>
+      <w:r>
+        <w:rPr>
+          <w:lang w:val="hi_IN" w:bidi="hi_IN"/>
+        </w:rPr>
+        <w:t>"यह एक पुरुष का नाम है, इस्राएल के महान राजा का|</w:t>
+      </w:r>
+    </w:p>
+    <w:p>
+      <w:pPr/>
+      <w:r>
+        <w:rPr>
+          <w:lang w:val="hi_IN" w:bidi="hi_IN"/>
+        </w:rPr>
+      </w:r>
+      <w:r>
+        <w:rPr>
+          <w:lang w:val="hi_IN" w:bidi="hi_IN"/>
+        </w:rPr>
+        <w:t xml:space="preserve">देखें: </w:t>
+      </w:r>
+      <w:r>
+        <w:rPr>
+          <w:lang w:val="hi_IN" w:bidi="hi_IN"/>
+        </w:rPr>
+        <w:t>नामों का अनुवाद कैसे करें</w:t>
+      </w:r>
+      <w:r>
+        <w:rPr>
+          <w:lang w:val="hi_IN" w:bidi="hi_IN"/>
+        </w:rPr>
+      </w:r>
+      <w:r>
+        <w:rPr>
+          <w:lang w:val="hi_IN" w:bidi="hi_IN"/>
+        </w:rPr>
+      </w:r>
+    </w:p>
+    <w:p>
+      <w:pPr/>
+      <w:r>
+        <w:rPr>
+          <w:lang w:val="hi_IN" w:bidi="hi_IN"/>
+        </w:rPr>
+      </w:r>
+    </w:p>
+    <w:p>
+      <w:pPr>
+        <w:pStyle w:val="Heading2"/>
+      </w:pPr>
+      <w:r>
+        <w:rPr>
+          <w:lang w:val="hi_IN" w:bidi="hi_IN"/>
+        </w:rPr>
         <w:t>2 तिमिथियुस 2:9 (#1)</w:t>
       </w:r>
       <w:r>
@@ -16797,6 +18018,82 @@
         <w:rPr>
           <w:lang w:val="hi_IN" w:bidi="hi_IN"/>
         </w:rPr>
+        <w:t>2 तिमिथियुस 2:11 (#1)</w:t>
+      </w:r>
+      <w:r>
+        <w:rPr>
+          <w:lang w:val="hi_IN" w:bidi="hi_IN"/>
+        </w:rPr>
+      </w:r>
+    </w:p>
+    <w:p>
+      <w:pPr/>
+      <w:r>
+        <w:rPr>
+          <w:lang w:val="hi_IN" w:bidi="hi_IN"/>
+        </w:rPr>
+      </w:r>
+      <w:r>
+        <w:rPr>
+          <w:b/>
+          <w:lang w:val="hi_IN" w:bidi="hi_IN"/>
+        </w:rPr>
+        <w:t>"यह बात सच है, कि"</w:t>
+      </w:r>
+    </w:p>
+    <w:p>
+      <w:pPr/>
+      <w:r>
+        <w:rPr>
+          <w:lang w:val="hi_IN" w:bidi="hi_IN"/>
+        </w:rPr>
+      </w:r>
+      <w:r>
+        <w:rPr>
+          <w:lang w:val="hi_IN" w:bidi="hi_IN"/>
+        </w:rPr>
+        <w:t xml:space="preserve">"आप इस विशेषण, </w:t>
+      </w:r>
+      <w:r>
+        <w:rPr>
+          <w:b/>
+          <w:lang w:val="hi_IN" w:bidi="hi_IN"/>
+        </w:rPr>
+        <w:t>विश्वासयोग्य</w:t>
+      </w:r>
+      <w:r>
+        <w:rPr>
+          <w:lang w:val="hi_IN" w:bidi="hi_IN"/>
+        </w:rPr>
+        <w:t xml:space="preserve"> का अर्थ सकर्मक क्रिया द्वारा व्यक्त कर सकते हैं यदि यह आपकी भाषा में अधिक स्पष्ट हो| वैकल्पिक अनुवाद:""तू इस कथन पर विश्ववास कर सकता है"""</w:t>
+      </w:r>
+      <w:r>
+        <w:rPr>
+          <w:lang w:val="hi_IN" w:bidi="hi_IN"/>
+        </w:rPr>
+      </w:r>
+      <w:r>
+        <w:rPr>
+          <w:lang w:val="hi_IN" w:bidi="hi_IN"/>
+        </w:rPr>
+      </w:r>
+    </w:p>
+    <w:p>
+      <w:pPr/>
+      <w:r>
+        <w:rPr>
+          <w:lang w:val="hi_IN" w:bidi="hi_IN"/>
+        </w:rPr>
+      </w:r>
+    </w:p>
+    <w:p>
+      <w:pPr>
+        <w:pStyle w:val="Heading2"/>
+      </w:pPr>
+      <w:r>
+        <w:rPr>
+          <w:lang w:val="hi_IN" w:bidi="hi_IN"/>
+        </w:rPr>
         <w:t>2 तिमिथियुस 2:11 (#2)</w:t>
       </w:r>
       <w:r>
@@ -17551,6 +18848,69 @@
         <w:rPr>
           <w:lang w:val="hi_IN" w:bidi="hi_IN"/>
         </w:rPr>
+        <w:t>2 तिमिथियुस 2:13 (#1)</w:t>
+      </w:r>
+      <w:r>
+        <w:rPr>
+          <w:lang w:val="hi_IN" w:bidi="hi_IN"/>
+        </w:rPr>
+      </w:r>
+    </w:p>
+    <w:p>
+      <w:pPr/>
+      <w:r>
+        <w:rPr>
+          <w:lang w:val="hi_IN" w:bidi="hi_IN"/>
+        </w:rPr>
+      </w:r>
+      <w:r>
+        <w:rPr>
+          <w:b/>
+          <w:lang w:val="hi_IN" w:bidi="hi_IN"/>
+        </w:rPr>
+        <w:t>""</w:t>
+      </w:r>
+    </w:p>
+    <w:p>
+      <w:pPr/>
+      <w:r>
+        <w:rPr>
+          <w:lang w:val="hi_IN" w:bidi="hi_IN"/>
+        </w:rPr>
+      </w:r>
+      <w:r>
+        <w:rPr>
+          <w:lang w:val="hi_IN" w:bidi="hi_IN"/>
+        </w:rPr>
+        <w:t>हम चाहे विश्वास हीन हों....वह अपना इन्कार नहीं कर सकता।</w:t>
+      </w:r>
+      <w:r>
+        <w:rPr>
+          <w:lang w:val="hi_IN" w:bidi="hi_IN"/>
+        </w:rPr>
+      </w:r>
+      <w:r>
+        <w:rPr>
+          <w:lang w:val="hi_IN" w:bidi="hi_IN"/>
+        </w:rPr>
+      </w:r>
+    </w:p>
+    <w:p>
+      <w:pPr/>
+      <w:r>
+        <w:rPr>
+          <w:lang w:val="hi_IN" w:bidi="hi_IN"/>
+        </w:rPr>
+      </w:r>
+    </w:p>
+    <w:p>
+      <w:pPr>
+        <w:pStyle w:val="Heading2"/>
+      </w:pPr>
+      <w:r>
+        <w:rPr>
+          <w:lang w:val="hi_IN" w:bidi="hi_IN"/>
+        </w:rPr>
         <w:t>2 तिमिथियुस 2:14 (#1)</w:t>
       </w:r>
       <w:r>
@@ -18274,6 +19634,69 @@
         <w:rPr>
           <w:lang w:val="hi_IN" w:bidi="hi_IN"/>
         </w:rPr>
+        <w:t>2 तिमिथियुस 2:14 (#4)</w:t>
+      </w:r>
+      <w:r>
+        <w:rPr>
+          <w:lang w:val="hi_IN" w:bidi="hi_IN"/>
+        </w:rPr>
+      </w:r>
+    </w:p>
+    <w:p>
+      <w:pPr/>
+      <w:r>
+        <w:rPr>
+          <w:lang w:val="hi_IN" w:bidi="hi_IN"/>
+        </w:rPr>
+      </w:r>
+      <w:r>
+        <w:rPr>
+          <w:b/>
+          <w:lang w:val="hi_IN" w:bidi="hi_IN"/>
+        </w:rPr>
+        <w:t>""</w:t>
+      </w:r>
+    </w:p>
+    <w:p>
+      <w:pPr/>
+      <w:r>
+        <w:rPr>
+          <w:lang w:val="hi_IN" w:bidi="hi_IN"/>
+        </w:rPr>
+      </w:r>
+      <w:r>
+        <w:rPr>
+          <w:lang w:val="hi_IN" w:bidi="hi_IN"/>
+        </w:rPr>
+        <w:t>"पौलुस कहता है कि शब्दों पर झगड़ा करने से झगड़ा करने वालों को कोई लाभ नहीं होगा| वैकल्पिक अनुवाद: ""इससे किसी को लाभ नहीं होगा"""</w:t>
+      </w:r>
+      <w:r>
+        <w:rPr>
+          <w:lang w:val="hi_IN" w:bidi="hi_IN"/>
+        </w:rPr>
+      </w:r>
+      <w:r>
+        <w:rPr>
+          <w:lang w:val="hi_IN" w:bidi="hi_IN"/>
+        </w:rPr>
+      </w:r>
+    </w:p>
+    <w:p>
+      <w:pPr/>
+      <w:r>
+        <w:rPr>
+          <w:lang w:val="hi_IN" w:bidi="hi_IN"/>
+        </w:rPr>
+      </w:r>
+    </w:p>
+    <w:p>
+      <w:pPr>
+        <w:pStyle w:val="Heading2"/>
+      </w:pPr>
+      <w:r>
+        <w:rPr>
+          <w:lang w:val="hi_IN" w:bidi="hi_IN"/>
+        </w:rPr>
         <w:t>2 तिमिथियुस 2:15 (#1)</w:t>
       </w:r>
       <w:r>
@@ -20110,6 +21533,96 @@
         <w:rPr>
           <w:lang w:val="hi_IN" w:bidi="hi_IN"/>
         </w:rPr>
+        <w:t>2 तिमिथियुस 2:17 (#3)</w:t>
+      </w:r>
+      <w:r>
+        <w:rPr>
+          <w:lang w:val="hi_IN" w:bidi="hi_IN"/>
+        </w:rPr>
+      </w:r>
+    </w:p>
+    <w:p>
+      <w:pPr/>
+      <w:r>
+        <w:rPr>
+          <w:lang w:val="hi_IN" w:bidi="hi_IN"/>
+        </w:rPr>
+      </w:r>
+      <w:r>
+        <w:rPr>
+          <w:b/>
+          <w:lang w:val="hi_IN" w:bidi="hi_IN"/>
+        </w:rPr>
+        <w:t>"हुमिनयुस और फिलेतुस उन्हीं में से हैं"</w:t>
+      </w:r>
+    </w:p>
+    <w:p>
+      <w:pPr/>
+      <w:r>
+        <w:rPr>
+          <w:lang w:val="hi_IN" w:bidi="hi_IN"/>
+        </w:rPr>
+      </w:r>
+      <w:r>
+        <w:rPr>
+          <w:lang w:val="hi_IN" w:bidi="hi_IN"/>
+        </w:rPr>
+        <w:t xml:space="preserve">"पौलुस तीमुथियुस को दो पुरुषों के नाम बताता है जो अविश्वास और मूर्खता की बातों के उदाहरण हैं| अपनी भाषा में इन नामों में और पिछले उपवाक्य में प्रयुक्त </w:t>
+      </w:r>
+      <w:r>
+        <w:rPr>
+          <w:b/>
+          <w:lang w:val="hi_IN" w:bidi="hi_IN"/>
+        </w:rPr>
+        <w:t>उनके वचन</w:t>
+      </w:r>
+      <w:r>
+        <w:rPr>
+          <w:lang w:val="hi_IN" w:bidi="hi_IN"/>
+        </w:rPr>
+        <w:t xml:space="preserve"> में स्पष्ट सम्बन्ध दर्शाएं आपको इसे सुव्यक्त करने की आवश्यकता होगी | वैकल्पिक अनुवाद: ""हुमिनयुस और फिलेतुस ऐसे दो जन हैं""</w:t>
+      </w:r>
+    </w:p>
+    <w:p>
+      <w:pPr/>
+      <w:r>
+        <w:rPr>
+          <w:lang w:val="hi_IN" w:bidi="hi_IN"/>
+        </w:rPr>
+      </w:r>
+      <w:r>
+        <w:rPr>
+          <w:lang w:val="hi_IN" w:bidi="hi_IN"/>
+        </w:rPr>
+        <w:t>देखें: सर्वनाम — When to Use Them</w:t>
+      </w:r>
+      <w:r>
+        <w:rPr>
+          <w:lang w:val="hi_IN" w:bidi="hi_IN"/>
+        </w:rPr>
+      </w:r>
+      <w:r>
+        <w:rPr>
+          <w:lang w:val="hi_IN" w:bidi="hi_IN"/>
+        </w:rPr>
+      </w:r>
+    </w:p>
+    <w:p>
+      <w:pPr/>
+      <w:r>
+        <w:rPr>
+          <w:lang w:val="hi_IN" w:bidi="hi_IN"/>
+        </w:rPr>
+      </w:r>
+    </w:p>
+    <w:p>
+      <w:pPr>
+        <w:pStyle w:val="Heading2"/>
+      </w:pPr>
+      <w:r>
+        <w:rPr>
+          <w:lang w:val="hi_IN" w:bidi="hi_IN"/>
+        </w:rPr>
         <w:t>2 तिमिथियुस 2:18 (#1)</w:t>
       </w:r>
       <w:r>
@@ -21600,6 +23113,83 @@
         <w:rPr>
           <w:lang w:val="hi_IN" w:bidi="hi_IN"/>
         </w:rPr>
+        <w:t>2 तिमिथियुस 2:19 (#1)</w:t>
+      </w:r>
+      <w:r>
+        <w:rPr>
+          <w:lang w:val="hi_IN" w:bidi="hi_IN"/>
+        </w:rPr>
+      </w:r>
+    </w:p>
+    <w:p>
+      <w:pPr/>
+      <w:r>
+        <w:rPr>
+          <w:lang w:val="hi_IN" w:bidi="hi_IN"/>
+        </w:rPr>
+      </w:r>
+      <w:r>
+        <w:rPr>
+          <w:b/>
+          <w:lang w:val="hi_IN" w:bidi="hi_IN"/>
+        </w:rPr>
+        <w:t>""</w:t>
+      </w:r>
+    </w:p>
+    <w:p>
+      <w:pPr/>
+      <w:r>
+        <w:rPr>
+          <w:lang w:val="hi_IN" w:bidi="hi_IN"/>
+        </w:rPr>
+      </w:r>
+      <w:r>
+        <w:rPr>
+          <w:lang w:val="hi_IN" w:bidi="hi_IN"/>
+        </w:rPr>
+        <w:t>General Information:\n\nसामान्य जानकारी:</w:t>
+      </w:r>
+    </w:p>
+    <w:p>
+      <w:pPr/>
+      <w:r>
+        <w:rPr>
+          <w:lang w:val="hi_IN" w:bidi="hi_IN"/>
+        </w:rPr>
+      </w:r>
+      <w:r>
+        <w:rPr>
+          <w:lang w:val="hi_IN" w:bidi="hi_IN"/>
+        </w:rPr>
+        <w:t>देखें: रूपक</w:t>
+      </w:r>
+      <w:r>
+        <w:rPr>
+          <w:lang w:val="hi_IN" w:bidi="hi_IN"/>
+        </w:rPr>
+      </w:r>
+      <w:r>
+        <w:rPr>
+          <w:lang w:val="hi_IN" w:bidi="hi_IN"/>
+        </w:rPr>
+      </w:r>
+    </w:p>
+    <w:p>
+      <w:pPr/>
+      <w:r>
+        <w:rPr>
+          <w:lang w:val="hi_IN" w:bidi="hi_IN"/>
+        </w:rPr>
+      </w:r>
+    </w:p>
+    <w:p>
+      <w:pPr>
+        <w:pStyle w:val="Heading2"/>
+      </w:pPr>
+      <w:r>
+        <w:rPr>
+          <w:lang w:val="hi_IN" w:bidi="hi_IN"/>
+        </w:rPr>
         <w:t>2 तीमुथियुस 2:20 (#1)</w:t>
       </w:r>
       <w:r>
@@ -22920,6 +24510,333 @@
         <w:rPr>
           <w:lang w:val="hi_IN" w:bidi="hi_IN"/>
         </w:rPr>
+        <w:t>2 तिमिथियुस 2:21 (#2)</w:t>
+      </w:r>
+      <w:r>
+        <w:rPr>
+          <w:lang w:val="hi_IN" w:bidi="hi_IN"/>
+        </w:rPr>
+      </w:r>
+    </w:p>
+    <w:p>
+      <w:pPr/>
+      <w:r>
+        <w:rPr>
+          <w:lang w:val="hi_IN" w:bidi="hi_IN"/>
+        </w:rPr>
+      </w:r>
+      <w:r>
+        <w:rPr>
+          <w:b/>
+          <w:lang w:val="hi_IN" w:bidi="hi_IN"/>
+        </w:rPr>
+        <w:t>""</w:t>
+      </w:r>
+    </w:p>
+    <w:p>
+      <w:pPr/>
+      <w:r>
+        <w:rPr>
+          <w:lang w:val="hi_IN" w:bidi="hi_IN"/>
+        </w:rPr>
+      </w:r>
+      <w:r>
+        <w:rPr>
+          <w:lang w:val="hi_IN" w:bidi="hi_IN"/>
+        </w:rPr>
+        <w:t>"जो मनुष्य इन संबंधों को या कार्यकलापों को त्याग देता है उसके लिए पौलुस लाक्षणिक भाषा में कहता है कि वह विशिष्ट पात्र है।वैकल्पिक अनुवाद: ""वह विशेष अवसरों के लिए उपयोगी पात्र के जैसा है"" या ""वह उस पात्र के जैसा होगा जो मनुष्यों के सम्मान के निमित्त काम में लिया जाएगा""</w:t>
+      </w:r>
+    </w:p>
+    <w:p>
+      <w:pPr/>
+      <w:r>
+        <w:rPr>
+          <w:lang w:val="hi_IN" w:bidi="hi_IN"/>
+        </w:rPr>
+      </w:r>
+      <w:r>
+        <w:rPr>
+          <w:lang w:val="hi_IN" w:bidi="hi_IN"/>
+        </w:rPr>
+        <w:t>देखें: रूपक</w:t>
+      </w:r>
+      <w:r>
+        <w:rPr>
+          <w:lang w:val="hi_IN" w:bidi="hi_IN"/>
+        </w:rPr>
+      </w:r>
+      <w:r>
+        <w:rPr>
+          <w:lang w:val="hi_IN" w:bidi="hi_IN"/>
+        </w:rPr>
+      </w:r>
+    </w:p>
+    <w:p>
+      <w:pPr/>
+      <w:r>
+        <w:rPr>
+          <w:lang w:val="hi_IN" w:bidi="hi_IN"/>
+        </w:rPr>
+      </w:r>
+    </w:p>
+    <w:p>
+      <w:pPr>
+        <w:pStyle w:val="Heading2"/>
+      </w:pPr>
+      <w:r>
+        <w:rPr>
+          <w:lang w:val="hi_IN" w:bidi="hi_IN"/>
+        </w:rPr>
+        <w:t>2 तिमिथियुस 2:21 (#3)</w:t>
+      </w:r>
+      <w:r>
+        <w:rPr>
+          <w:lang w:val="hi_IN" w:bidi="hi_IN"/>
+        </w:rPr>
+      </w:r>
+    </w:p>
+    <w:p>
+      <w:pPr/>
+      <w:r>
+        <w:rPr>
+          <w:lang w:val="hi_IN" w:bidi="hi_IN"/>
+        </w:rPr>
+      </w:r>
+      <w:r>
+        <w:rPr>
+          <w:b/>
+          <w:lang w:val="hi_IN" w:bidi="hi_IN"/>
+        </w:rPr>
+        <w:t>""</w:t>
+      </w:r>
+    </w:p>
+    <w:p>
+      <w:pPr/>
+      <w:r>
+        <w:rPr>
+          <w:lang w:val="hi_IN" w:bidi="hi_IN"/>
+        </w:rPr>
+      </w:r>
+      <w:r>
+        <w:rPr>
+          <w:lang w:val="hi_IN" w:bidi="hi_IN"/>
+        </w:rPr>
+        <w:t xml:space="preserve">"ये चार वाक्यांश दो में से एक प्रकार से सम्बंधित हो सकते हैं: (1) वे जो </w:t>
+      </w:r>
+      <w:r>
+        <w:rPr>
+          <w:b/>
+          <w:lang w:val="hi_IN" w:bidi="hi_IN"/>
+        </w:rPr>
+        <w:t>होते हुए</w:t>
+      </w:r>
+      <w:r>
+        <w:rPr>
+          <w:lang w:val="hi_IN" w:bidi="hi_IN"/>
+        </w:rPr>
+        <w:t xml:space="preserve"> से आरम्भ हो रहे हैं वे उसके पूर्वोक्त वाक्यांश का कारण दर्शाते हैं| वैकल्पिक अनुवाद: ""वह सम्मान का पात्र होगा क्योंकि उसका शोधन किया जा चुका है और वह अपने स्वामी के लिए उपयोगी होगा क्योंकि उसको हर एक अच्छे काम के लिए तैयार किया जा चुका है"" या (2) चारों वाक्यांश उस मनुष्य विशेष का ही वर्णन कर सकते हैं। वैकल्पिक अनुवाद: “वह, जिसका शोधन किया जा चुका है,सम्मान का पात्र होगा, स्वामी के लिए उपयोगी तथा प्रत्येक अच्छे काम के लिए तैयार"""</w:t>
+      </w:r>
+    </w:p>
+    <w:p>
+      <w:pPr/>
+      <w:r>
+        <w:rPr>
+          <w:lang w:val="hi_IN" w:bidi="hi_IN"/>
+        </w:rPr>
+      </w:r>
+      <w:r>
+        <w:rPr>
+          <w:lang w:val="hi_IN" w:bidi="hi_IN"/>
+        </w:rPr>
+        <w:t xml:space="preserve">देखें: </w:t>
+      </w:r>
+      <w:r>
+        <w:rPr>
+          <w:lang w:val="hi_IN" w:bidi="hi_IN"/>
+        </w:rPr>
+        <w:t>सक्रिय या निष्क्रिय</w:t>
+      </w:r>
+      <w:r>
+        <w:rPr>
+          <w:lang w:val="hi_IN" w:bidi="hi_IN"/>
+        </w:rPr>
+      </w:r>
+      <w:r>
+        <w:rPr>
+          <w:lang w:val="hi_IN" w:bidi="hi_IN"/>
+        </w:rPr>
+      </w:r>
+    </w:p>
+    <w:p>
+      <w:pPr/>
+      <w:r>
+        <w:rPr>
+          <w:lang w:val="hi_IN" w:bidi="hi_IN"/>
+        </w:rPr>
+      </w:r>
+    </w:p>
+    <w:p>
+      <w:pPr>
+        <w:pStyle w:val="Heading2"/>
+      </w:pPr>
+      <w:r>
+        <w:rPr>
+          <w:lang w:val="hi_IN" w:bidi="hi_IN"/>
+        </w:rPr>
+        <w:t>2 तिमिथियुस 2:21 (#4)</w:t>
+      </w:r>
+      <w:r>
+        <w:rPr>
+          <w:lang w:val="hi_IN" w:bidi="hi_IN"/>
+        </w:rPr>
+      </w:r>
+    </w:p>
+    <w:p>
+      <w:pPr/>
+      <w:r>
+        <w:rPr>
+          <w:lang w:val="hi_IN" w:bidi="hi_IN"/>
+        </w:rPr>
+      </w:r>
+      <w:r>
+        <w:rPr>
+          <w:b/>
+          <w:lang w:val="hi_IN" w:bidi="hi_IN"/>
+        </w:rPr>
+        <w:t>""</w:t>
+      </w:r>
+    </w:p>
+    <w:p>
+      <w:pPr/>
+      <w:r>
+        <w:rPr>
+          <w:lang w:val="hi_IN" w:bidi="hi_IN"/>
+        </w:rPr>
+      </w:r>
+      <w:r>
+        <w:rPr>
+          <w:lang w:val="hi_IN" w:bidi="hi_IN"/>
+        </w:rPr>
+        <w:t>"यदि इस वाक्यांश में घर के पात्रों की उपमा का ही विवेचन हो रहा है तो पौलुस उस मनुष्य के सन्दर्भ में कह रहा है जो अनुचित संबंधों और कार्यकलापों से मुक्त हो चुका है कि वह एक बहुमूल्य पात्र जैसा है जिसको उसका स्वामी एक विशेष स्थान में रखता है। इस वाक्यांश में उपमा का प्रयोग है या नहीं, इसमें एक विशेष कार्य के लिए ""समर्पित"" किए जाने का विचार व्यक्त किया गया है। वैकल्पिक अनुवाद: ""जिसको परमेश्वर ने एक विशेष उद्देश्य के निमित्त पृथक किया है""</w:t>
+      </w:r>
+    </w:p>
+    <w:p>
+      <w:pPr/>
+      <w:r>
+        <w:rPr>
+          <w:lang w:val="hi_IN" w:bidi="hi_IN"/>
+        </w:rPr>
+      </w:r>
+      <w:r>
+        <w:rPr>
+          <w:lang w:val="hi_IN" w:bidi="hi_IN"/>
+        </w:rPr>
+        <w:t>देखें: रूपक</w:t>
+      </w:r>
+      <w:r>
+        <w:rPr>
+          <w:lang w:val="hi_IN" w:bidi="hi_IN"/>
+        </w:rPr>
+      </w:r>
+      <w:r>
+        <w:rPr>
+          <w:lang w:val="hi_IN" w:bidi="hi_IN"/>
+        </w:rPr>
+      </w:r>
+    </w:p>
+    <w:p>
+      <w:pPr/>
+      <w:r>
+        <w:rPr>
+          <w:lang w:val="hi_IN" w:bidi="hi_IN"/>
+        </w:rPr>
+      </w:r>
+    </w:p>
+    <w:p>
+      <w:pPr>
+        <w:pStyle w:val="Heading2"/>
+      </w:pPr>
+      <w:r>
+        <w:rPr>
+          <w:lang w:val="hi_IN" w:bidi="hi_IN"/>
+        </w:rPr>
+        <w:t>2 तिमिथियुस 2:21 (#3)</w:t>
+      </w:r>
+      <w:r>
+        <w:rPr>
+          <w:lang w:val="hi_IN" w:bidi="hi_IN"/>
+        </w:rPr>
+      </w:r>
+    </w:p>
+    <w:p>
+      <w:pPr/>
+      <w:r>
+        <w:rPr>
+          <w:lang w:val="hi_IN" w:bidi="hi_IN"/>
+        </w:rPr>
+      </w:r>
+      <w:r>
+        <w:rPr>
+          <w:b/>
+          <w:lang w:val="hi_IN" w:bidi="hi_IN"/>
+        </w:rPr>
+        <w:t>"स्वामी के काम आएगा"</w:t>
+      </w:r>
+    </w:p>
+    <w:p>
+      <w:pPr/>
+      <w:r>
+        <w:rPr>
+          <w:lang w:val="hi_IN" w:bidi="hi_IN"/>
+        </w:rPr>
+      </w:r>
+      <w:r>
+        <w:rPr>
+          <w:lang w:val="hi_IN" w:bidi="hi_IN"/>
+        </w:rPr>
+        <w:t>"घर की उपमा के सन्दर्भ में, पौलुस परमेश्वर के लिए लाक्षणिक भाषा में कहता है कि वह घर का मुखिया है|वैकल्पिक अनुवाद: ""परमेश्वर के लिए उपयोगी""</w:t>
+      </w:r>
+    </w:p>
+    <w:p>
+      <w:pPr/>
+      <w:r>
+        <w:rPr>
+          <w:lang w:val="hi_IN" w:bidi="hi_IN"/>
+        </w:rPr>
+      </w:r>
+      <w:r>
+        <w:rPr>
+          <w:lang w:val="hi_IN" w:bidi="hi_IN"/>
+        </w:rPr>
+        <w:t>देखें: रूपक</w:t>
+      </w:r>
+      <w:r>
+        <w:rPr>
+          <w:lang w:val="hi_IN" w:bidi="hi_IN"/>
+        </w:rPr>
+      </w:r>
+      <w:r>
+        <w:rPr>
+          <w:lang w:val="hi_IN" w:bidi="hi_IN"/>
+        </w:rPr>
+      </w:r>
+    </w:p>
+    <w:p>
+      <w:pPr/>
+      <w:r>
+        <w:rPr>
+          <w:lang w:val="hi_IN" w:bidi="hi_IN"/>
+        </w:rPr>
+      </w:r>
+    </w:p>
+    <w:p>
+      <w:pPr>
+        <w:pStyle w:val="Heading2"/>
+      </w:pPr>
+      <w:r>
+        <w:rPr>
+          <w:lang w:val="hi_IN" w:bidi="hi_IN"/>
+        </w:rPr>
         <w:t>2 तीमुथियुस 2:22 (#1)</w:t>
       </w:r>
       <w:r>
@@ -24074,6 +25991,96 @@
         <w:rPr>
           <w:lang w:val="hi_IN" w:bidi="hi_IN"/>
         </w:rPr>
+        <w:t>2 तिमिथियुस 2:22 (#5)</w:t>
+      </w:r>
+      <w:r>
+        <w:rPr>
+          <w:lang w:val="hi_IN" w:bidi="hi_IN"/>
+        </w:rPr>
+      </w:r>
+    </w:p>
+    <w:p>
+      <w:pPr/>
+      <w:r>
+        <w:rPr>
+          <w:lang w:val="hi_IN" w:bidi="hi_IN"/>
+        </w:rPr>
+      </w:r>
+      <w:r>
+        <w:rPr>
+          <w:b/>
+          <w:lang w:val="hi_IN" w:bidi="hi_IN"/>
+        </w:rPr>
+        <w:t>"जो शुद्ध मन से"</w:t>
+      </w:r>
+    </w:p>
+    <w:p>
+      <w:pPr/>
+      <w:r>
+        <w:rPr>
+          <w:lang w:val="hi_IN" w:bidi="hi_IN"/>
+        </w:rPr>
+      </w:r>
+      <w:r>
+        <w:rPr>
+          <w:lang w:val="hi_IN" w:bidi="hi_IN"/>
+        </w:rPr>
+        <w:t xml:space="preserve">"पौलुस </w:t>
+      </w:r>
+      <w:r>
+        <w:rPr>
+          <w:b/>
+          <w:lang w:val="hi_IN" w:bidi="hi_IN"/>
+        </w:rPr>
+        <w:t>शुद्ध</w:t>
+      </w:r>
+      <w:r>
+        <w:rPr>
+          <w:lang w:val="hi_IN" w:bidi="hi_IN"/>
+        </w:rPr>
+        <w:t xml:space="preserve"> शब्द के प्रयोग द्वारा मनुष्य की मंशाओं और विचारों का ऐसे वर्णन करता है जैसे कि वे वस्तुएं हों जिनको शुद्ध किया जा सकता है वैकल्पिक अनुवाद: “निष्कपट मन से""</w:t>
+      </w:r>
+    </w:p>
+    <w:p>
+      <w:pPr/>
+      <w:r>
+        <w:rPr>
+          <w:lang w:val="hi_IN" w:bidi="hi_IN"/>
+        </w:rPr>
+      </w:r>
+      <w:r>
+        <w:rPr>
+          <w:lang w:val="hi_IN" w:bidi="hi_IN"/>
+        </w:rPr>
+        <w:t>देखें: रूपक</w:t>
+      </w:r>
+      <w:r>
+        <w:rPr>
+          <w:lang w:val="hi_IN" w:bidi="hi_IN"/>
+        </w:rPr>
+      </w:r>
+      <w:r>
+        <w:rPr>
+          <w:lang w:val="hi_IN" w:bidi="hi_IN"/>
+        </w:rPr>
+      </w:r>
+    </w:p>
+    <w:p>
+      <w:pPr/>
+      <w:r>
+        <w:rPr>
+          <w:lang w:val="hi_IN" w:bidi="hi_IN"/>
+        </w:rPr>
+      </w:r>
+    </w:p>
+    <w:p>
+      <w:pPr>
+        <w:pStyle w:val="Heading2"/>
+      </w:pPr>
+      <w:r>
+        <w:rPr>
+          <w:lang w:val="hi_IN" w:bidi="hi_IN"/>
+        </w:rPr>
         <w:t>2 तिमिथियुस 2:23 (#1)</w:t>
       </w:r>
       <w:r>
@@ -26797,6 +28804,69 @@
         <w:rPr>
           <w:lang w:val="hi_IN" w:bidi="hi_IN"/>
         </w:rPr>
+        <w:t>2 तिमिथियुस 3:1 (#1)</w:t>
+      </w:r>
+      <w:r>
+        <w:rPr>
+          <w:lang w:val="hi_IN" w:bidi="hi_IN"/>
+        </w:rPr>
+      </w:r>
+    </w:p>
+    <w:p>
+      <w:pPr/>
+      <w:r>
+        <w:rPr>
+          <w:lang w:val="hi_IN" w:bidi="hi_IN"/>
+        </w:rPr>
+      </w:r>
+      <w:r>
+        <w:rPr>
+          <w:b/>
+          <w:lang w:val="hi_IN" w:bidi="hi_IN"/>
+        </w:rPr>
+        <w:t>""</w:t>
+      </w:r>
+    </w:p>
+    <w:p>
+      <w:pPr/>
+      <w:r>
+        <w:rPr>
+          <w:lang w:val="hi_IN" w:bidi="hi_IN"/>
+        </w:rPr>
+      </w:r>
+      <w:r>
+        <w:rPr>
+          <w:lang w:val="hi_IN" w:bidi="hi_IN"/>
+        </w:rPr>
+        <w:t>Connecting Statement:\n\nकनेक्टिंग स्टेटमेंट:</w:t>
+      </w:r>
+      <w:r>
+        <w:rPr>
+          <w:lang w:val="hi_IN" w:bidi="hi_IN"/>
+        </w:rPr>
+      </w:r>
+      <w:r>
+        <w:rPr>
+          <w:lang w:val="hi_IN" w:bidi="hi_IN"/>
+        </w:rPr>
+      </w:r>
+    </w:p>
+    <w:p>
+      <w:pPr/>
+      <w:r>
+        <w:rPr>
+          <w:lang w:val="hi_IN" w:bidi="hi_IN"/>
+        </w:rPr>
+      </w:r>
+    </w:p>
+    <w:p>
+      <w:pPr>
+        <w:pStyle w:val="Heading2"/>
+      </w:pPr>
+      <w:r>
+        <w:rPr>
+          <w:lang w:val="hi_IN" w:bidi="hi_IN"/>
+        </w:rPr>
         <w:t>2 तीमुथियुस 3:2 (#1)</w:t>
       </w:r>
       <w:r>
@@ -27372,6 +29442,158 @@
         <w:rPr>
           <w:lang w:val="hi_IN" w:bidi="hi_IN"/>
         </w:rPr>
+        <w:t>2 तिमिथियुस 3:3 (#1)</w:t>
+      </w:r>
+      <w:r>
+        <w:rPr>
+          <w:lang w:val="hi_IN" w:bidi="hi_IN"/>
+        </w:rPr>
+      </w:r>
+    </w:p>
+    <w:p>
+      <w:pPr/>
+      <w:r>
+        <w:rPr>
+          <w:lang w:val="hi_IN" w:bidi="hi_IN"/>
+        </w:rPr>
+      </w:r>
+      <w:r>
+        <w:rPr>
+          <w:b/>
+          <w:lang w:val="hi_IN" w:bidi="hi_IN"/>
+        </w:rPr>
+        <w:t>"दया रहित"</w:t>
+      </w:r>
+    </w:p>
+    <w:p>
+      <w:pPr/>
+      <w:r>
+        <w:rPr>
+          <w:lang w:val="hi_IN" w:bidi="hi_IN"/>
+        </w:rPr>
+      </w:r>
+      <w:r>
+        <w:rPr>
+          <w:lang w:val="hi_IN" w:bidi="hi_IN"/>
+        </w:rPr>
+        <w:t>"</w:t>
+      </w:r>
+      <w:r>
+        <w:rPr>
+          <w:b/>
+          <w:lang w:val="hi_IN" w:bidi="hi_IN"/>
+        </w:rPr>
+        <w:t>कठोर</w:t>
+      </w:r>
+      <w:r>
+        <w:rPr>
+          <w:lang w:val="hi_IN" w:bidi="hi_IN"/>
+        </w:rPr>
+        <w:t xml:space="preserve"> शब्द का अर्थ है, वे अन्यों से प्रेम नहीं रखेंगे जैसा उनको करना चाहिए| वैकल्पिक अनुवाद: ""वे अपने ही परिवार से प्रेम नहीं रखेंगे"""</w:t>
+      </w:r>
+      <w:r>
+        <w:rPr>
+          <w:lang w:val="hi_IN" w:bidi="hi_IN"/>
+        </w:rPr>
+      </w:r>
+      <w:r>
+        <w:rPr>
+          <w:lang w:val="hi_IN" w:bidi="hi_IN"/>
+        </w:rPr>
+      </w:r>
+    </w:p>
+    <w:p>
+      <w:pPr/>
+      <w:r>
+        <w:rPr>
+          <w:lang w:val="hi_IN" w:bidi="hi_IN"/>
+        </w:rPr>
+      </w:r>
+    </w:p>
+    <w:p>
+      <w:pPr>
+        <w:pStyle w:val="Heading2"/>
+      </w:pPr>
+      <w:r>
+        <w:rPr>
+          <w:lang w:val="hi_IN" w:bidi="hi_IN"/>
+        </w:rPr>
+        <w:t>2 तिमिथियुस 3:3 (#2)</w:t>
+      </w:r>
+      <w:r>
+        <w:rPr>
+          <w:lang w:val="hi_IN" w:bidi="hi_IN"/>
+        </w:rPr>
+      </w:r>
+    </w:p>
+    <w:p>
+      <w:pPr/>
+      <w:r>
+        <w:rPr>
+          <w:lang w:val="hi_IN" w:bidi="hi_IN"/>
+        </w:rPr>
+      </w:r>
+      <w:r>
+        <w:rPr>
+          <w:b/>
+          <w:lang w:val="hi_IN" w:bidi="hi_IN"/>
+        </w:rPr>
+        <w:t>"क्षमा रहित"</w:t>
+      </w:r>
+    </w:p>
+    <w:p>
+      <w:pPr/>
+      <w:r>
+        <w:rPr>
+          <w:lang w:val="hi_IN" w:bidi="hi_IN"/>
+        </w:rPr>
+      </w:r>
+      <w:r>
+        <w:rPr>
+          <w:lang w:val="hi_IN" w:bidi="hi_IN"/>
+        </w:rPr>
+        <w:t>"</w:t>
+      </w:r>
+      <w:r>
+        <w:rPr>
+          <w:b/>
+          <w:lang w:val="hi_IN" w:bidi="hi_IN"/>
+        </w:rPr>
+        <w:t>क्षमारहित</w:t>
+      </w:r>
+      <w:r>
+        <w:rPr>
+          <w:lang w:val="hi_IN" w:bidi="hi_IN"/>
+        </w:rPr>
+        <w:t xml:space="preserve"> शब्द का अर्थ है, वे किसी के साथ मेल-मिलाप के आकांक्षी नहीं होंगे और अपनी ही इच्छा पूरी करने के लिए झड़ते रहेंगे| वैकल्पिक अनुवाद: ""वे किसी के साथ सहमत नहीं होंगे"" या ""वे किसी के साथ मेल से नहीं रह पाएंगे"""</w:t>
+      </w:r>
+      <w:r>
+        <w:rPr>
+          <w:lang w:val="hi_IN" w:bidi="hi_IN"/>
+        </w:rPr>
+      </w:r>
+      <w:r>
+        <w:rPr>
+          <w:lang w:val="hi_IN" w:bidi="hi_IN"/>
+        </w:rPr>
+      </w:r>
+    </w:p>
+    <w:p>
+      <w:pPr/>
+      <w:r>
+        <w:rPr>
+          <w:lang w:val="hi_IN" w:bidi="hi_IN"/>
+        </w:rPr>
+      </w:r>
+    </w:p>
+    <w:p>
+      <w:pPr>
+        <w:pStyle w:val="Heading2"/>
+      </w:pPr>
+      <w:r>
+        <w:rPr>
+          <w:lang w:val="hi_IN" w:bidi="hi_IN"/>
+        </w:rPr>
         <w:t>2 तिमिथियुस 3:4 (#2)</w:t>
       </w:r>
       <w:r>
@@ -27561,6 +29783,82 @@
         <w:rPr>
           <w:lang w:val="hi_IN" w:bidi="hi_IN"/>
         </w:rPr>
+        <w:t>2 तिमिथियुस 3:4 (#1)</w:t>
+      </w:r>
+      <w:r>
+        <w:rPr>
+          <w:lang w:val="hi_IN" w:bidi="hi_IN"/>
+        </w:rPr>
+      </w:r>
+    </w:p>
+    <w:p>
+      <w:pPr/>
+      <w:r>
+        <w:rPr>
+          <w:lang w:val="hi_IN" w:bidi="hi_IN"/>
+        </w:rPr>
+      </w:r>
+      <w:r>
+        <w:rPr>
+          <w:b/>
+          <w:lang w:val="hi_IN" w:bidi="hi_IN"/>
+        </w:rPr>
+        <w:t>"हठी"</w:t>
+      </w:r>
+    </w:p>
+    <w:p>
+      <w:pPr/>
+      <w:r>
+        <w:rPr>
+          <w:lang w:val="hi_IN" w:bidi="hi_IN"/>
+        </w:rPr>
+      </w:r>
+      <w:r>
+        <w:rPr>
+          <w:lang w:val="hi_IN" w:bidi="hi_IN"/>
+        </w:rPr>
+        <w:t xml:space="preserve">"यहाँ </w:t>
+      </w:r>
+      <w:r>
+        <w:rPr>
+          <w:b/>
+          <w:lang w:val="hi_IN" w:bidi="hi_IN"/>
+        </w:rPr>
+        <w:t>धृष्ट</w:t>
+      </w:r>
+      <w:r>
+        <w:rPr>
+          <w:lang w:val="hi_IN" w:bidi="hi_IN"/>
+        </w:rPr>
+        <w:t xml:space="preserve"> शब्द से जो विचार प्रकट होता है वह है, किसी दुष्परिणाम का विचार किए बिनी काम करना| वैकल्पिक अनुवाद: ""परिणाम की चिंता किए बिना"""</w:t>
+      </w:r>
+      <w:r>
+        <w:rPr>
+          <w:lang w:val="hi_IN" w:bidi="hi_IN"/>
+        </w:rPr>
+      </w:r>
+      <w:r>
+        <w:rPr>
+          <w:lang w:val="hi_IN" w:bidi="hi_IN"/>
+        </w:rPr>
+      </w:r>
+    </w:p>
+    <w:p>
+      <w:pPr/>
+      <w:r>
+        <w:rPr>
+          <w:lang w:val="hi_IN" w:bidi="hi_IN"/>
+        </w:rPr>
+      </w:r>
+    </w:p>
+    <w:p>
+      <w:pPr>
+        <w:pStyle w:val="Heading2"/>
+      </w:pPr>
+      <w:r>
+        <w:rPr>
+          <w:lang w:val="hi_IN" w:bidi="hi_IN"/>
+        </w:rPr>
         <w:t>2 तीमुथियुस 3:5 (#1)</w:t>
       </w:r>
       <w:r>
@@ -28244,6 +30542,69 @@
         <w:rPr>
           <w:lang w:val="hi_IN" w:bidi="hi_IN"/>
         </w:rPr>
+        <w:t>2 तिमिथियुस 3:5 (#2)</w:t>
+      </w:r>
+      <w:r>
+        <w:rPr>
+          <w:lang w:val="hi_IN" w:bidi="hi_IN"/>
+        </w:rPr>
+      </w:r>
+    </w:p>
+    <w:p>
+      <w:pPr/>
+      <w:r>
+        <w:rPr>
+          <w:lang w:val="hi_IN" w:bidi="hi_IN"/>
+        </w:rPr>
+      </w:r>
+      <w:r>
+        <w:rPr>
+          <w:b/>
+          <w:lang w:val="hi_IN" w:bidi="hi_IN"/>
+        </w:rPr>
+        <w:t>"भक्ति का भेष तो धरेंगे"</w:t>
+      </w:r>
+    </w:p>
+    <w:p>
+      <w:pPr/>
+      <w:r>
+        <w:rPr>
+          <w:lang w:val="hi_IN" w:bidi="hi_IN"/>
+        </w:rPr>
+      </w:r>
+      <w:r>
+        <w:rPr>
+          <w:lang w:val="hi_IN" w:bidi="hi_IN"/>
+        </w:rPr>
+        <w:t>ईश्वरीयता का एक आकार है</w:t>
+      </w:r>
+      <w:r>
+        <w:rPr>
+          <w:lang w:val="hi_IN" w:bidi="hi_IN"/>
+        </w:rPr>
+      </w:r>
+      <w:r>
+        <w:rPr>
+          <w:lang w:val="hi_IN" w:bidi="hi_IN"/>
+        </w:rPr>
+      </w:r>
+    </w:p>
+    <w:p>
+      <w:pPr/>
+      <w:r>
+        <w:rPr>
+          <w:lang w:val="hi_IN" w:bidi="hi_IN"/>
+        </w:rPr>
+      </w:r>
+    </w:p>
+    <w:p>
+      <w:pPr>
+        <w:pStyle w:val="Heading2"/>
+      </w:pPr>
+      <w:r>
+        <w:rPr>
+          <w:lang w:val="hi_IN" w:bidi="hi_IN"/>
+        </w:rPr>
         <w:t>2 तीमुथियुस 3:6 (#1)</w:t>
       </w:r>
       <w:r>
@@ -30620,6 +32981,209 @@
         <w:rPr>
           <w:lang w:val="hi_IN" w:bidi="hi_IN"/>
         </w:rPr>
+        <w:t>2 तिमिथियुस 3:8 (#1)</w:t>
+      </w:r>
+      <w:r>
+        <w:rPr>
+          <w:lang w:val="hi_IN" w:bidi="hi_IN"/>
+        </w:rPr>
+      </w:r>
+    </w:p>
+    <w:p>
+      <w:pPr/>
+      <w:r>
+        <w:rPr>
+          <w:lang w:val="hi_IN" w:bidi="hi_IN"/>
+        </w:rPr>
+      </w:r>
+      <w:r>
+        <w:rPr>
+          <w:b/>
+          <w:lang w:val="hi_IN" w:bidi="hi_IN"/>
+        </w:rPr>
+        <w:t>""</w:t>
+      </w:r>
+    </w:p>
+    <w:p>
+      <w:pPr/>
+      <w:r>
+        <w:rPr>
+          <w:lang w:val="hi_IN" w:bidi="hi_IN"/>
+        </w:rPr>
+      </w:r>
+      <w:r>
+        <w:rPr>
+          <w:lang w:val="hi_IN" w:bidi="hi_IN"/>
+        </w:rPr>
+        <w:t>Connecting Statement:\n\nकनेक्टिंग स्टेटमेंट:</w:t>
+      </w:r>
+      <w:r>
+        <w:rPr>
+          <w:lang w:val="hi_IN" w:bidi="hi_IN"/>
+        </w:rPr>
+      </w:r>
+      <w:r>
+        <w:rPr>
+          <w:lang w:val="hi_IN" w:bidi="hi_IN"/>
+        </w:rPr>
+      </w:r>
+    </w:p>
+    <w:p>
+      <w:pPr/>
+      <w:r>
+        <w:rPr>
+          <w:lang w:val="hi_IN" w:bidi="hi_IN"/>
+        </w:rPr>
+      </w:r>
+    </w:p>
+    <w:p>
+      <w:pPr>
+        <w:pStyle w:val="Heading2"/>
+      </w:pPr>
+      <w:r>
+        <w:rPr>
+          <w:lang w:val="hi_IN" w:bidi="hi_IN"/>
+        </w:rPr>
+        <w:t>2 तिमिथियुस 3:8 (#3)</w:t>
+      </w:r>
+      <w:r>
+        <w:rPr>
+          <w:lang w:val="hi_IN" w:bidi="hi_IN"/>
+        </w:rPr>
+      </w:r>
+    </w:p>
+    <w:p>
+      <w:pPr/>
+      <w:r>
+        <w:rPr>
+          <w:lang w:val="hi_IN" w:bidi="hi_IN"/>
+        </w:rPr>
+      </w:r>
+      <w:r>
+        <w:rPr>
+          <w:b/>
+          <w:lang w:val="hi_IN" w:bidi="hi_IN"/>
+        </w:rPr>
+        <w:t>""</w:t>
+      </w:r>
+    </w:p>
+    <w:p>
+      <w:pPr/>
+      <w:r>
+        <w:rPr>
+          <w:lang w:val="hi_IN" w:bidi="hi_IN"/>
+        </w:rPr>
+      </w:r>
+      <w:r>
+        <w:rPr>
+          <w:lang w:val="hi_IN" w:bidi="hi_IN"/>
+        </w:rPr>
+        <w:t>विरोध किया था</w:t>
+      </w:r>
+    </w:p>
+    <w:p>
+      <w:pPr/>
+      <w:r>
+        <w:rPr>
+          <w:lang w:val="hi_IN" w:bidi="hi_IN"/>
+        </w:rPr>
+      </w:r>
+      <w:r>
+        <w:rPr>
+          <w:lang w:val="hi_IN" w:bidi="hi_IN"/>
+        </w:rPr>
+        <w:t>देखें: रूपक</w:t>
+      </w:r>
+      <w:r>
+        <w:rPr>
+          <w:lang w:val="hi_IN" w:bidi="hi_IN"/>
+        </w:rPr>
+      </w:r>
+      <w:r>
+        <w:rPr>
+          <w:lang w:val="hi_IN" w:bidi="hi_IN"/>
+        </w:rPr>
+      </w:r>
+    </w:p>
+    <w:p>
+      <w:pPr/>
+      <w:r>
+        <w:rPr>
+          <w:lang w:val="hi_IN" w:bidi="hi_IN"/>
+        </w:rPr>
+      </w:r>
+    </w:p>
+    <w:p>
+      <w:pPr>
+        <w:pStyle w:val="Heading2"/>
+      </w:pPr>
+      <w:r>
+        <w:rPr>
+          <w:lang w:val="hi_IN" w:bidi="hi_IN"/>
+        </w:rPr>
+        <w:t>2 तिमिथियुस 3:8 (#4)</w:t>
+      </w:r>
+      <w:r>
+        <w:rPr>
+          <w:lang w:val="hi_IN" w:bidi="hi_IN"/>
+        </w:rPr>
+      </w:r>
+    </w:p>
+    <w:p>
+      <w:pPr/>
+      <w:r>
+        <w:rPr>
+          <w:lang w:val="hi_IN" w:bidi="hi_IN"/>
+        </w:rPr>
+      </w:r>
+      <w:r>
+        <w:rPr>
+          <w:b/>
+          <w:lang w:val="hi_IN" w:bidi="hi_IN"/>
+        </w:rPr>
+        <w:t>""</w:t>
+      </w:r>
+    </w:p>
+    <w:p>
+      <w:pPr/>
+      <w:r>
+        <w:rPr>
+          <w:lang w:val="hi_IN" w:bidi="hi_IN"/>
+        </w:rPr>
+      </w:r>
+      <w:r>
+        <w:rPr>
+          <w:lang w:val="hi_IN" w:bidi="hi_IN"/>
+        </w:rPr>
+        <w:t>सत्य के विरोधी</w:t>
+      </w:r>
+      <w:r>
+        <w:rPr>
+          <w:lang w:val="hi_IN" w:bidi="hi_IN"/>
+        </w:rPr>
+      </w:r>
+      <w:r>
+        <w:rPr>
+          <w:lang w:val="hi_IN" w:bidi="hi_IN"/>
+        </w:rPr>
+      </w:r>
+    </w:p>
+    <w:p>
+      <w:pPr/>
+      <w:r>
+        <w:rPr>
+          <w:lang w:val="hi_IN" w:bidi="hi_IN"/>
+        </w:rPr>
+      </w:r>
+    </w:p>
+    <w:p>
+      <w:pPr>
+        <w:pStyle w:val="Heading2"/>
+      </w:pPr>
+      <w:r>
+        <w:rPr>
+          <w:lang w:val="hi_IN" w:bidi="hi_IN"/>
+        </w:rPr>
         <w:t>2 तिमिथियुस 3:9 (#1)</w:t>
       </w:r>
       <w:r>
@@ -31686,6 +34250,254 @@
         <w:rPr>
           <w:lang w:val="hi_IN" w:bidi="hi_IN"/>
         </w:rPr>
+        <w:t>2 तिमिथियुस 3:10 (#3)</w:t>
+      </w:r>
+      <w:r>
+        <w:rPr>
+          <w:lang w:val="hi_IN" w:bidi="hi_IN"/>
+        </w:rPr>
+      </w:r>
+    </w:p>
+    <w:p>
+      <w:pPr/>
+      <w:r>
+        <w:rPr>
+          <w:lang w:val="hi_IN" w:bidi="hi_IN"/>
+        </w:rPr>
+      </w:r>
+      <w:r>
+        <w:rPr>
+          <w:b/>
+          <w:lang w:val="hi_IN" w:bidi="hi_IN"/>
+        </w:rPr>
+        <w:t>"चाल-चलन"</w:t>
+      </w:r>
+    </w:p>
+    <w:p>
+      <w:pPr/>
+      <w:r>
+        <w:rPr>
+          <w:lang w:val="hi_IN" w:bidi="hi_IN"/>
+        </w:rPr>
+      </w:r>
+      <w:r>
+        <w:rPr>
+          <w:lang w:val="hi_IN" w:bidi="hi_IN"/>
+        </w:rPr>
+        <w:t xml:space="preserve">"यदि आपकी भाषा में अधिक स्पष्ट हो सके तो आप इस भाववाचक संज्ञा, </w:t>
+      </w:r>
+      <w:r>
+        <w:rPr>
+          <w:b/>
+          <w:lang w:val="hi_IN" w:bidi="hi_IN"/>
+        </w:rPr>
+        <w:t>चालचलन</w:t>
+      </w:r>
+      <w:r>
+        <w:rPr>
+          <w:lang w:val="hi_IN" w:bidi="hi_IN"/>
+        </w:rPr>
+        <w:t xml:space="preserve"> में निहित विचार को सम्बन्धवाचक विशेषण द्वारा व्यक्त कर सकते हैं| वैकल्पिक अनुवाद: ""मैं अपना जीवन कैसे जीता हूँ""</w:t>
+      </w:r>
+      <w:r>
+        <w:rPr>
+          <w:lang w:val="hi_IN" w:bidi="hi_IN"/>
+        </w:rPr>
+      </w:r>
+      <w:r>
+        <w:rPr>
+          <w:lang w:val="hi_IN" w:bidi="hi_IN"/>
+        </w:rPr>
+      </w:r>
+    </w:p>
+    <w:p>
+      <w:pPr/>
+      <w:r>
+        <w:rPr>
+          <w:lang w:val="hi_IN" w:bidi="hi_IN"/>
+        </w:rPr>
+      </w:r>
+    </w:p>
+    <w:p>
+      <w:pPr>
+        <w:pStyle w:val="Heading2"/>
+      </w:pPr>
+      <w:r>
+        <w:rPr>
+          <w:lang w:val="hi_IN" w:bidi="hi_IN"/>
+        </w:rPr>
+        <w:t>2 तिमिथियुस 3:10 (#4)</w:t>
+      </w:r>
+      <w:r>
+        <w:rPr>
+          <w:lang w:val="hi_IN" w:bidi="hi_IN"/>
+        </w:rPr>
+      </w:r>
+    </w:p>
+    <w:p>
+      <w:pPr/>
+      <w:r>
+        <w:rPr>
+          <w:lang w:val="hi_IN" w:bidi="hi_IN"/>
+        </w:rPr>
+      </w:r>
+      <w:r>
+        <w:rPr>
+          <w:b/>
+          <w:lang w:val="hi_IN" w:bidi="hi_IN"/>
+        </w:rPr>
+        <w:t>"सहनशीलता"</w:t>
+      </w:r>
+    </w:p>
+    <w:p>
+      <w:pPr/>
+      <w:r>
+        <w:rPr>
+          <w:lang w:val="hi_IN" w:bidi="hi_IN"/>
+        </w:rPr>
+      </w:r>
+      <w:r>
+        <w:rPr>
+          <w:lang w:val="hi_IN" w:bidi="hi_IN"/>
+        </w:rPr>
+        <w:t xml:space="preserve">"यदि आपकी भाषा में अधिक स्पष्ट हो सके तो आप इस भाववाचक संज्ञा, </w:t>
+      </w:r>
+      <w:r>
+        <w:rPr>
+          <w:b/>
+          <w:lang w:val="hi_IN" w:bidi="hi_IN"/>
+        </w:rPr>
+        <w:t>धीरज</w:t>
+      </w:r>
+      <w:r>
+        <w:rPr>
+          <w:lang w:val="hi_IN" w:bidi="hi_IN"/>
+        </w:rPr>
+        <w:t xml:space="preserve"> में निहित विचार को सम्बन्धवाचक उक्ति से व्यक्त कर सकते हैं| वैकल्पिक अनुवाद: ""मैं कष्टों को कैसे सहन करता हूँ""</w:t>
+      </w:r>
+      <w:r>
+        <w:rPr>
+          <w:lang w:val="hi_IN" w:bidi="hi_IN"/>
+        </w:rPr>
+      </w:r>
+      <w:r>
+        <w:rPr>
+          <w:lang w:val="hi_IN" w:bidi="hi_IN"/>
+        </w:rPr>
+      </w:r>
+    </w:p>
+    <w:p>
+      <w:pPr/>
+      <w:r>
+        <w:rPr>
+          <w:lang w:val="hi_IN" w:bidi="hi_IN"/>
+        </w:rPr>
+      </w:r>
+    </w:p>
+    <w:p>
+      <w:pPr>
+        <w:pStyle w:val="Heading2"/>
+      </w:pPr>
+      <w:r>
+        <w:rPr>
+          <w:lang w:val="hi_IN" w:bidi="hi_IN"/>
+        </w:rPr>
+        <w:t>2 तिमिथियुस 3:10 (#1)</w:t>
+      </w:r>
+      <w:r>
+        <w:rPr>
+          <w:lang w:val="hi_IN" w:bidi="hi_IN"/>
+        </w:rPr>
+      </w:r>
+    </w:p>
+    <w:p>
+      <w:pPr/>
+      <w:r>
+        <w:rPr>
+          <w:lang w:val="hi_IN" w:bidi="hi_IN"/>
+        </w:rPr>
+      </w:r>
+      <w:r>
+        <w:rPr>
+          <w:b/>
+          <w:lang w:val="hi_IN" w:bidi="hi_IN"/>
+        </w:rPr>
+        <w:t>"मनसा"</w:t>
+      </w:r>
+    </w:p>
+    <w:p>
+      <w:pPr/>
+      <w:r>
+        <w:rPr>
+          <w:lang w:val="hi_IN" w:bidi="hi_IN"/>
+        </w:rPr>
+      </w:r>
+      <w:r>
+        <w:rPr>
+          <w:lang w:val="hi_IN" w:bidi="hi_IN"/>
+        </w:rPr>
+        <w:t xml:space="preserve">"यदि आपकी भाषा में अधिक स्पष्ट हो सके तो आप इस भाववाचक संज्ञा, </w:t>
+      </w:r>
+      <w:r>
+        <w:rPr>
+          <w:b/>
+          <w:lang w:val="hi_IN" w:bidi="hi_IN"/>
+        </w:rPr>
+        <w:t>उद्देश्य</w:t>
+      </w:r>
+      <w:r>
+        <w:rPr>
+          <w:lang w:val="hi_IN" w:bidi="hi_IN"/>
+        </w:rPr>
+        <w:t xml:space="preserve"> में निहित विचार को क्रिया पद द्वारा भी व्यक्त कर सकते हैं| वैकल्पिक अनुवाद: ""मैं अपने जीवन के साथ जो करने का प्रयास करता हूँ""</w:t>
+      </w:r>
+    </w:p>
+    <w:p>
+      <w:pPr/>
+      <w:r>
+        <w:rPr>
+          <w:lang w:val="hi_IN" w:bidi="hi_IN"/>
+        </w:rPr>
+      </w:r>
+      <w:r>
+        <w:rPr>
+          <w:lang w:val="hi_IN" w:bidi="hi_IN"/>
+        </w:rPr>
+        <w:t xml:space="preserve">देखें: </w:t>
+      </w:r>
+      <w:r>
+        <w:rPr>
+          <w:lang w:val="hi_IN" w:bidi="hi_IN"/>
+        </w:rPr>
+        <w:t>अमूर्त संज्ञाएँ</w:t>
+      </w:r>
+      <w:r>
+        <w:rPr>
+          <w:lang w:val="hi_IN" w:bidi="hi_IN"/>
+        </w:rPr>
+      </w:r>
+      <w:r>
+        <w:rPr>
+          <w:lang w:val="hi_IN" w:bidi="hi_IN"/>
+        </w:rPr>
+      </w:r>
+    </w:p>
+    <w:p>
+      <w:pPr/>
+      <w:r>
+        <w:rPr>
+          <w:lang w:val="hi_IN" w:bidi="hi_IN"/>
+        </w:rPr>
+      </w:r>
+    </w:p>
+    <w:p>
+      <w:pPr>
+        <w:pStyle w:val="Heading2"/>
+      </w:pPr>
+      <w:r>
+        <w:rPr>
+          <w:lang w:val="hi_IN" w:bidi="hi_IN"/>
+        </w:rPr>
         <w:t>2 तिमिथियुस 3:10 (#2)</w:t>
       </w:r>
       <w:r>
@@ -31706,6 +34518,294 @@
           <w:b/>
           <w:lang w:val="hi_IN" w:bidi="hi_IN"/>
         </w:rPr>
+        <w:t>"विश्वास"</w:t>
+      </w:r>
+    </w:p>
+    <w:p>
+      <w:pPr/>
+      <w:r>
+        <w:rPr>
+          <w:lang w:val="hi_IN" w:bidi="hi_IN"/>
+        </w:rPr>
+      </w:r>
+      <w:r>
+        <w:rPr>
+          <w:lang w:val="hi_IN" w:bidi="hi_IN"/>
+        </w:rPr>
+        <w:t xml:space="preserve">"यदि आपकी भाषा में अधिक स्पष्ट हो सके तो आप इस भाववाचक संज्ञा, </w:t>
+      </w:r>
+      <w:r>
+        <w:rPr>
+          <w:b/>
+          <w:lang w:val="hi_IN" w:bidi="hi_IN"/>
+        </w:rPr>
+        <w:t>विश्वास</w:t>
+      </w:r>
+      <w:r>
+        <w:rPr>
+          <w:lang w:val="hi_IN" w:bidi="hi_IN"/>
+        </w:rPr>
+        <w:t xml:space="preserve"> में निहित विचार को सम्बन्धवाचक उपवाक्य द्वारा व्यक्त कर सकते हैं| वैकल्पिक अनुवाद: ""जो मैं विश्वास करता हूँ""</w:t>
+      </w:r>
+    </w:p>
+    <w:p>
+      <w:pPr/>
+      <w:r>
+        <w:rPr>
+          <w:lang w:val="hi_IN" w:bidi="hi_IN"/>
+        </w:rPr>
+      </w:r>
+      <w:r>
+        <w:rPr>
+          <w:lang w:val="hi_IN" w:bidi="hi_IN"/>
+        </w:rPr>
+        <w:t xml:space="preserve">देखें: </w:t>
+      </w:r>
+      <w:r>
+        <w:rPr>
+          <w:lang w:val="hi_IN" w:bidi="hi_IN"/>
+        </w:rPr>
+        <w:t>अमूर्त संज्ञाएँ</w:t>
+      </w:r>
+      <w:r>
+        <w:rPr>
+          <w:lang w:val="hi_IN" w:bidi="hi_IN"/>
+        </w:rPr>
+      </w:r>
+      <w:r>
+        <w:rPr>
+          <w:lang w:val="hi_IN" w:bidi="hi_IN"/>
+        </w:rPr>
+      </w:r>
+    </w:p>
+    <w:p>
+      <w:pPr/>
+      <w:r>
+        <w:rPr>
+          <w:lang w:val="hi_IN" w:bidi="hi_IN"/>
+        </w:rPr>
+      </w:r>
+    </w:p>
+    <w:p>
+      <w:pPr>
+        <w:pStyle w:val="Heading2"/>
+      </w:pPr>
+      <w:r>
+        <w:rPr>
+          <w:lang w:val="hi_IN" w:bidi="hi_IN"/>
+        </w:rPr>
+        <w:t>2 तिमिथियुस 3:10 (#3)</w:t>
+      </w:r>
+      <w:r>
+        <w:rPr>
+          <w:lang w:val="hi_IN" w:bidi="hi_IN"/>
+        </w:rPr>
+      </w:r>
+    </w:p>
+    <w:p>
+      <w:pPr/>
+      <w:r>
+        <w:rPr>
+          <w:lang w:val="hi_IN" w:bidi="hi_IN"/>
+        </w:rPr>
+      </w:r>
+      <w:r>
+        <w:rPr>
+          <w:b/>
+          <w:lang w:val="hi_IN" w:bidi="hi_IN"/>
+        </w:rPr>
+        <w:t>"प्रेम"</w:t>
+      </w:r>
+    </w:p>
+    <w:p>
+      <w:pPr/>
+      <w:r>
+        <w:rPr>
+          <w:lang w:val="hi_IN" w:bidi="hi_IN"/>
+        </w:rPr>
+      </w:r>
+      <w:r>
+        <w:rPr>
+          <w:lang w:val="hi_IN" w:bidi="hi_IN"/>
+        </w:rPr>
+        <w:t xml:space="preserve">"यदि आपकी भाषा में अधिक स्पष्ट हो सके तो आप इस भाववाचक संज्ञा, </w:t>
+      </w:r>
+      <w:r>
+        <w:rPr>
+          <w:b/>
+          <w:lang w:val="hi_IN" w:bidi="hi_IN"/>
+        </w:rPr>
+        <w:t>प्रेम</w:t>
+      </w:r>
+      <w:r>
+        <w:rPr>
+          <w:lang w:val="hi_IN" w:bidi="hi_IN"/>
+        </w:rPr>
+        <w:t xml:space="preserve"> में निहित विचार को सम्बन्धवाचक उपवाक्य द्वारा व्यक्त कर सकते हैं| वैकल्पिक अनुवाद: ""मैं मनुष्यों से कैसा प्रेम करता हूँ""</w:t>
+      </w:r>
+    </w:p>
+    <w:p>
+      <w:pPr/>
+      <w:r>
+        <w:rPr>
+          <w:lang w:val="hi_IN" w:bidi="hi_IN"/>
+        </w:rPr>
+      </w:r>
+      <w:r>
+        <w:rPr>
+          <w:lang w:val="hi_IN" w:bidi="hi_IN"/>
+        </w:rPr>
+        <w:t xml:space="preserve">देखें: </w:t>
+      </w:r>
+      <w:r>
+        <w:rPr>
+          <w:lang w:val="hi_IN" w:bidi="hi_IN"/>
+        </w:rPr>
+        <w:t>अमूर्त संज्ञाएँ</w:t>
+      </w:r>
+      <w:r>
+        <w:rPr>
+          <w:lang w:val="hi_IN" w:bidi="hi_IN"/>
+        </w:rPr>
+      </w:r>
+      <w:r>
+        <w:rPr>
+          <w:lang w:val="hi_IN" w:bidi="hi_IN"/>
+        </w:rPr>
+      </w:r>
+    </w:p>
+    <w:p>
+      <w:pPr/>
+      <w:r>
+        <w:rPr>
+          <w:lang w:val="hi_IN" w:bidi="hi_IN"/>
+        </w:rPr>
+      </w:r>
+    </w:p>
+    <w:p>
+      <w:pPr>
+        <w:pStyle w:val="Heading2"/>
+      </w:pPr>
+      <w:r>
+        <w:rPr>
+          <w:lang w:val="hi_IN" w:bidi="hi_IN"/>
+        </w:rPr>
+        <w:t>2 तिमिथियुस 3:10 (#4)</w:t>
+      </w:r>
+      <w:r>
+        <w:rPr>
+          <w:lang w:val="hi_IN" w:bidi="hi_IN"/>
+        </w:rPr>
+      </w:r>
+    </w:p>
+    <w:p>
+      <w:pPr/>
+      <w:r>
+        <w:rPr>
+          <w:lang w:val="hi_IN" w:bidi="hi_IN"/>
+        </w:rPr>
+      </w:r>
+      <w:r>
+        <w:rPr>
+          <w:b/>
+          <w:lang w:val="hi_IN" w:bidi="hi_IN"/>
+        </w:rPr>
+        <w:t>"सहनशीलता"</w:t>
+      </w:r>
+    </w:p>
+    <w:p>
+      <w:pPr/>
+      <w:r>
+        <w:rPr>
+          <w:lang w:val="hi_IN" w:bidi="hi_IN"/>
+        </w:rPr>
+      </w:r>
+      <w:r>
+        <w:rPr>
+          <w:lang w:val="hi_IN" w:bidi="hi_IN"/>
+        </w:rPr>
+        <w:t xml:space="preserve">"यदि आपकी भाषा में अधिक स्पष्ट हो सके तो आप इस भाववाचक संज्ञा, </w:t>
+      </w:r>
+      <w:r>
+        <w:rPr>
+          <w:b/>
+          <w:lang w:val="hi_IN" w:bidi="hi_IN"/>
+        </w:rPr>
+        <w:t>धीरज</w:t>
+      </w:r>
+      <w:r>
+        <w:rPr>
+          <w:lang w:val="hi_IN" w:bidi="hi_IN"/>
+        </w:rPr>
+        <w:t xml:space="preserve"> में निहित विचार को सम्बन्धवाचक उपवाक्य द्वारा व्यक्त कर सकते हैं| वैकल्पिक अनुवाद: ""मैं मनुष्यों के साथ कैसे धीरज धरता हूँ""</w:t>
+      </w:r>
+    </w:p>
+    <w:p>
+      <w:pPr/>
+      <w:r>
+        <w:rPr>
+          <w:lang w:val="hi_IN" w:bidi="hi_IN"/>
+        </w:rPr>
+      </w:r>
+      <w:r>
+        <w:rPr>
+          <w:lang w:val="hi_IN" w:bidi="hi_IN"/>
+        </w:rPr>
+        <w:t xml:space="preserve">देखें: </w:t>
+      </w:r>
+      <w:r>
+        <w:rPr>
+          <w:lang w:val="hi_IN" w:bidi="hi_IN"/>
+        </w:rPr>
+        <w:t>अमूर्त संज्ञाएँ</w:t>
+      </w:r>
+      <w:r>
+        <w:rPr>
+          <w:lang w:val="hi_IN" w:bidi="hi_IN"/>
+        </w:rPr>
+      </w:r>
+      <w:r>
+        <w:rPr>
+          <w:lang w:val="hi_IN" w:bidi="hi_IN"/>
+        </w:rPr>
+      </w:r>
+    </w:p>
+    <w:p>
+      <w:pPr/>
+      <w:r>
+        <w:rPr>
+          <w:lang w:val="hi_IN" w:bidi="hi_IN"/>
+        </w:rPr>
+      </w:r>
+    </w:p>
+    <w:p>
+      <w:pPr>
+        <w:pStyle w:val="Heading2"/>
+      </w:pPr>
+      <w:r>
+        <w:rPr>
+          <w:lang w:val="hi_IN" w:bidi="hi_IN"/>
+        </w:rPr>
+        <w:t>2 तिमिथियुस 3:10 (#2)</w:t>
+      </w:r>
+      <w:r>
+        <w:rPr>
+          <w:lang w:val="hi_IN" w:bidi="hi_IN"/>
+        </w:rPr>
+      </w:r>
+    </w:p>
+    <w:p>
+      <w:pPr/>
+      <w:r>
+        <w:rPr>
+          <w:lang w:val="hi_IN" w:bidi="hi_IN"/>
+        </w:rPr>
+      </w:r>
+      <w:r>
+        <w:rPr>
+          <w:b/>
+          <w:lang w:val="hi_IN" w:bidi="hi_IN"/>
+        </w:rPr>
         <w:t>μου τῇ διδασκαλίᾳ, τῇ ἀγωγῇ, τῇ προθέσει, τῇ πίστει, τῇ μακροθυμίᾳ, τῇ ἀγάπῃ, τῇ ὑπομονῇ, τοῖς διωγμοῖς, τοῖς παθήμασιν, οἷά</w:t>
       </w:r>
     </w:p>
@@ -32293,6 +35393,179 @@
         <w:rPr>
           <w:lang w:val="hi_IN" w:bidi="hi_IN"/>
         </w:rPr>
+        <w:t>2 तिमिथियुस 3:11 (#1)</w:t>
+      </w:r>
+      <w:r>
+        <w:rPr>
+          <w:lang w:val="hi_IN" w:bidi="hi_IN"/>
+        </w:rPr>
+      </w:r>
+    </w:p>
+    <w:p>
+      <w:pPr/>
+      <w:r>
+        <w:rPr>
+          <w:lang w:val="hi_IN" w:bidi="hi_IN"/>
+        </w:rPr>
+      </w:r>
+      <w:r>
+        <w:rPr>
+          <w:b/>
+          <w:lang w:val="hi_IN" w:bidi="hi_IN"/>
+        </w:rPr>
+        <w:t>""</w:t>
+      </w:r>
+    </w:p>
+    <w:p>
+      <w:pPr/>
+      <w:r>
+        <w:rPr>
+          <w:lang w:val="hi_IN" w:bidi="hi_IN"/>
+        </w:rPr>
+      </w:r>
+      <w:r>
+        <w:rPr>
+          <w:lang w:val="hi_IN" w:bidi="hi_IN"/>
+        </w:rPr>
+        <w:t>"पौलुस लाक्षणिक भाषा में इस प्रकार व्यक्त करता है जैसे कि परमेश्वर ने उसे कठिन परिस्थितियों में से सशरीर उठा कर निकल लिया था| वैकल्पिक अनुवाद: ""परमेश्वर ने मझे उन सब में सुरक्षित रखा""</w:t>
+      </w:r>
+    </w:p>
+    <w:p>
+      <w:pPr/>
+      <w:r>
+        <w:rPr>
+          <w:lang w:val="hi_IN" w:bidi="hi_IN"/>
+        </w:rPr>
+      </w:r>
+      <w:r>
+        <w:rPr>
+          <w:lang w:val="hi_IN" w:bidi="hi_IN"/>
+        </w:rPr>
+        <w:t>देखें: रूपक</w:t>
+      </w:r>
+      <w:r>
+        <w:rPr>
+          <w:lang w:val="hi_IN" w:bidi="hi_IN"/>
+        </w:rPr>
+      </w:r>
+      <w:r>
+        <w:rPr>
+          <w:lang w:val="hi_IN" w:bidi="hi_IN"/>
+        </w:rPr>
+      </w:r>
+    </w:p>
+    <w:p>
+      <w:pPr/>
+      <w:r>
+        <w:rPr>
+          <w:lang w:val="hi_IN" w:bidi="hi_IN"/>
+        </w:rPr>
+      </w:r>
+    </w:p>
+    <w:p>
+      <w:pPr>
+        <w:pStyle w:val="Heading2"/>
+      </w:pPr>
+      <w:r>
+        <w:rPr>
+          <w:lang w:val="hi_IN" w:bidi="hi_IN"/>
+        </w:rPr>
+        <w:t>2 तिमिथियुस 3:11 (#1)</w:t>
+      </w:r>
+      <w:r>
+        <w:rPr>
+          <w:lang w:val="hi_IN" w:bidi="hi_IN"/>
+        </w:rPr>
+      </w:r>
+    </w:p>
+    <w:p>
+      <w:pPr/>
+      <w:r>
+        <w:rPr>
+          <w:lang w:val="hi_IN" w:bidi="hi_IN"/>
+        </w:rPr>
+      </w:r>
+      <w:r>
+        <w:rPr>
+          <w:b/>
+          <w:lang w:val="hi_IN" w:bidi="hi_IN"/>
+        </w:rPr>
+        <w:t>"में भी जो अन्ताकिया इकुनियुम"</w:t>
+      </w:r>
+      <w:r>
+        <w:rPr>
+          <w:lang w:val="hi_IN" w:bidi="hi_IN"/>
+        </w:rPr>
+        <w:t xml:space="preserve"> - </w:t>
+      </w:r>
+      <w:r>
+        <w:rPr>
+          <w:b/>
+          <w:lang w:val="hi_IN" w:bidi="hi_IN"/>
+        </w:rPr>
+        <w:t>"लुस्त्रा में"</w:t>
+      </w:r>
+    </w:p>
+    <w:p>
+      <w:pPr/>
+      <w:r>
+        <w:rPr>
+          <w:lang w:val="hi_IN" w:bidi="hi_IN"/>
+        </w:rPr>
+      </w:r>
+      <w:r>
+        <w:rPr>
+          <w:lang w:val="hi_IN" w:bidi="hi_IN"/>
+        </w:rPr>
+        <w:t>ये तीन नगरों के नाम हैं</w:t>
+      </w:r>
+    </w:p>
+    <w:p>
+      <w:pPr/>
+      <w:r>
+        <w:rPr>
+          <w:lang w:val="hi_IN" w:bidi="hi_IN"/>
+        </w:rPr>
+      </w:r>
+      <w:r>
+        <w:rPr>
+          <w:lang w:val="hi_IN" w:bidi="hi_IN"/>
+        </w:rPr>
+        <w:t xml:space="preserve">देखें: </w:t>
+      </w:r>
+      <w:r>
+        <w:rPr>
+          <w:lang w:val="hi_IN" w:bidi="hi_IN"/>
+        </w:rPr>
+        <w:t>नामों का अनुवाद कैसे करें</w:t>
+      </w:r>
+      <w:r>
+        <w:rPr>
+          <w:lang w:val="hi_IN" w:bidi="hi_IN"/>
+        </w:rPr>
+      </w:r>
+      <w:r>
+        <w:rPr>
+          <w:lang w:val="hi_IN" w:bidi="hi_IN"/>
+        </w:rPr>
+      </w:r>
+    </w:p>
+    <w:p>
+      <w:pPr/>
+      <w:r>
+        <w:rPr>
+          <w:lang w:val="hi_IN" w:bidi="hi_IN"/>
+        </w:rPr>
+      </w:r>
+    </w:p>
+    <w:p>
+      <w:pPr>
+        <w:pStyle w:val="Heading2"/>
+      </w:pPr>
+      <w:r>
+        <w:rPr>
+          <w:lang w:val="hi_IN" w:bidi="hi_IN"/>
+        </w:rPr>
         <w:t>2 तिमिथियुस 3:12 (#1)</w:t>
       </w:r>
       <w:r>
@@ -33434,6 +36707,82 @@
         <w:rPr>
           <w:lang w:val="hi_IN" w:bidi="hi_IN"/>
         </w:rPr>
+        <w:t>2 तिमिथियुस 3:13 (#1)</w:t>
+      </w:r>
+      <w:r>
+        <w:rPr>
+          <w:lang w:val="hi_IN" w:bidi="hi_IN"/>
+        </w:rPr>
+      </w:r>
+    </w:p>
+    <w:p>
+      <w:pPr/>
+      <w:r>
+        <w:rPr>
+          <w:lang w:val="hi_IN" w:bidi="hi_IN"/>
+        </w:rPr>
+      </w:r>
+      <w:r>
+        <w:rPr>
+          <w:b/>
+          <w:lang w:val="hi_IN" w:bidi="hi_IN"/>
+        </w:rPr>
+        <w:t>"बहकानेवाले"</w:t>
+      </w:r>
+    </w:p>
+    <w:p>
+      <w:pPr/>
+      <w:r>
+        <w:rPr>
+          <w:lang w:val="hi_IN" w:bidi="hi_IN"/>
+        </w:rPr>
+      </w:r>
+      <w:r>
+        <w:rPr>
+          <w:lang w:val="hi_IN" w:bidi="hi_IN"/>
+        </w:rPr>
+        <w:t>"</w:t>
+      </w:r>
+      <w:r>
+        <w:rPr>
+          <w:b/>
+          <w:lang w:val="hi_IN" w:bidi="hi_IN"/>
+        </w:rPr>
+        <w:t>धोखा देनेवाले</w:t>
+      </w:r>
+      <w:r>
+        <w:rPr>
+          <w:lang w:val="hi_IN" w:bidi="hi_IN"/>
+        </w:rPr>
+        <w:t xml:space="preserve"> का सन्दर्भ उस मनुष्य से है जो चाहता है कि लोग उसको सच्चा विश्वासी समझें जबकि वह है नहीं| वैकल्पिक अनुवाद: ""विश्वासी होने का ढोंग रचने वाले लोग"""</w:t>
+      </w:r>
+      <w:r>
+        <w:rPr>
+          <w:lang w:val="hi_IN" w:bidi="hi_IN"/>
+        </w:rPr>
+      </w:r>
+      <w:r>
+        <w:rPr>
+          <w:lang w:val="hi_IN" w:bidi="hi_IN"/>
+        </w:rPr>
+      </w:r>
+    </w:p>
+    <w:p>
+      <w:pPr/>
+      <w:r>
+        <w:rPr>
+          <w:lang w:val="hi_IN" w:bidi="hi_IN"/>
+        </w:rPr>
+      </w:r>
+    </w:p>
+    <w:p>
+      <w:pPr>
+        <w:pStyle w:val="Heading2"/>
+      </w:pPr>
+      <w:r>
+        <w:rPr>
+          <w:lang w:val="hi_IN" w:bidi="hi_IN"/>
+        </w:rPr>
         <w:t>2 तीमुथियुस 3:14 (#1)</w:t>
       </w:r>
       <w:r>
@@ -34377,6 +37726,83 @@
         <w:rPr>
           <w:lang w:val="hi_IN" w:bidi="hi_IN"/>
         </w:rPr>
+        <w:t>2 तिमिथियुस 3:15 (#1)</w:t>
+      </w:r>
+      <w:r>
+        <w:rPr>
+          <w:lang w:val="hi_IN" w:bidi="hi_IN"/>
+        </w:rPr>
+      </w:r>
+    </w:p>
+    <w:p>
+      <w:pPr/>
+      <w:r>
+        <w:rPr>
+          <w:lang w:val="hi_IN" w:bidi="hi_IN"/>
+        </w:rPr>
+      </w:r>
+      <w:r>
+        <w:rPr>
+          <w:b/>
+          <w:lang w:val="hi_IN" w:bidi="hi_IN"/>
+        </w:rPr>
+        <w:t>""</w:t>
+      </w:r>
+    </w:p>
+    <w:p>
+      <w:pPr/>
+      <w:r>
+        <w:rPr>
+          <w:lang w:val="hi_IN" w:bidi="hi_IN"/>
+        </w:rPr>
+      </w:r>
+      <w:r>
+        <w:rPr>
+          <w:lang w:val="hi_IN" w:bidi="hi_IN"/>
+        </w:rPr>
+        <w:t>"पौलुस पवित्र-लेखों का चित्रण इस प्रकार प्रस्तुत करता है कि जैसे वह कोई शिक्षक हो जो मनुष्य को निर्देश देकर बुद्धिमान बनाने में सहायक हो। आपके अनुवाद में सुलभ हो सकता है कि आप यहाँ एक नया वाक्य आरम्भ करें| वैकल्पिक अनुवाद: “उनका अध्ययन करके तू बुद्धिमान हो सकता है""</w:t>
+      </w:r>
+    </w:p>
+    <w:p>
+      <w:pPr/>
+      <w:r>
+        <w:rPr>
+          <w:lang w:val="hi_IN" w:bidi="hi_IN"/>
+        </w:rPr>
+      </w:r>
+      <w:r>
+        <w:rPr>
+          <w:lang w:val="hi_IN" w:bidi="hi_IN"/>
+        </w:rPr>
+        <w:t>देखें: व्यक्तित्व</w:t>
+      </w:r>
+      <w:r>
+        <w:rPr>
+          <w:lang w:val="hi_IN" w:bidi="hi_IN"/>
+        </w:rPr>
+      </w:r>
+      <w:r>
+        <w:rPr>
+          <w:lang w:val="hi_IN" w:bidi="hi_IN"/>
+        </w:rPr>
+      </w:r>
+    </w:p>
+    <w:p>
+      <w:pPr/>
+      <w:r>
+        <w:rPr>
+          <w:lang w:val="hi_IN" w:bidi="hi_IN"/>
+        </w:rPr>
+      </w:r>
+    </w:p>
+    <w:p>
+      <w:pPr>
+        <w:pStyle w:val="Heading2"/>
+      </w:pPr>
+      <w:r>
+        <w:rPr>
+          <w:lang w:val="hi_IN" w:bidi="hi_IN"/>
+        </w:rPr>
         <w:t>2 तीमुथियुस 3:16 (#1)</w:t>
       </w:r>
       <w:r>
@@ -34880,6 +38306,158 @@
         <w:rPr>
           <w:lang w:val="hi_IN" w:bidi="hi_IN"/>
         </w:rPr>
+        <w:t>2 तिमिथियुस 3:16 (#4)</w:t>
+      </w:r>
+      <w:r>
+        <w:rPr>
+          <w:lang w:val="hi_IN" w:bidi="hi_IN"/>
+        </w:rPr>
+      </w:r>
+    </w:p>
+    <w:p>
+      <w:pPr/>
+      <w:r>
+        <w:rPr>
+          <w:lang w:val="hi_IN" w:bidi="hi_IN"/>
+        </w:rPr>
+      </w:r>
+      <w:r>
+        <w:rPr>
+          <w:b/>
+          <w:lang w:val="hi_IN" w:bidi="hi_IN"/>
+        </w:rPr>
+        <w:t>"लिये"</w:t>
+      </w:r>
+    </w:p>
+    <w:p>
+      <w:pPr/>
+      <w:r>
+        <w:rPr>
+          <w:lang w:val="hi_IN" w:bidi="hi_IN"/>
+        </w:rPr>
+      </w:r>
+      <w:r>
+        <w:rPr>
+          <w:lang w:val="hi_IN" w:bidi="hi_IN"/>
+        </w:rPr>
+        <w:t xml:space="preserve">"पौलुस तीमुथियुस को निर्देश देता है कि वह धर्मशास्त्र को मानक बना कर मनुष्यों को दिखाए कि किसी बात को कैसे सही किया जा सकता है यदि आपकी भाषा में अधिक स्पस्ट हो सके तो आप इस भाववाचक संज्ञा, </w:t>
+      </w:r>
+      <w:r>
+        <w:rPr>
+          <w:b/>
+          <w:lang w:val="hi_IN" w:bidi="hi_IN"/>
+        </w:rPr>
+        <w:t>सुधार</w:t>
+      </w:r>
+      <w:r>
+        <w:rPr>
+          <w:lang w:val="hi_IN" w:bidi="hi_IN"/>
+        </w:rPr>
+        <w:t xml:space="preserve"> में निहित विचार को किसी समानार्थक उक्ति द्वारा व्यक्त कर सकते हैं| वैकल्पिक अनुवाद: ""मनुष्यों को दिखाने के लिए कि सुधार कैसे किया जाए"" या ""हमें दिखाने के लिए कि त्रुटियो को कैसे सुधारा जाए"" (See: [[rc://hi/ta/man/translate/figs-abstractnouns]])"</w:t>
+      </w:r>
+      <w:r>
+        <w:rPr>
+          <w:lang w:val="hi_IN" w:bidi="hi_IN"/>
+        </w:rPr>
+      </w:r>
+      <w:r>
+        <w:rPr>
+          <w:lang w:val="hi_IN" w:bidi="hi_IN"/>
+        </w:rPr>
+      </w:r>
+    </w:p>
+    <w:p>
+      <w:pPr/>
+      <w:r>
+        <w:rPr>
+          <w:lang w:val="hi_IN" w:bidi="hi_IN"/>
+        </w:rPr>
+      </w:r>
+    </w:p>
+    <w:p>
+      <w:pPr>
+        <w:pStyle w:val="Heading2"/>
+      </w:pPr>
+      <w:r>
+        <w:rPr>
+          <w:lang w:val="hi_IN" w:bidi="hi_IN"/>
+        </w:rPr>
+        <w:t>2 तिमिथियुस 3:16 (#5)</w:t>
+      </w:r>
+      <w:r>
+        <w:rPr>
+          <w:lang w:val="hi_IN" w:bidi="hi_IN"/>
+        </w:rPr>
+      </w:r>
+    </w:p>
+    <w:p>
+      <w:pPr/>
+      <w:r>
+        <w:rPr>
+          <w:lang w:val="hi_IN" w:bidi="hi_IN"/>
+        </w:rPr>
+      </w:r>
+      <w:r>
+        <w:rPr>
+          <w:b/>
+          <w:lang w:val="hi_IN" w:bidi="hi_IN"/>
+        </w:rPr>
+        <w:t>"धार्मिकता की के"</w:t>
+      </w:r>
+    </w:p>
+    <w:p>
+      <w:pPr/>
+      <w:r>
+        <w:rPr>
+          <w:lang w:val="hi_IN" w:bidi="hi_IN"/>
+        </w:rPr>
+      </w:r>
+      <w:r>
+        <w:rPr>
+          <w:lang w:val="hi_IN" w:bidi="hi_IN"/>
+        </w:rPr>
+        <w:t xml:space="preserve">"पौलुस तीमुथियुस को निर्देश देता है कि परमेश्वर के समक्ष ग्राहणयोग्य जीवन जीने के लिए मनुष्यों के प्रशिक्षण में धर्मशास्त्र को मानदंड मान ले| यदि आपकी भाषा में अधिक स्पष्ट हो सके तो आप इस भाववाचक संज्ञा, </w:t>
+      </w:r>
+      <w:r>
+        <w:rPr>
+          <w:b/>
+          <w:lang w:val="hi_IN" w:bidi="hi_IN"/>
+        </w:rPr>
+        <w:t>धर्म की शिक्षा</w:t>
+      </w:r>
+      <w:r>
+        <w:rPr>
+          <w:lang w:val="hi_IN" w:bidi="hi_IN"/>
+        </w:rPr>
+        <w:t xml:space="preserve"> में निहित विचार को किसी समानार्थक उक्ति द्वारा व्यक्त कर सकते हैं| वैकल्पिक अनुवाद: ""मनुष्यों को प्रशिक्षण देने के लिए कि उचित काम कैसे करें"" या ""हमें प्रशिक्षण देने के लिए कि उचित काम कैसे करें"" (See: [[rc://hi/ta/man/translate/figs-abstractnouns]])"</w:t>
+      </w:r>
+      <w:r>
+        <w:rPr>
+          <w:lang w:val="hi_IN" w:bidi="hi_IN"/>
+        </w:rPr>
+      </w:r>
+      <w:r>
+        <w:rPr>
+          <w:lang w:val="hi_IN" w:bidi="hi_IN"/>
+        </w:rPr>
+      </w:r>
+    </w:p>
+    <w:p>
+      <w:pPr/>
+      <w:r>
+        <w:rPr>
+          <w:lang w:val="hi_IN" w:bidi="hi_IN"/>
+        </w:rPr>
+      </w:r>
+    </w:p>
+    <w:p>
+      <w:pPr>
+        <w:pStyle w:val="Heading2"/>
+      </w:pPr>
+      <w:r>
+        <w:rPr>
+          <w:lang w:val="hi_IN" w:bidi="hi_IN"/>
+        </w:rPr>
         <w:t>2 तीमुथियुस 3:17 (#1)</w:t>
       </w:r>
       <w:r>
@@ -35955,6 +39533,331 @@
         <w:rPr>
           <w:lang w:val="hi_IN" w:bidi="hi_IN"/>
         </w:rPr>
+        <w:t>2 तिमिथियुस 4:1 (#1)</w:t>
+      </w:r>
+      <w:r>
+        <w:rPr>
+          <w:lang w:val="hi_IN" w:bidi="hi_IN"/>
+        </w:rPr>
+      </w:r>
+    </w:p>
+    <w:p>
+      <w:pPr/>
+      <w:r>
+        <w:rPr>
+          <w:lang w:val="hi_IN" w:bidi="hi_IN"/>
+        </w:rPr>
+      </w:r>
+      <w:r>
+        <w:rPr>
+          <w:b/>
+          <w:lang w:val="hi_IN" w:bidi="hi_IN"/>
+        </w:rPr>
+        <w:t>""</w:t>
+      </w:r>
+    </w:p>
+    <w:p>
+      <w:pPr/>
+      <w:r>
+        <w:rPr>
+          <w:lang w:val="hi_IN" w:bidi="hi_IN"/>
+        </w:rPr>
+      </w:r>
+      <w:r>
+        <w:rPr>
+          <w:lang w:val="hi_IN" w:bidi="hi_IN"/>
+        </w:rPr>
+        <w:t>Connecting Statement:\n\nकनेक्टिंग स्टेटमेंट:</w:t>
+      </w:r>
+      <w:r>
+        <w:rPr>
+          <w:lang w:val="hi_IN" w:bidi="hi_IN"/>
+        </w:rPr>
+      </w:r>
+      <w:r>
+        <w:rPr>
+          <w:lang w:val="hi_IN" w:bidi="hi_IN"/>
+        </w:rPr>
+      </w:r>
+    </w:p>
+    <w:p>
+      <w:pPr/>
+      <w:r>
+        <w:rPr>
+          <w:lang w:val="hi_IN" w:bidi="hi_IN"/>
+        </w:rPr>
+      </w:r>
+    </w:p>
+    <w:p>
+      <w:pPr>
+        <w:pStyle w:val="Heading2"/>
+      </w:pPr>
+      <w:r>
+        <w:rPr>
+          <w:lang w:val="hi_IN" w:bidi="hi_IN"/>
+        </w:rPr>
+        <w:t>2 तिमिथियुस 4:1 (#2)</w:t>
+      </w:r>
+      <w:r>
+        <w:rPr>
+          <w:lang w:val="hi_IN" w:bidi="hi_IN"/>
+        </w:rPr>
+      </w:r>
+    </w:p>
+    <w:p>
+      <w:pPr/>
+      <w:r>
+        <w:rPr>
+          <w:lang w:val="hi_IN" w:bidi="hi_IN"/>
+        </w:rPr>
+      </w:r>
+      <w:r>
+        <w:rPr>
+          <w:b/>
+          <w:lang w:val="hi_IN" w:bidi="hi_IN"/>
+        </w:rPr>
+        <w:t>""</w:t>
+      </w:r>
+    </w:p>
+    <w:p>
+      <w:pPr/>
+      <w:r>
+        <w:rPr>
+          <w:lang w:val="hi_IN" w:bidi="hi_IN"/>
+        </w:rPr>
+      </w:r>
+      <w:r>
+        <w:rPr>
+          <w:lang w:val="hi_IN" w:bidi="hi_IN"/>
+        </w:rPr>
+        <w:t xml:space="preserve">"यहाँ </w:t>
+      </w:r>
+      <w:r>
+        <w:rPr>
+          <w:b/>
+          <w:lang w:val="hi_IN" w:bidi="hi_IN"/>
+        </w:rPr>
+        <w:t>गवाह</w:t>
+      </w:r>
+      <w:r>
+        <w:rPr>
+          <w:lang w:val="hi_IN" w:bidi="hi_IN"/>
+        </w:rPr>
+        <w:t xml:space="preserve"> शब्द का अर्थ है, ""के समक्ष"" अर्थात ""की उपस्थिति में""| कहने का अभिप्राय है कि परमेश्वर और मसीह यीशु इस आज्ञा या शपथ के साक्षी होंगे वरन अनुमोदन करेंगे। वैकल्पिक अनुवाद: “परमेश्वर और मसीह यीशु की उपस्थिति में"" या ""परमेश्वर और मसीह यीशु के साक्ष्य में""</w:t>
+      </w:r>
+    </w:p>
+    <w:p>
+      <w:pPr/>
+      <w:r>
+        <w:rPr>
+          <w:lang w:val="hi_IN" w:bidi="hi_IN"/>
+        </w:rPr>
+      </w:r>
+      <w:r>
+        <w:rPr>
+          <w:lang w:val="hi_IN" w:bidi="hi_IN"/>
+        </w:rPr>
+        <w:t xml:space="preserve">देखें: </w:t>
+      </w:r>
+      <w:r>
+        <w:rPr>
+          <w:lang w:val="hi_IN" w:bidi="hi_IN"/>
+        </w:rPr>
+        <w:t>अनुमानित ज्ञान और निहित जानकारी</w:t>
+      </w:r>
+      <w:r>
+        <w:rPr>
+          <w:lang w:val="hi_IN" w:bidi="hi_IN"/>
+        </w:rPr>
+      </w:r>
+      <w:r>
+        <w:rPr>
+          <w:lang w:val="hi_IN" w:bidi="hi_IN"/>
+        </w:rPr>
+      </w:r>
+    </w:p>
+    <w:p>
+      <w:pPr/>
+      <w:r>
+        <w:rPr>
+          <w:lang w:val="hi_IN" w:bidi="hi_IN"/>
+        </w:rPr>
+      </w:r>
+    </w:p>
+    <w:p>
+      <w:pPr>
+        <w:pStyle w:val="Heading2"/>
+      </w:pPr>
+      <w:r>
+        <w:rPr>
+          <w:lang w:val="hi_IN" w:bidi="hi_IN"/>
+        </w:rPr>
+        <w:t>2 तिमिथियुस 4:1 (#4)</w:t>
+      </w:r>
+      <w:r>
+        <w:rPr>
+          <w:lang w:val="hi_IN" w:bidi="hi_IN"/>
+        </w:rPr>
+      </w:r>
+    </w:p>
+    <w:p>
+      <w:pPr/>
+      <w:r>
+        <w:rPr>
+          <w:lang w:val="hi_IN" w:bidi="hi_IN"/>
+        </w:rPr>
+      </w:r>
+      <w:r>
+        <w:rPr>
+          <w:b/>
+          <w:lang w:val="hi_IN" w:bidi="hi_IN"/>
+        </w:rPr>
+        <w:t>"जो जीवितों और मरे हुओं का"</w:t>
+      </w:r>
+    </w:p>
+    <w:p>
+      <w:pPr/>
+      <w:r>
+        <w:rPr>
+          <w:lang w:val="hi_IN" w:bidi="hi_IN"/>
+        </w:rPr>
+      </w:r>
+      <w:r>
+        <w:rPr>
+          <w:lang w:val="hi_IN" w:bidi="hi_IN"/>
+        </w:rPr>
+        <w:t xml:space="preserve">"यहाँ पौलुस द्वारा </w:t>
+      </w:r>
+      <w:r>
+        <w:rPr>
+          <w:b/>
+          <w:lang w:val="hi_IN" w:bidi="hi_IN"/>
+        </w:rPr>
+        <w:t>जीवतों</w:t>
+      </w:r>
+      <w:r>
+        <w:rPr>
+          <w:lang w:val="hi_IN" w:bidi="hi_IN"/>
+        </w:rPr>
+        <w:t xml:space="preserve"> और </w:t>
+      </w:r>
+      <w:r>
+        <w:rPr>
+          <w:b/>
+          <w:lang w:val="hi_IN" w:bidi="hi_IN"/>
+        </w:rPr>
+        <w:t>मरे हुओं</w:t>
+      </w:r>
+      <w:r>
+        <w:rPr>
+          <w:lang w:val="hi_IN" w:bidi="hi_IN"/>
+        </w:rPr>
+        <w:t xml:space="preserve"> का एक साथ उपयोग सभी लोगों को सन्दर्भित करने के लिए किया गया है, चाहे वे न्याय के समय जीवित हों या मर चुके हों। वैकल्पिक अनुवाद: “जो अभी जीवित हैं और जो मर चुके हैं""</w:t>
+      </w:r>
+    </w:p>
+    <w:p>
+      <w:pPr/>
+      <w:r>
+        <w:rPr>
+          <w:lang w:val="hi_IN" w:bidi="hi_IN"/>
+        </w:rPr>
+      </w:r>
+      <w:r>
+        <w:rPr>
+          <w:lang w:val="hi_IN" w:bidi="hi_IN"/>
+        </w:rPr>
+        <w:t>देखें: मेरिस्म</w:t>
+      </w:r>
+      <w:r>
+        <w:rPr>
+          <w:lang w:val="hi_IN" w:bidi="hi_IN"/>
+        </w:rPr>
+      </w:r>
+      <w:r>
+        <w:rPr>
+          <w:lang w:val="hi_IN" w:bidi="hi_IN"/>
+        </w:rPr>
+      </w:r>
+    </w:p>
+    <w:p>
+      <w:pPr/>
+      <w:r>
+        <w:rPr>
+          <w:lang w:val="hi_IN" w:bidi="hi_IN"/>
+        </w:rPr>
+      </w:r>
+    </w:p>
+    <w:p>
+      <w:pPr>
+        <w:pStyle w:val="Heading2"/>
+      </w:pPr>
+      <w:r>
+        <w:rPr>
+          <w:lang w:val="hi_IN" w:bidi="hi_IN"/>
+        </w:rPr>
+        <w:t>2 तिमिथियुस 4:1 (#2)</w:t>
+      </w:r>
+      <w:r>
+        <w:rPr>
+          <w:lang w:val="hi_IN" w:bidi="hi_IN"/>
+        </w:rPr>
+      </w:r>
+    </w:p>
+    <w:p>
+      <w:pPr/>
+      <w:r>
+        <w:rPr>
+          <w:lang w:val="hi_IN" w:bidi="hi_IN"/>
+        </w:rPr>
+      </w:r>
+      <w:r>
+        <w:rPr>
+          <w:b/>
+          <w:lang w:val="hi_IN" w:bidi="hi_IN"/>
+        </w:rPr>
+        <w:t>"उसे उसके प्रगट होने, और राज्य को"</w:t>
+      </w:r>
+    </w:p>
+    <w:p>
+      <w:pPr/>
+      <w:r>
+        <w:rPr>
+          <w:lang w:val="hi_IN" w:bidi="hi_IN"/>
+        </w:rPr>
+      </w:r>
+      <w:r>
+        <w:rPr>
+          <w:lang w:val="hi_IN" w:bidi="hi_IN"/>
+        </w:rPr>
+        <w:t>"इसको दो प्रकार से समझा जा सकता है: (1) यदि पौलुस तीमुथियुस को शपथ के अधीन रख रहा है तो वह कह रहा है कि तीमुथियुस यदि शपथ से चूक जाए तो वह इन बातों का इनकार करेगा| वैकल्पिक अनुवाद: ""एक ऐसी शपथ से जो उतनी ही दृढ़ है जितनी कि मसीह के पुनः आगमन की और उसके राजा होकर राज करने की तेरी मनोकामना दृढ़ है"" (2) इस पद में पौलुस एक आज्ञा द�� रहा है तदोपरांत वह इन बातों का आग्रह करता है कि उसकी आज्ञा दृढ़ हो जाए| वैकल्पिक अनुवाद: ""उतना ही निश्चित है जितना कि मसीह का पुनः आगमन और राजा होकर राज करना"""</w:t>
+      </w:r>
+      <w:r>
+        <w:rPr>
+          <w:lang w:val="hi_IN" w:bidi="hi_IN"/>
+        </w:rPr>
+      </w:r>
+      <w:r>
+        <w:rPr>
+          <w:lang w:val="hi_IN" w:bidi="hi_IN"/>
+        </w:rPr>
+      </w:r>
+    </w:p>
+    <w:p>
+      <w:pPr/>
+      <w:r>
+        <w:rPr>
+          <w:lang w:val="hi_IN" w:bidi="hi_IN"/>
+        </w:rPr>
+      </w:r>
+    </w:p>
+    <w:p>
+      <w:pPr>
+        <w:pStyle w:val="Heading2"/>
+      </w:pPr>
+      <w:r>
+        <w:rPr>
+          <w:lang w:val="hi_IN" w:bidi="hi_IN"/>
+        </w:rPr>
         <w:t>2 तिमिथियुस 4:2 (#1)</w:t>
       </w:r>
       <w:r>
@@ -36518,6 +40421,350 @@
         <w:rPr>
           <w:lang w:val="hi_IN" w:bidi="hi_IN"/>
         </w:rPr>
+        <w:t>2 तिमिथियुस 4:2 (#3)</w:t>
+      </w:r>
+      <w:r>
+        <w:rPr>
+          <w:lang w:val="hi_IN" w:bidi="hi_IN"/>
+        </w:rPr>
+      </w:r>
+    </w:p>
+    <w:p>
+      <w:pPr/>
+      <w:r>
+        <w:rPr>
+          <w:lang w:val="hi_IN" w:bidi="hi_IN"/>
+        </w:rPr>
+      </w:r>
+      <w:r>
+        <w:rPr>
+          <w:b/>
+          <w:lang w:val="hi_IN" w:bidi="hi_IN"/>
+        </w:rPr>
+        <w:t>""</w:t>
+      </w:r>
+    </w:p>
+    <w:p>
+      <w:pPr/>
+      <w:r>
+        <w:rPr>
+          <w:lang w:val="hi_IN" w:bidi="hi_IN"/>
+        </w:rPr>
+      </w:r>
+      <w:r>
+        <w:rPr>
+          <w:lang w:val="hi_IN" w:bidi="hi_IN"/>
+        </w:rPr>
+        <w:t>"</w:t>
+      </w:r>
+      <w:r>
+        <w:rPr>
+          <w:b/>
+          <w:lang w:val="hi_IN" w:bidi="hi_IN"/>
+        </w:rPr>
+        <w:t>उलाहना</w:t>
+      </w:r>
+      <w:r>
+        <w:rPr>
+          <w:lang w:val="hi_IN" w:bidi="hi_IN"/>
+        </w:rPr>
+        <w:t xml:space="preserve"> देने की आज्ञा का अभिप्रेत अर्थ है, किसी ने कुछ अनुचित कार्य किया और सुधार की आवश्यकता में है तो यह कार्यवाही उसके लिए है| वैकल्पिक अनुवाद: ""जिन लोगों ने पाप किया है उन पर सुधार की कार्यवाही कर""</w:t>
+      </w:r>
+      <w:r>
+        <w:rPr>
+          <w:lang w:val="hi_IN" w:bidi="hi_IN"/>
+        </w:rPr>
+      </w:r>
+      <w:r>
+        <w:rPr>
+          <w:lang w:val="hi_IN" w:bidi="hi_IN"/>
+        </w:rPr>
+      </w:r>
+    </w:p>
+    <w:p>
+      <w:pPr/>
+      <w:r>
+        <w:rPr>
+          <w:lang w:val="hi_IN" w:bidi="hi_IN"/>
+        </w:rPr>
+      </w:r>
+    </w:p>
+    <w:p>
+      <w:pPr>
+        <w:pStyle w:val="Heading2"/>
+      </w:pPr>
+      <w:r>
+        <w:rPr>
+          <w:lang w:val="hi_IN" w:bidi="hi_IN"/>
+        </w:rPr>
+        <w:t>2 तिमिथियुस 4:2 (#4)</w:t>
+      </w:r>
+      <w:r>
+        <w:rPr>
+          <w:lang w:val="hi_IN" w:bidi="hi_IN"/>
+        </w:rPr>
+      </w:r>
+    </w:p>
+    <w:p>
+      <w:pPr/>
+      <w:r>
+        <w:rPr>
+          <w:lang w:val="hi_IN" w:bidi="hi_IN"/>
+        </w:rPr>
+      </w:r>
+      <w:r>
+        <w:rPr>
+          <w:b/>
+          <w:lang w:val="hi_IN" w:bidi="hi_IN"/>
+        </w:rPr>
+        <w:t>"सब प्रकार की सहनशीलता, शिक्षा के साथ"</w:t>
+      </w:r>
+      <w:r>
+        <w:rPr>
+          <w:lang w:val="hi_IN" w:bidi="hi_IN"/>
+        </w:rPr>
+        <w:t xml:space="preserve"> - </w:t>
+      </w:r>
+      <w:r>
+        <w:rPr>
+          <w:b/>
+          <w:lang w:val="hi_IN" w:bidi="hi_IN"/>
+        </w:rPr>
+        <w:t>"और समझा"</w:t>
+      </w:r>
+    </w:p>
+    <w:p>
+      <w:pPr/>
+      <w:r>
+        <w:rPr>
+          <w:lang w:val="hi_IN" w:bidi="hi_IN"/>
+        </w:rPr>
+      </w:r>
+      <w:r>
+        <w:rPr>
+          <w:lang w:val="hi_IN" w:bidi="hi_IN"/>
+        </w:rPr>
+        <w:t>पूरे धैर्य और शिक्षा के साथ प्रोत्साहित करें</w:t>
+      </w:r>
+      <w:r>
+        <w:rPr>
+          <w:lang w:val="hi_IN" w:bidi="hi_IN"/>
+        </w:rPr>
+      </w:r>
+      <w:r>
+        <w:rPr>
+          <w:lang w:val="hi_IN" w:bidi="hi_IN"/>
+        </w:rPr>
+      </w:r>
+    </w:p>
+    <w:p>
+      <w:pPr/>
+      <w:r>
+        <w:rPr>
+          <w:lang w:val="hi_IN" w:bidi="hi_IN"/>
+        </w:rPr>
+      </w:r>
+    </w:p>
+    <w:p>
+      <w:pPr>
+        <w:pStyle w:val="Heading2"/>
+      </w:pPr>
+      <w:r>
+        <w:rPr>
+          <w:lang w:val="hi_IN" w:bidi="hi_IN"/>
+        </w:rPr>
+        <w:t>2 तिमिथियुस 4:2 (#1)</w:t>
+      </w:r>
+      <w:r>
+        <w:rPr>
+          <w:lang w:val="hi_IN" w:bidi="hi_IN"/>
+        </w:rPr>
+      </w:r>
+    </w:p>
+    <w:p>
+      <w:pPr/>
+      <w:r>
+        <w:rPr>
+          <w:lang w:val="hi_IN" w:bidi="hi_IN"/>
+        </w:rPr>
+      </w:r>
+      <w:r>
+        <w:rPr>
+          <w:b/>
+          <w:lang w:val="hi_IN" w:bidi="hi_IN"/>
+        </w:rPr>
+        <w:t>"डाँट"</w:t>
+      </w:r>
+    </w:p>
+    <w:p>
+      <w:pPr/>
+      <w:r>
+        <w:rPr>
+          <w:lang w:val="hi_IN" w:bidi="hi_IN"/>
+        </w:rPr>
+      </w:r>
+      <w:r>
+        <w:rPr>
+          <w:lang w:val="hi_IN" w:bidi="hi_IN"/>
+        </w:rPr>
+        <w:t>"</w:t>
+      </w:r>
+      <w:r>
+        <w:rPr>
+          <w:b/>
+          <w:lang w:val="hi_IN" w:bidi="hi_IN"/>
+        </w:rPr>
+        <w:t>उलाहना</w:t>
+      </w:r>
+      <w:r>
+        <w:rPr>
+          <w:lang w:val="hi_IN" w:bidi="hi_IN"/>
+        </w:rPr>
+        <w:t xml:space="preserve"> शब्द का अर्थ है, किसी से कहना कि उसने गलत काम किया है और उसको चेतावनी देना कि ऐसा फिर न करे वैकल्पिक अनुवाद: ""उनसे कहना कि पाप न करें"""</w:t>
+      </w:r>
+      <w:r>
+        <w:rPr>
+          <w:lang w:val="hi_IN" w:bidi="hi_IN"/>
+        </w:rPr>
+      </w:r>
+      <w:r>
+        <w:rPr>
+          <w:lang w:val="hi_IN" w:bidi="hi_IN"/>
+        </w:rPr>
+      </w:r>
+    </w:p>
+    <w:p>
+      <w:pPr/>
+      <w:r>
+        <w:rPr>
+          <w:lang w:val="hi_IN" w:bidi="hi_IN"/>
+        </w:rPr>
+      </w:r>
+    </w:p>
+    <w:p>
+      <w:pPr>
+        <w:pStyle w:val="Heading2"/>
+      </w:pPr>
+      <w:r>
+        <w:rPr>
+          <w:lang w:val="hi_IN" w:bidi="hi_IN"/>
+        </w:rPr>
+        <w:t>2 तिमिथियुस 4:2 (#4)</w:t>
+      </w:r>
+      <w:r>
+        <w:rPr>
+          <w:lang w:val="hi_IN" w:bidi="hi_IN"/>
+        </w:rPr>
+      </w:r>
+    </w:p>
+    <w:p>
+      <w:pPr/>
+      <w:r>
+        <w:rPr>
+          <w:lang w:val="hi_IN" w:bidi="hi_IN"/>
+        </w:rPr>
+      </w:r>
+      <w:r>
+        <w:rPr>
+          <w:b/>
+          <w:lang w:val="hi_IN" w:bidi="hi_IN"/>
+        </w:rPr>
+        <w:t>"सब प्रकार की सहनशीलता, शिक्षा के साथ"</w:t>
+      </w:r>
+      <w:r>
+        <w:rPr>
+          <w:lang w:val="hi_IN" w:bidi="hi_IN"/>
+        </w:rPr>
+        <w:t xml:space="preserve"> - </w:t>
+      </w:r>
+      <w:r>
+        <w:rPr>
+          <w:b/>
+          <w:lang w:val="hi_IN" w:bidi="hi_IN"/>
+        </w:rPr>
+        <w:t>"और"</w:t>
+      </w:r>
+    </w:p>
+    <w:p>
+      <w:pPr/>
+      <w:r>
+        <w:rPr>
+          <w:lang w:val="hi_IN" w:bidi="hi_IN"/>
+        </w:rPr>
+      </w:r>
+      <w:r>
+        <w:rPr>
+          <w:lang w:val="hi_IN" w:bidi="hi_IN"/>
+        </w:rPr>
+        <w:t xml:space="preserve">"यहाँ </w:t>
+      </w:r>
+      <w:r>
+        <w:rPr>
+          <w:b/>
+          <w:lang w:val="hi_IN" w:bidi="hi_IN"/>
+        </w:rPr>
+        <w:t>सब</w:t>
+      </w:r>
+      <w:r>
+        <w:rPr>
+          <w:lang w:val="hi_IN" w:bidi="hi_IN"/>
+        </w:rPr>
+        <w:t xml:space="preserve"> का अर्थ दो में से एक हो सकता है: (1) तीमुथियुस को शिक्षा देते समय सदैव धीरज धरना है| वैकल्पिक अनुवाद: ""सदैव ही धीरज धरकर शिक्षा दे"" (2) </w:t>
+      </w:r>
+      <w:r>
+        <w:rPr>
+          <w:b/>
+          <w:lang w:val="hi_IN" w:bidi="hi_IN"/>
+        </w:rPr>
+        <w:t>सब</w:t>
+      </w:r>
+      <w:r>
+        <w:rPr>
+          <w:lang w:val="hi_IN" w:bidi="hi_IN"/>
+        </w:rPr>
+        <w:t xml:space="preserve"> शब्द बलाघात हेतु व्यापकता के लिए भी हो सकता है अर्थात तीमुथियुस को बहुत धीरजवन्त होना है| वैकल्पिक अनुवाद: ""बहुत सहनशीलता के द्वारा शिक्षा दे""</w:t>
+      </w:r>
+    </w:p>
+    <w:p>
+      <w:pPr/>
+      <w:r>
+        <w:rPr>
+          <w:lang w:val="hi_IN" w:bidi="hi_IN"/>
+        </w:rPr>
+      </w:r>
+      <w:r>
+        <w:rPr>
+          <w:lang w:val="hi_IN" w:bidi="hi_IN"/>
+        </w:rPr>
+        <w:t>देखें: अतिशयोक्ति</w:t>
+      </w:r>
+      <w:r>
+        <w:rPr>
+          <w:lang w:val="hi_IN" w:bidi="hi_IN"/>
+        </w:rPr>
+      </w:r>
+      <w:r>
+        <w:rPr>
+          <w:lang w:val="hi_IN" w:bidi="hi_IN"/>
+        </w:rPr>
+      </w:r>
+    </w:p>
+    <w:p>
+      <w:pPr/>
+      <w:r>
+        <w:rPr>
+          <w:lang w:val="hi_IN" w:bidi="hi_IN"/>
+        </w:rPr>
+      </w:r>
+    </w:p>
+    <w:p>
+      <w:pPr>
+        <w:pStyle w:val="Heading2"/>
+      </w:pPr>
+      <w:r>
+        <w:rPr>
+          <w:lang w:val="hi_IN" w:bidi="hi_IN"/>
+        </w:rPr>
         <w:t>2 तीमुथियुस 4:3 (#1)</w:t>
       </w:r>
       <w:r>
@@ -40801,6 +45048,94 @@
         <w:rPr>
           <w:lang w:val="hi_IN" w:bidi="hi_IN"/>
         </w:rPr>
+        <w:t>2 तिमिथियुस 4:8 (#3)</w:t>
+      </w:r>
+      <w:r>
+        <w:rPr>
+          <w:lang w:val="hi_IN" w:bidi="hi_IN"/>
+        </w:rPr>
+      </w:r>
+    </w:p>
+    <w:p>
+      <w:pPr/>
+      <w:r>
+        <w:rPr>
+          <w:lang w:val="hi_IN" w:bidi="hi_IN"/>
+        </w:rPr>
+      </w:r>
+      <w:r>
+        <w:rPr>
+          <w:b/>
+          <w:lang w:val="hi_IN" w:bidi="hi_IN"/>
+        </w:rPr>
+        <w:t>"वह मुकुट"</w:t>
+      </w:r>
+    </w:p>
+    <w:p>
+      <w:pPr/>
+      <w:r>
+        <w:rPr>
+          <w:lang w:val="hi_IN" w:bidi="hi_IN"/>
+        </w:rPr>
+      </w:r>
+      <w:r>
+        <w:rPr>
+          <w:lang w:val="hi_IN" w:bidi="hi_IN"/>
+        </w:rPr>
+        <w:t xml:space="preserve">"देखें कि आपने इसका अनुवाद </w:t>
+      </w:r>
+      <w:r>
+        <w:rPr>
+          <w:lang w:val="hi_IN" w:bidi="hi_IN"/>
+        </w:rPr>
+        <w:t>2:5</w:t>
+      </w:r>
+      <w:r>
+        <w:rPr>
+          <w:lang w:val="hi_IN" w:bidi="hi_IN"/>
+        </w:rPr>
+        <w:t xml:space="preserve"> में कैसे किया है| पौलुस जिस </w:t>
+      </w:r>
+      <w:r>
+        <w:rPr>
+          <w:b/>
+          <w:lang w:val="hi_IN" w:bidi="hi_IN"/>
+        </w:rPr>
+        <w:t>मुकुट</w:t>
+      </w:r>
+      <w:r>
+        <w:rPr>
+          <w:lang w:val="hi_IN" w:bidi="hi_IN"/>
+        </w:rPr>
+        <w:t xml:space="preserve"> को परमेश्वर प्रदत्त भावी प्रतिफल के उदहारण स्वरूप काम में ले रहा है वह खेल प्रतियोग्यताओं में विजेताओं को पहनाने वाला लॉरेल वृक्ष के पत्तों से बना एक मुकुट होता था| आप अपनी भाषा में उस शब्द को काम में ले सकते है जो किसी प्रतियोग्यता में विजेता को दिए जाने वाले पुरूस्कार को दर्शाता है|</w:t>
+      </w:r>
+      <w:r>
+        <w:rPr>
+          <w:lang w:val="hi_IN" w:bidi="hi_IN"/>
+        </w:rPr>
+      </w:r>
+      <w:r>
+        <w:rPr>
+          <w:lang w:val="hi_IN" w:bidi="hi_IN"/>
+        </w:rPr>
+      </w:r>
+    </w:p>
+    <w:p>
+      <w:pPr/>
+      <w:r>
+        <w:rPr>
+          <w:lang w:val="hi_IN" w:bidi="hi_IN"/>
+        </w:rPr>
+      </w:r>
+    </w:p>
+    <w:p>
+      <w:pPr>
+        <w:pStyle w:val="Heading2"/>
+      </w:pPr>
+      <w:r>
+        <w:rPr>
+          <w:lang w:val="hi_IN" w:bidi="hi_IN"/>
+        </w:rPr>
         <w:t>2 तिमिथियुस 4:9 (#2)</w:t>
       </w:r>
       <w:r>
@@ -40990,6 +45325,69 @@
         <w:rPr>
           <w:lang w:val="hi_IN" w:bidi="hi_IN"/>
         </w:rPr>
+        <w:t>2 तिमिथियुस 4:9 (#1)</w:t>
+      </w:r>
+      <w:r>
+        <w:rPr>
+          <w:lang w:val="hi_IN" w:bidi="hi_IN"/>
+        </w:rPr>
+      </w:r>
+    </w:p>
+    <w:p>
+      <w:pPr/>
+      <w:r>
+        <w:rPr>
+          <w:lang w:val="hi_IN" w:bidi="hi_IN"/>
+        </w:rPr>
+      </w:r>
+      <w:r>
+        <w:rPr>
+          <w:b/>
+          <w:lang w:val="hi_IN" w:bidi="hi_IN"/>
+        </w:rPr>
+        <w:t>""</w:t>
+      </w:r>
+    </w:p>
+    <w:p>
+      <w:pPr/>
+      <w:r>
+        <w:rPr>
+          <w:lang w:val="hi_IN" w:bidi="hi_IN"/>
+        </w:rPr>
+      </w:r>
+      <w:r>
+        <w:rPr>
+          <w:lang w:val="hi_IN" w:bidi="hi_IN"/>
+        </w:rPr>
+        <w:t>Connecting Statement:\n\nकनेक्टिंग स्टेटमेंट:</w:t>
+      </w:r>
+      <w:r>
+        <w:rPr>
+          <w:lang w:val="hi_IN" w:bidi="hi_IN"/>
+        </w:rPr>
+      </w:r>
+      <w:r>
+        <w:rPr>
+          <w:lang w:val="hi_IN" w:bidi="hi_IN"/>
+        </w:rPr>
+      </w:r>
+    </w:p>
+    <w:p>
+      <w:pPr/>
+      <w:r>
+        <w:rPr>
+          <w:lang w:val="hi_IN" w:bidi="hi_IN"/>
+        </w:rPr>
+      </w:r>
+    </w:p>
+    <w:p>
+      <w:pPr>
+        <w:pStyle w:val="Heading2"/>
+      </w:pPr>
+      <w:r>
+        <w:rPr>
+          <w:lang w:val="hi_IN" w:bidi="hi_IN"/>
+        </w:rPr>
         <w:t>2 तीमुथियुस 4:10 (#1)</w:t>
       </w:r>
       <w:r>
@@ -41845,6 +46243,102 @@
         <w:rPr>
           <w:lang w:val="hi_IN" w:bidi="hi_IN"/>
         </w:rPr>
+        <w:t>2 तिमिथियुस 4:11 (#1)</w:t>
+      </w:r>
+      <w:r>
+        <w:rPr>
+          <w:lang w:val="hi_IN" w:bidi="hi_IN"/>
+        </w:rPr>
+      </w:r>
+    </w:p>
+    <w:p>
+      <w:pPr/>
+      <w:r>
+        <w:rPr>
+          <w:lang w:val="hi_IN" w:bidi="hi_IN"/>
+        </w:rPr>
+      </w:r>
+      <w:r>
+        <w:rPr>
+          <w:b/>
+          <w:lang w:val="hi_IN" w:bidi="hi_IN"/>
+        </w:rPr>
+        <w:t>"लूका"</w:t>
+      </w:r>
+      <w:r>
+        <w:rPr>
+          <w:lang w:val="hi_IN" w:bidi="hi_IN"/>
+        </w:rPr>
+        <w:t xml:space="preserve"> - </w:t>
+      </w:r>
+      <w:r>
+        <w:rPr>
+          <w:b/>
+          <w:lang w:val="hi_IN" w:bidi="hi_IN"/>
+        </w:rPr>
+        <w:t>"मरकुस को"</w:t>
+      </w:r>
+    </w:p>
+    <w:p>
+      <w:pPr/>
+      <w:r>
+        <w:rPr>
+          <w:lang w:val="hi_IN" w:bidi="hi_IN"/>
+        </w:rPr>
+      </w:r>
+      <w:r>
+        <w:rPr>
+          <w:lang w:val="hi_IN" w:bidi="hi_IN"/>
+        </w:rPr>
+        <w:t>"ये सब पुरुषों के नाम हैं |</w:t>
+      </w:r>
+    </w:p>
+    <w:p>
+      <w:pPr/>
+      <w:r>
+        <w:rPr>
+          <w:lang w:val="hi_IN" w:bidi="hi_IN"/>
+        </w:rPr>
+      </w:r>
+      <w:r>
+        <w:rPr>
+          <w:lang w:val="hi_IN" w:bidi="hi_IN"/>
+        </w:rPr>
+        <w:t xml:space="preserve">देखें: </w:t>
+      </w:r>
+      <w:r>
+        <w:rPr>
+          <w:lang w:val="hi_IN" w:bidi="hi_IN"/>
+        </w:rPr>
+        <w:t>नामों का अनुवाद कैसे करें</w:t>
+      </w:r>
+      <w:r>
+        <w:rPr>
+          <w:lang w:val="hi_IN" w:bidi="hi_IN"/>
+        </w:rPr>
+      </w:r>
+      <w:r>
+        <w:rPr>
+          <w:lang w:val="hi_IN" w:bidi="hi_IN"/>
+        </w:rPr>
+      </w:r>
+    </w:p>
+    <w:p>
+      <w:pPr/>
+      <w:r>
+        <w:rPr>
+          <w:lang w:val="hi_IN" w:bidi="hi_IN"/>
+        </w:rPr>
+      </w:r>
+    </w:p>
+    <w:p>
+      <w:pPr>
+        <w:pStyle w:val="Heading2"/>
+      </w:pPr>
+      <w:r>
+        <w:rPr>
+          <w:lang w:val="hi_IN" w:bidi="hi_IN"/>
+        </w:rPr>
         <w:t>2 तीमुथियुस 4:12 (#1)</w:t>
       </w:r>
       <w:r>
@@ -42068,6 +46562,172 @@
         <w:rPr>
           <w:lang w:val="hi_IN" w:bidi="hi_IN"/>
         </w:rPr>
+        <w:t>2 तिमिथियुस 4:12 (#1)</w:t>
+      </w:r>
+      <w:r>
+        <w:rPr>
+          <w:lang w:val="hi_IN" w:bidi="hi_IN"/>
+        </w:rPr>
+      </w:r>
+    </w:p>
+    <w:p>
+      <w:pPr/>
+      <w:r>
+        <w:rPr>
+          <w:lang w:val="hi_IN" w:bidi="hi_IN"/>
+        </w:rPr>
+      </w:r>
+      <w:r>
+        <w:rPr>
+          <w:b/>
+          <w:lang w:val="hi_IN" w:bidi="hi_IN"/>
+        </w:rPr>
+        <w:t>"तुखिकुस"</w:t>
+      </w:r>
+    </w:p>
+    <w:p>
+      <w:pPr/>
+      <w:r>
+        <w:rPr>
+          <w:lang w:val="hi_IN" w:bidi="hi_IN"/>
+        </w:rPr>
+      </w:r>
+      <w:r>
+        <w:rPr>
+          <w:lang w:val="hi_IN" w:bidi="hi_IN"/>
+        </w:rPr>
+        <w:t>"यह एक पुरुष का नाम है|</w:t>
+      </w:r>
+    </w:p>
+    <w:p>
+      <w:pPr/>
+      <w:r>
+        <w:rPr>
+          <w:lang w:val="hi_IN" w:bidi="hi_IN"/>
+        </w:rPr>
+      </w:r>
+      <w:r>
+        <w:rPr>
+          <w:lang w:val="hi_IN" w:bidi="hi_IN"/>
+        </w:rPr>
+        <w:t xml:space="preserve">देखें: </w:t>
+      </w:r>
+      <w:r>
+        <w:rPr>
+          <w:lang w:val="hi_IN" w:bidi="hi_IN"/>
+        </w:rPr>
+        <w:t>नामों का अनुवाद कैसे करें</w:t>
+      </w:r>
+      <w:r>
+        <w:rPr>
+          <w:lang w:val="hi_IN" w:bidi="hi_IN"/>
+        </w:rPr>
+      </w:r>
+      <w:r>
+        <w:rPr>
+          <w:lang w:val="hi_IN" w:bidi="hi_IN"/>
+        </w:rPr>
+      </w:r>
+    </w:p>
+    <w:p>
+      <w:pPr/>
+      <w:r>
+        <w:rPr>
+          <w:lang w:val="hi_IN" w:bidi="hi_IN"/>
+        </w:rPr>
+      </w:r>
+    </w:p>
+    <w:p>
+      <w:pPr>
+        <w:pStyle w:val="Heading2"/>
+      </w:pPr>
+      <w:r>
+        <w:rPr>
+          <w:lang w:val="hi_IN" w:bidi="hi_IN"/>
+        </w:rPr>
+        <w:t>2 तिमिथियुस 4:12 (#3)</w:t>
+      </w:r>
+      <w:r>
+        <w:rPr>
+          <w:lang w:val="hi_IN" w:bidi="hi_IN"/>
+        </w:rPr>
+      </w:r>
+    </w:p>
+    <w:p>
+      <w:pPr/>
+      <w:r>
+        <w:rPr>
+          <w:lang w:val="hi_IN" w:bidi="hi_IN"/>
+        </w:rPr>
+      </w:r>
+      <w:r>
+        <w:rPr>
+          <w:b/>
+          <w:lang w:val="hi_IN" w:bidi="hi_IN"/>
+        </w:rPr>
+        <w:t>"इफिसुस"</w:t>
+      </w:r>
+    </w:p>
+    <w:p>
+      <w:pPr/>
+      <w:r>
+        <w:rPr>
+          <w:lang w:val="hi_IN" w:bidi="hi_IN"/>
+        </w:rPr>
+      </w:r>
+      <w:r>
+        <w:rPr>
+          <w:lang w:val="hi_IN" w:bidi="hi_IN"/>
+        </w:rPr>
+        <w:t>"यह एक नगर का नाम है| यह वह नगर है जहां पत्र प्राप्त करते समय तीमुथियुस निवास कर रहा है|</w:t>
+      </w:r>
+    </w:p>
+    <w:p>
+      <w:pPr/>
+      <w:r>
+        <w:rPr>
+          <w:lang w:val="hi_IN" w:bidi="hi_IN"/>
+        </w:rPr>
+      </w:r>
+      <w:r>
+        <w:rPr>
+          <w:lang w:val="hi_IN" w:bidi="hi_IN"/>
+        </w:rPr>
+        <w:t xml:space="preserve">देखें: </w:t>
+      </w:r>
+      <w:r>
+        <w:rPr>
+          <w:lang w:val="hi_IN" w:bidi="hi_IN"/>
+        </w:rPr>
+        <w:t>नामों का अनुवाद कैसे करें</w:t>
+      </w:r>
+      <w:r>
+        <w:rPr>
+          <w:lang w:val="hi_IN" w:bidi="hi_IN"/>
+        </w:rPr>
+      </w:r>
+      <w:r>
+        <w:rPr>
+          <w:lang w:val="hi_IN" w:bidi="hi_IN"/>
+        </w:rPr>
+      </w:r>
+    </w:p>
+    <w:p>
+      <w:pPr/>
+      <w:r>
+        <w:rPr>
+          <w:lang w:val="hi_IN" w:bidi="hi_IN"/>
+        </w:rPr>
+      </w:r>
+    </w:p>
+    <w:p>
+      <w:pPr>
+        <w:pStyle w:val="Heading2"/>
+      </w:pPr>
+      <w:r>
+        <w:rPr>
+          <w:lang w:val="hi_IN" w:bidi="hi_IN"/>
+        </w:rPr>
         <w:t>2 तिमिथियुस 4:13 (#1)</w:t>
       </w:r>
       <w:r>
@@ -42647,6 +47307,165 @@
         <w:rPr>
           <w:lang w:val="hi_IN" w:bidi="hi_IN"/>
         </w:rPr>
+        <w:t>2 तिमिथियुस 4:13 (#3)</w:t>
+      </w:r>
+      <w:r>
+        <w:rPr>
+          <w:lang w:val="hi_IN" w:bidi="hi_IN"/>
+        </w:rPr>
+      </w:r>
+    </w:p>
+    <w:p>
+      <w:pPr/>
+      <w:r>
+        <w:rPr>
+          <w:lang w:val="hi_IN" w:bidi="hi_IN"/>
+        </w:rPr>
+      </w:r>
+      <w:r>
+        <w:rPr>
+          <w:b/>
+          <w:lang w:val="hi_IN" w:bidi="hi_IN"/>
+        </w:rPr>
+        <w:t>"पुस्तकें"</w:t>
+      </w:r>
+    </w:p>
+    <w:p>
+      <w:pPr/>
+      <w:r>
+        <w:rPr>
+          <w:lang w:val="hi_IN" w:bidi="hi_IN"/>
+        </w:rPr>
+      </w:r>
+      <w:r>
+        <w:rPr>
+          <w:lang w:val="hi_IN" w:bidi="hi_IN"/>
+        </w:rPr>
+        <w:t>"</w:t>
+      </w:r>
+      <w:r>
+        <w:rPr>
+          <w:b/>
+          <w:lang w:val="hi_IN" w:bidi="hi_IN"/>
+        </w:rPr>
+        <w:t>पुस्तकें</w:t>
+      </w:r>
+      <w:r>
+        <w:rPr>
+          <w:lang w:val="hi_IN" w:bidi="hi_IN"/>
+        </w:rPr>
+        <w:t xml:space="preserve"> कुंडली ग्रंथों के सन्दर्भ में हैं| कुंडली ग्रन्थ पेपिरस घास या चमड़े से बनया गया छोटी चादर जैसा होता था जिसके ऊपर लिखने का काम किया जाता था| लिखने या पढने के बाद उसको लपेट कर रखा जाता था| उसके दोनों सिरों पर डंडियाँ लगी होती थीं। वैकल्पिक अनुवाद: ""लपेटने वाली पुस्तक""</w:t>
+      </w:r>
+      <w:r>
+        <w:rPr>
+          <w:lang w:val="hi_IN" w:bidi="hi_IN"/>
+        </w:rPr>
+      </w:r>
+      <w:r>
+        <w:rPr>
+          <w:lang w:val="hi_IN" w:bidi="hi_IN"/>
+        </w:rPr>
+      </w:r>
+    </w:p>
+    <w:p>
+      <w:pPr/>
+      <w:r>
+        <w:rPr>
+          <w:lang w:val="hi_IN" w:bidi="hi_IN"/>
+        </w:rPr>
+      </w:r>
+    </w:p>
+    <w:p>
+      <w:pPr>
+        <w:pStyle w:val="Heading2"/>
+      </w:pPr>
+      <w:r>
+        <w:rPr>
+          <w:lang w:val="hi_IN" w:bidi="hi_IN"/>
+        </w:rPr>
+        <w:t>2 तिमिथियुस 4:13 (#1)</w:t>
+      </w:r>
+      <w:r>
+        <w:rPr>
+          <w:lang w:val="hi_IN" w:bidi="hi_IN"/>
+        </w:rPr>
+      </w:r>
+    </w:p>
+    <w:p>
+      <w:pPr/>
+      <w:r>
+        <w:rPr>
+          <w:lang w:val="hi_IN" w:bidi="hi_IN"/>
+        </w:rPr>
+      </w:r>
+      <w:r>
+        <w:rPr>
+          <w:b/>
+          <w:lang w:val="hi_IN" w:bidi="hi_IN"/>
+        </w:rPr>
+        <w:t>"त्रोआस"</w:t>
+      </w:r>
+    </w:p>
+    <w:p>
+      <w:pPr/>
+      <w:r>
+        <w:rPr>
+          <w:lang w:val="hi_IN" w:bidi="hi_IN"/>
+        </w:rPr>
+      </w:r>
+      <w:r>
+        <w:rPr>
+          <w:lang w:val="hi_IN" w:bidi="hi_IN"/>
+        </w:rPr>
+        <w:t>"यह एक नगर का नाम है|</w:t>
+      </w:r>
+    </w:p>
+    <w:p>
+      <w:pPr/>
+      <w:r>
+        <w:rPr>
+          <w:lang w:val="hi_IN" w:bidi="hi_IN"/>
+        </w:rPr>
+      </w:r>
+      <w:r>
+        <w:rPr>
+          <w:lang w:val="hi_IN" w:bidi="hi_IN"/>
+        </w:rPr>
+        <w:t xml:space="preserve">देखें: </w:t>
+      </w:r>
+      <w:r>
+        <w:rPr>
+          <w:lang w:val="hi_IN" w:bidi="hi_IN"/>
+        </w:rPr>
+        <w:t>नामों का अनुवाद कैसे करें</w:t>
+      </w:r>
+      <w:r>
+        <w:rPr>
+          <w:lang w:val="hi_IN" w:bidi="hi_IN"/>
+        </w:rPr>
+      </w:r>
+      <w:r>
+        <w:rPr>
+          <w:lang w:val="hi_IN" w:bidi="hi_IN"/>
+        </w:rPr>
+      </w:r>
+    </w:p>
+    <w:p>
+      <w:pPr/>
+      <w:r>
+        <w:rPr>
+          <w:lang w:val="hi_IN" w:bidi="hi_IN"/>
+        </w:rPr>
+      </w:r>
+    </w:p>
+    <w:p>
+      <w:pPr>
+        <w:pStyle w:val="Heading2"/>
+      </w:pPr>
+      <w:r>
+        <w:rPr>
+          <w:lang w:val="hi_IN" w:bidi="hi_IN"/>
+        </w:rPr>
         <w:t>2 तिमिथियुस 4:14 (#1)</w:t>
       </w:r>
       <w:r>
@@ -43034,6 +47853,146 @@
         <w:rPr>
           <w:lang w:val="hi_IN" w:bidi="hi_IN"/>
         </w:rPr>
+        <w:t>2 तिमिथियुस 4:14 (#3)</w:t>
+      </w:r>
+      <w:r>
+        <w:rPr>
+          <w:lang w:val="hi_IN" w:bidi="hi_IN"/>
+        </w:rPr>
+      </w:r>
+    </w:p>
+    <w:p>
+      <w:pPr/>
+      <w:r>
+        <w:rPr>
+          <w:lang w:val="hi_IN" w:bidi="hi_IN"/>
+        </w:rPr>
+      </w:r>
+      <w:r>
+        <w:rPr>
+          <w:b/>
+          <w:lang w:val="hi_IN" w:bidi="hi_IN"/>
+        </w:rPr>
+        <w:t>""</w:t>
+      </w:r>
+    </w:p>
+    <w:p>
+      <w:pPr/>
+      <w:r>
+        <w:rPr>
+          <w:lang w:val="hi_IN" w:bidi="hi_IN"/>
+        </w:rPr>
+      </w:r>
+      <w:r>
+        <w:rPr>
+          <w:lang w:val="hi_IN" w:bidi="hi_IN"/>
+        </w:rPr>
+        <w:t>मुझे बहुत हानि पहुँचाई है</w:t>
+      </w:r>
+    </w:p>
+    <w:p>
+      <w:pPr/>
+      <w:r>
+        <w:rPr>
+          <w:lang w:val="hi_IN" w:bidi="hi_IN"/>
+        </w:rPr>
+      </w:r>
+      <w:r>
+        <w:rPr>
+          <w:lang w:val="hi_IN" w:bidi="hi_IN"/>
+        </w:rPr>
+        <w:t>देखें: रूपक</w:t>
+      </w:r>
+      <w:r>
+        <w:rPr>
+          <w:lang w:val="hi_IN" w:bidi="hi_IN"/>
+        </w:rPr>
+      </w:r>
+      <w:r>
+        <w:rPr>
+          <w:lang w:val="hi_IN" w:bidi="hi_IN"/>
+        </w:rPr>
+      </w:r>
+    </w:p>
+    <w:p>
+      <w:pPr/>
+      <w:r>
+        <w:rPr>
+          <w:lang w:val="hi_IN" w:bidi="hi_IN"/>
+        </w:rPr>
+      </w:r>
+    </w:p>
+    <w:p>
+      <w:pPr>
+        <w:pStyle w:val="Heading2"/>
+      </w:pPr>
+      <w:r>
+        <w:rPr>
+          <w:lang w:val="hi_IN" w:bidi="hi_IN"/>
+        </w:rPr>
+        <w:t>2 तिमिथियुस 4:14 (#5)</w:t>
+      </w:r>
+      <w:r>
+        <w:rPr>
+          <w:lang w:val="hi_IN" w:bidi="hi_IN"/>
+        </w:rPr>
+      </w:r>
+    </w:p>
+    <w:p>
+      <w:pPr/>
+      <w:r>
+        <w:rPr>
+          <w:lang w:val="hi_IN" w:bidi="hi_IN"/>
+        </w:rPr>
+      </w:r>
+      <w:r>
+        <w:rPr>
+          <w:b/>
+          <w:lang w:val="hi_IN" w:bidi="hi_IN"/>
+        </w:rPr>
+        <w:t>""</w:t>
+      </w:r>
+    </w:p>
+    <w:p>
+      <w:pPr/>
+      <w:r>
+        <w:rPr>
+          <w:lang w:val="hi_IN" w:bidi="hi_IN"/>
+        </w:rPr>
+      </w:r>
+      <w:r>
+        <w:rPr>
+          <w:lang w:val="hi_IN" w:bidi="hi_IN"/>
+        </w:rPr>
+        <w:t>उसे... उसका</w:t>
+      </w:r>
+      <w:r>
+        <w:rPr>
+          <w:lang w:val="hi_IN" w:bidi="hi_IN"/>
+        </w:rPr>
+      </w:r>
+      <w:r>
+        <w:rPr>
+          <w:lang w:val="hi_IN" w:bidi="hi_IN"/>
+        </w:rPr>
+      </w:r>
+    </w:p>
+    <w:p>
+      <w:pPr/>
+      <w:r>
+        <w:rPr>
+          <w:lang w:val="hi_IN" w:bidi="hi_IN"/>
+        </w:rPr>
+      </w:r>
+    </w:p>
+    <w:p>
+      <w:pPr>
+        <w:pStyle w:val="Heading2"/>
+      </w:pPr>
+      <w:r>
+        <w:rPr>
+          <w:lang w:val="hi_IN" w:bidi="hi_IN"/>
+        </w:rPr>
         <w:t>2 तीमुथियुस 4:15 (#1)</w:t>
       </w:r>
       <w:r>
@@ -43245,6 +48204,69 @@
         <w:rPr>
           <w:lang w:val="hi_IN" w:bidi="hi_IN"/>
         </w:rPr>
+        <w:t>2 तिमिथियुस 4:15 (#1)</w:t>
+      </w:r>
+      <w:r>
+        <w:rPr>
+          <w:lang w:val="hi_IN" w:bidi="hi_IN"/>
+        </w:rPr>
+      </w:r>
+    </w:p>
+    <w:p>
+      <w:pPr/>
+      <w:r>
+        <w:rPr>
+          <w:lang w:val="hi_IN" w:bidi="hi_IN"/>
+        </w:rPr>
+      </w:r>
+      <w:r>
+        <w:rPr>
+          <w:b/>
+          <w:lang w:val="hi_IN" w:bidi="hi_IN"/>
+        </w:rPr>
+        <w:t>""</w:t>
+      </w:r>
+    </w:p>
+    <w:p>
+      <w:pPr/>
+      <w:r>
+        <w:rPr>
+          <w:lang w:val="hi_IN" w:bidi="hi_IN"/>
+        </w:rPr>
+      </w:r>
+      <w:r>
+        <w:rPr>
+          <w:lang w:val="hi_IN" w:bidi="hi_IN"/>
+        </w:rPr>
+        <w:t>उसे... वह</w:t>
+      </w:r>
+      <w:r>
+        <w:rPr>
+          <w:lang w:val="hi_IN" w:bidi="hi_IN"/>
+        </w:rPr>
+      </w:r>
+      <w:r>
+        <w:rPr>
+          <w:lang w:val="hi_IN" w:bidi="hi_IN"/>
+        </w:rPr>
+      </w:r>
+    </w:p>
+    <w:p>
+      <w:pPr/>
+      <w:r>
+        <w:rPr>
+          <w:lang w:val="hi_IN" w:bidi="hi_IN"/>
+        </w:rPr>
+      </w:r>
+    </w:p>
+    <w:p>
+      <w:pPr>
+        <w:pStyle w:val="Heading2"/>
+      </w:pPr>
+      <w:r>
+        <w:rPr>
+          <w:lang w:val="hi_IN" w:bidi="hi_IN"/>
+        </w:rPr>
         <w:t>2 तिमिथियुस 4:16 (#1)</w:t>
       </w:r>
       <w:r>
@@ -45017,6 +50039,287 @@
         <w:rPr>
           <w:lang w:val="hi_IN" w:bidi="hi_IN"/>
         </w:rPr>
+        <w:t>2 तिमिथियुस 4:19 (#1)</w:t>
+      </w:r>
+      <w:r>
+        <w:rPr>
+          <w:lang w:val="hi_IN" w:bidi="hi_IN"/>
+        </w:rPr>
+      </w:r>
+    </w:p>
+    <w:p>
+      <w:pPr/>
+      <w:r>
+        <w:rPr>
+          <w:lang w:val="hi_IN" w:bidi="hi_IN"/>
+        </w:rPr>
+      </w:r>
+      <w:r>
+        <w:rPr>
+          <w:b/>
+          <w:lang w:val="hi_IN" w:bidi="hi_IN"/>
+        </w:rPr>
+        <w:t>""</w:t>
+      </w:r>
+    </w:p>
+    <w:p>
+      <w:pPr/>
+      <w:r>
+        <w:rPr>
+          <w:lang w:val="hi_IN" w:bidi="hi_IN"/>
+        </w:rPr>
+      </w:r>
+      <w:r>
+        <w:rPr>
+          <w:lang w:val="hi_IN" w:bidi="hi_IN"/>
+        </w:rPr>
+        <w:t xml:space="preserve">"देखें कि आपने इसका अनुवाद </w:t>
+      </w:r>
+      <w:r>
+        <w:rPr>
+          <w:lang w:val="hi_IN" w:bidi="hi_IN"/>
+        </w:rPr>
+        <w:t>1:16</w:t>
+      </w:r>
+      <w:r>
+        <w:rPr>
+          <w:lang w:val="hi_IN" w:bidi="hi_IN"/>
+        </w:rPr>
+        <w:t xml:space="preserve"> में कैसे किया है| यहाँ </w:t>
+      </w:r>
+      <w:r>
+        <w:rPr>
+          <w:b/>
+          <w:lang w:val="hi_IN" w:bidi="hi_IN"/>
+        </w:rPr>
+        <w:t>घराना</w:t>
+      </w:r>
+      <w:r>
+        <w:rPr>
+          <w:lang w:val="hi_IN" w:bidi="hi_IN"/>
+        </w:rPr>
+        <w:t xml:space="preserve"> </w:t>
+      </w:r>
+      <w:r>
+        <w:rPr>
+          <w:b/>
+          <w:lang w:val="hi_IN" w:bidi="hi_IN"/>
+        </w:rPr>
+        <w:t>उनेसिफुरुस</w:t>
+      </w:r>
+      <w:r>
+        <w:rPr>
+          <w:lang w:val="hi_IN" w:bidi="hi_IN"/>
+        </w:rPr>
+        <w:t>और उसके कुटुम्ब के सब सदस्यों के सन्दर्भ में है, संभवतः उसके सेवक-सेविकाएँ भी। वैकल्पिक अनुवाद: “उनेसिफुरुस और उसके साथ रहने वाले सब जन"" परिवार”</w:t>
+      </w:r>
+    </w:p>
+    <w:p>
+      <w:pPr/>
+      <w:r>
+        <w:rPr>
+          <w:lang w:val="hi_IN" w:bidi="hi_IN"/>
+        </w:rPr>
+      </w:r>
+      <w:r>
+        <w:rPr>
+          <w:lang w:val="hi_IN" w:bidi="hi_IN"/>
+        </w:rPr>
+        <w:t>देखें: प्रतिन्यास</w:t>
+      </w:r>
+      <w:r>
+        <w:rPr>
+          <w:lang w:val="hi_IN" w:bidi="hi_IN"/>
+        </w:rPr>
+      </w:r>
+      <w:r>
+        <w:rPr>
+          <w:lang w:val="hi_IN" w:bidi="hi_IN"/>
+        </w:rPr>
+      </w:r>
+    </w:p>
+    <w:p>
+      <w:pPr/>
+      <w:r>
+        <w:rPr>
+          <w:lang w:val="hi_IN" w:bidi="hi_IN"/>
+        </w:rPr>
+      </w:r>
+    </w:p>
+    <w:p>
+      <w:pPr>
+        <w:pStyle w:val="Heading2"/>
+      </w:pPr>
+      <w:r>
+        <w:rPr>
+          <w:lang w:val="hi_IN" w:bidi="hi_IN"/>
+        </w:rPr>
+        <w:t>2 तिमिथियुस 4:19 (#1)</w:t>
+      </w:r>
+      <w:r>
+        <w:rPr>
+          <w:lang w:val="hi_IN" w:bidi="hi_IN"/>
+        </w:rPr>
+      </w:r>
+    </w:p>
+    <w:p>
+      <w:pPr/>
+      <w:r>
+        <w:rPr>
+          <w:lang w:val="hi_IN" w:bidi="hi_IN"/>
+        </w:rPr>
+      </w:r>
+      <w:r>
+        <w:rPr>
+          <w:b/>
+          <w:lang w:val="hi_IN" w:bidi="hi_IN"/>
+        </w:rPr>
+        <w:t>"प्रिस्का"</w:t>
+      </w:r>
+    </w:p>
+    <w:p>
+      <w:pPr/>
+      <w:r>
+        <w:rPr>
+          <w:lang w:val="hi_IN" w:bidi="hi_IN"/>
+        </w:rPr>
+      </w:r>
+      <w:r>
+        <w:rPr>
+          <w:lang w:val="hi_IN" w:bidi="hi_IN"/>
+        </w:rPr>
+        <w:t>"यह एक स्त्री का नाम है|</w:t>
+      </w:r>
+    </w:p>
+    <w:p>
+      <w:pPr/>
+      <w:r>
+        <w:rPr>
+          <w:lang w:val="hi_IN" w:bidi="hi_IN"/>
+        </w:rPr>
+      </w:r>
+      <w:r>
+        <w:rPr>
+          <w:lang w:val="hi_IN" w:bidi="hi_IN"/>
+        </w:rPr>
+        <w:t xml:space="preserve">देखें: </w:t>
+      </w:r>
+      <w:r>
+        <w:rPr>
+          <w:lang w:val="hi_IN" w:bidi="hi_IN"/>
+        </w:rPr>
+        <w:t>नामों का अनुवाद कैसे करें</w:t>
+      </w:r>
+      <w:r>
+        <w:rPr>
+          <w:lang w:val="hi_IN" w:bidi="hi_IN"/>
+        </w:rPr>
+      </w:r>
+      <w:r>
+        <w:rPr>
+          <w:lang w:val="hi_IN" w:bidi="hi_IN"/>
+        </w:rPr>
+      </w:r>
+    </w:p>
+    <w:p>
+      <w:pPr/>
+      <w:r>
+        <w:rPr>
+          <w:lang w:val="hi_IN" w:bidi="hi_IN"/>
+        </w:rPr>
+      </w:r>
+    </w:p>
+    <w:p>
+      <w:pPr>
+        <w:pStyle w:val="Heading2"/>
+      </w:pPr>
+      <w:r>
+        <w:rPr>
+          <w:lang w:val="hi_IN" w:bidi="hi_IN"/>
+        </w:rPr>
+        <w:t>2 तिमिथियुस 4:19 (#2)</w:t>
+      </w:r>
+      <w:r>
+        <w:rPr>
+          <w:lang w:val="hi_IN" w:bidi="hi_IN"/>
+        </w:rPr>
+      </w:r>
+    </w:p>
+    <w:p>
+      <w:pPr/>
+      <w:r>
+        <w:rPr>
+          <w:lang w:val="hi_IN" w:bidi="hi_IN"/>
+        </w:rPr>
+      </w:r>
+      <w:r>
+        <w:rPr>
+          <w:b/>
+          <w:lang w:val="hi_IN" w:bidi="hi_IN"/>
+        </w:rPr>
+        <w:t>"अक्विला को"</w:t>
+      </w:r>
+    </w:p>
+    <w:p>
+      <w:pPr/>
+      <w:r>
+        <w:rPr>
+          <w:lang w:val="hi_IN" w:bidi="hi_IN"/>
+        </w:rPr>
+      </w:r>
+      <w:r>
+        <w:rPr>
+          <w:lang w:val="hi_IN" w:bidi="hi_IN"/>
+        </w:rPr>
+        <w:t>"यह एक पुरुष का नाम है|</w:t>
+      </w:r>
+    </w:p>
+    <w:p>
+      <w:pPr/>
+      <w:r>
+        <w:rPr>
+          <w:lang w:val="hi_IN" w:bidi="hi_IN"/>
+        </w:rPr>
+      </w:r>
+      <w:r>
+        <w:rPr>
+          <w:lang w:val="hi_IN" w:bidi="hi_IN"/>
+        </w:rPr>
+        <w:t xml:space="preserve">देखें: </w:t>
+      </w:r>
+      <w:r>
+        <w:rPr>
+          <w:lang w:val="hi_IN" w:bidi="hi_IN"/>
+        </w:rPr>
+        <w:t>नामों का अनुवाद कैसे करें</w:t>
+      </w:r>
+      <w:r>
+        <w:rPr>
+          <w:lang w:val="hi_IN" w:bidi="hi_IN"/>
+        </w:rPr>
+      </w:r>
+      <w:r>
+        <w:rPr>
+          <w:lang w:val="hi_IN" w:bidi="hi_IN"/>
+        </w:rPr>
+      </w:r>
+    </w:p>
+    <w:p>
+      <w:pPr/>
+      <w:r>
+        <w:rPr>
+          <w:lang w:val="hi_IN" w:bidi="hi_IN"/>
+        </w:rPr>
+      </w:r>
+    </w:p>
+    <w:p>
+      <w:pPr>
+        <w:pStyle w:val="Heading2"/>
+      </w:pPr>
+      <w:r>
+        <w:rPr>
+          <w:lang w:val="hi_IN" w:bidi="hi_IN"/>
+        </w:rPr>
         <w:t>2 तिमिथियुस 4:20 (#1)</w:t>
       </w:r>
       <w:r>
@@ -45165,6 +50468,172 @@
           <w:lang w:val="hi_IN" w:bidi="hi_IN"/>
         </w:rPr>
         <w:t>यह दक्षिणी इफिसुस में एक नगर का नाम है।</w:t>
+      </w:r>
+    </w:p>
+    <w:p>
+      <w:pPr/>
+      <w:r>
+        <w:rPr>
+          <w:lang w:val="hi_IN" w:bidi="hi_IN"/>
+        </w:rPr>
+      </w:r>
+      <w:r>
+        <w:rPr>
+          <w:lang w:val="hi_IN" w:bidi="hi_IN"/>
+        </w:rPr>
+        <w:t xml:space="preserve">देखें: </w:t>
+      </w:r>
+      <w:r>
+        <w:rPr>
+          <w:lang w:val="hi_IN" w:bidi="hi_IN"/>
+        </w:rPr>
+        <w:t>नामों का अनुवाद कैसे करें</w:t>
+      </w:r>
+      <w:r>
+        <w:rPr>
+          <w:lang w:val="hi_IN" w:bidi="hi_IN"/>
+        </w:rPr>
+      </w:r>
+      <w:r>
+        <w:rPr>
+          <w:lang w:val="hi_IN" w:bidi="hi_IN"/>
+        </w:rPr>
+      </w:r>
+    </w:p>
+    <w:p>
+      <w:pPr/>
+      <w:r>
+        <w:rPr>
+          <w:lang w:val="hi_IN" w:bidi="hi_IN"/>
+        </w:rPr>
+      </w:r>
+    </w:p>
+    <w:p>
+      <w:pPr>
+        <w:pStyle w:val="Heading2"/>
+      </w:pPr>
+      <w:r>
+        <w:rPr>
+          <w:lang w:val="hi_IN" w:bidi="hi_IN"/>
+        </w:rPr>
+        <w:t>2 तिमिथियुस 4:20 (#1)</w:t>
+      </w:r>
+      <w:r>
+        <w:rPr>
+          <w:lang w:val="hi_IN" w:bidi="hi_IN"/>
+        </w:rPr>
+      </w:r>
+    </w:p>
+    <w:p>
+      <w:pPr/>
+      <w:r>
+        <w:rPr>
+          <w:lang w:val="hi_IN" w:bidi="hi_IN"/>
+        </w:rPr>
+      </w:r>
+      <w:r>
+        <w:rPr>
+          <w:b/>
+          <w:lang w:val="hi_IN" w:bidi="hi_IN"/>
+        </w:rPr>
+        <w:t>"कुरिन्थुस"</w:t>
+      </w:r>
+    </w:p>
+    <w:p>
+      <w:pPr/>
+      <w:r>
+        <w:rPr>
+          <w:lang w:val="hi_IN" w:bidi="hi_IN"/>
+        </w:rPr>
+      </w:r>
+      <w:r>
+        <w:rPr>
+          <w:lang w:val="hi_IN" w:bidi="hi_IN"/>
+        </w:rPr>
+        <w:t>"यह एक नगर का नाम है|</w:t>
+      </w:r>
+    </w:p>
+    <w:p>
+      <w:pPr/>
+      <w:r>
+        <w:rPr>
+          <w:lang w:val="hi_IN" w:bidi="hi_IN"/>
+        </w:rPr>
+      </w:r>
+      <w:r>
+        <w:rPr>
+          <w:lang w:val="hi_IN" w:bidi="hi_IN"/>
+        </w:rPr>
+        <w:t xml:space="preserve">देखें: </w:t>
+      </w:r>
+      <w:r>
+        <w:rPr>
+          <w:lang w:val="hi_IN" w:bidi="hi_IN"/>
+        </w:rPr>
+        <w:t>नामों का अनुवाद कैसे करें</w:t>
+      </w:r>
+      <w:r>
+        <w:rPr>
+          <w:lang w:val="hi_IN" w:bidi="hi_IN"/>
+        </w:rPr>
+      </w:r>
+      <w:r>
+        <w:rPr>
+          <w:lang w:val="hi_IN" w:bidi="hi_IN"/>
+        </w:rPr>
+      </w:r>
+    </w:p>
+    <w:p>
+      <w:pPr/>
+      <w:r>
+        <w:rPr>
+          <w:lang w:val="hi_IN" w:bidi="hi_IN"/>
+        </w:rPr>
+      </w:r>
+    </w:p>
+    <w:p>
+      <w:pPr>
+        <w:pStyle w:val="Heading2"/>
+      </w:pPr>
+      <w:r>
+        <w:rPr>
+          <w:lang w:val="hi_IN" w:bidi="hi_IN"/>
+        </w:rPr>
+        <w:t>2 तिमिथियुस 4:20 (#2)</w:t>
+      </w:r>
+      <w:r>
+        <w:rPr>
+          <w:lang w:val="hi_IN" w:bidi="hi_IN"/>
+        </w:rPr>
+      </w:r>
+    </w:p>
+    <w:p>
+      <w:pPr/>
+      <w:r>
+        <w:rPr>
+          <w:lang w:val="hi_IN" w:bidi="hi_IN"/>
+        </w:rPr>
+      </w:r>
+      <w:r>
+        <w:rPr>
+          <w:b/>
+          <w:lang w:val="hi_IN" w:bidi="hi_IN"/>
+        </w:rPr>
+        <w:t>"कुरिन्थुस"</w:t>
+      </w:r>
+    </w:p>
+    <w:p>
+      <w:pPr/>
+      <w:r>
+        <w:rPr>
+          <w:lang w:val="hi_IN" w:bidi="hi_IN"/>
+        </w:rPr>
+      </w:r>
+      <w:r>
+        <w:rPr>
+          <w:lang w:val="hi_IN" w:bidi="hi_IN"/>
+        </w:rPr>
+        <w:t>"यह एक नगर का नाम है|</w:t>
       </w:r>
     </w:p>
     <w:p>
